--- a/courseware/threads-edition/LG-Claude AI Masterclass - Threads Edition.docx
+++ b/courseware/threads-edition/LG-Claude AI Masterclass - Threads Edition.docx
@@ -193,7 +193,7 @@
           <w:color w:val="1F6FEB"/>
           <w:sz w:val="24"/>
         </w:rPr>
-        <w:t>Version 5.2 · 27 October 2026</w:t>
+        <w:t>Version 6.0 · 28 October 2026</w:t>
       </w:r>
     </w:p>
     <w:p>
@@ -994,6 +994,64 @@
           </w:p>
         </w:tc>
       </w:tr>
+      <w:tr>
+        <w:tc>
+          <w:tcPr>
+            <w:tcW w:type="dxa" w:w="1152"/>
+          </w:tcPr>
+          <w:p>
+            <w:r/>
+            <w:r>
+              <w:rPr>
+                <w:sz w:val="19"/>
+              </w:rPr>
+              <w:t>6.0</w:t>
+            </w:r>
+          </w:p>
+        </w:tc>
+        <w:tc>
+          <w:tcPr>
+            <w:tcW w:type="dxa" w:w="1728"/>
+          </w:tcPr>
+          <w:p>
+            <w:r/>
+            <w:r>
+              <w:rPr>
+                <w:sz w:val="19"/>
+              </w:rPr>
+              <w:t>28 October 2026</w:t>
+            </w:r>
+          </w:p>
+        </w:tc>
+        <w:tc>
+          <w:tcPr>
+            <w:tcW w:type="dxa" w:w="4320"/>
+          </w:tcPr>
+          <w:p>
+            <w:r/>
+            <w:r>
+              <w:rPr>
+                <w:sz w:val="19"/>
+              </w:rPr>
+              <w:t>Rebuilt Topic 2 around learner feedback asking for more practical depth on Claude's tools and skills, with direct Claude examples in place of analogies. New slides and LG sections: tools vs skills, Claude's built-in tools, how Claude calls a tool, the Lab 4 tool-call trace, tool permissions, six everyday connector jobs, tool troubleshooting, data analysis with the code tool, the kinds of skill, the lumo-brand-voice SKILL.md, good and bad descriptions, a gallery of workplace skills and skill troubleshooting. Lab 4 adds Drive search and Gmail draft use cases and has Claude list its tool calls; Lab 5 opens with a survey analysis saved to Excel; Lab 6 uses the skill on supplied customer messages, then updates and retests it; Lab 7 opens a plugin's skills. New shared sample data: lumo-customer-messages.txt and the survey in Lab 5. The project-room analogy is replaced by where each part lives in the app. Timetable rebalanced: Topic 2 gains 30 minutes (Topic 1 theory 30 min, Lab 2 35, Topic 2 tools 40 and skills 15, Labs 4-6 35 each; Lab 8 35, Lab 9 25, recap 10).</w:t>
+            </w:r>
+          </w:p>
+        </w:tc>
+        <w:tc>
+          <w:tcPr>
+            <w:tcW w:type="dxa" w:w="1440"/>
+          </w:tcPr>
+          <w:p>
+            <w:r/>
+            <w:r>
+              <w:rPr>
+                <w:sz w:val="19"/>
+              </w:rPr>
+              <w:t>Dr. Alfred Ang</w:t>
+            </w:r>
+          </w:p>
+        </w:tc>
+      </w:tr>
     </w:tbl>
     <w:p>
       <w:r>
@@ -1029,7 +1087,7 @@
         </w:rPr>
         <w:t>Introduction</w:t>
         <w:tab/>
-        <w:t>5</w:t>
+        <w:t>6</w:t>
       </w:r>
     </w:p>
     <w:p>
@@ -1048,7 +1106,7 @@
         </w:rPr>
         <w:t>Course Learning Outcomes</w:t>
         <w:tab/>
-        <w:t>5</w:t>
+        <w:t>6</w:t>
       </w:r>
     </w:p>
     <w:p>
@@ -1067,7 +1125,7 @@
         </w:rPr>
         <w:t>Before You Start — Preparation</w:t>
         <w:tab/>
-        <w:t>6</w:t>
+        <w:t>7</w:t>
       </w:r>
     </w:p>
     <w:p>
@@ -1086,7 +1144,7 @@
         </w:rPr>
         <w:t>Working in a Claude Project</w:t>
         <w:tab/>
-        <w:t>12</w:t>
+        <w:t>13</w:t>
       </w:r>
     </w:p>
     <w:p>
@@ -1106,7 +1164,7 @@
         </w:rPr>
         <w:t>The lead agent and its threads</w:t>
         <w:tab/>
-        <w:t>12</w:t>
+        <w:t>13</w:t>
       </w:r>
     </w:p>
     <w:p>
@@ -1126,7 +1184,7 @@
         </w:rPr>
         <w:t>The parts of a project</w:t>
         <w:tab/>
-        <w:t>15</w:t>
+        <w:t>16</w:t>
       </w:r>
     </w:p>
     <w:p>
@@ -1146,7 +1204,7 @@
         </w:rPr>
         <w:t>Writing the goal</w:t>
         <w:tab/>
-        <w:t>17</w:t>
+        <w:t>18</w:t>
       </w:r>
     </w:p>
     <w:p>
@@ -1166,7 +1224,7 @@
         </w:rPr>
         <w:t>Writing project instructions</w:t>
         <w:tab/>
-        <w:t>17</w:t>
+        <w:t>18</w:t>
       </w:r>
     </w:p>
     <w:p>
@@ -1186,7 +1244,7 @@
         </w:rPr>
         <w:t>Adding context</w:t>
         <w:tab/>
-        <w:t>17</w:t>
+        <w:t>19</w:t>
       </w:r>
     </w:p>
     <w:p>
@@ -1206,7 +1264,7 @@
         </w:rPr>
         <w:t>Working with memory</w:t>
         <w:tab/>
-        <w:t>18</w:t>
+        <w:t>19</w:t>
       </w:r>
     </w:p>
     <w:p>
@@ -1226,7 +1284,7 @@
         </w:rPr>
         <w:t>Scheduling tasks</w:t>
         <w:tab/>
-        <w:t>18</w:t>
+        <w:t>20</w:t>
       </w:r>
     </w:p>
     <w:p>
@@ -1246,7 +1304,7 @@
         </w:rPr>
         <w:t>Project settings, models and environments</w:t>
         <w:tab/>
-        <w:t>19</w:t>
+        <w:t>20</w:t>
       </w:r>
     </w:p>
     <w:p>
@@ -1265,7 +1323,7 @@
         </w:rPr>
         <w:t>Topic 01 — Claude Projects and Market Research</w:t>
         <w:tab/>
-        <w:t>20</w:t>
+        <w:t>22</w:t>
       </w:r>
     </w:p>
     <w:p>
@@ -1285,7 +1343,7 @@
         </w:rPr>
         <w:t>The Claude family</w:t>
         <w:tab/>
-        <w:t>20</w:t>
+        <w:t>22</w:t>
       </w:r>
     </w:p>
     <w:p>
@@ -1305,7 +1363,7 @@
         </w:rPr>
         <w:t>Lab 1 — Set Up the Lumo Launch Project</w:t>
         <w:tab/>
-        <w:t>20</w:t>
+        <w:t>22</w:t>
       </w:r>
     </w:p>
     <w:p>
@@ -1325,7 +1383,7 @@
         </w:rPr>
         <w:t>Market research in parallel threads</w:t>
         <w:tab/>
-        <w:t>24</w:t>
+        <w:t>26</w:t>
       </w:r>
     </w:p>
     <w:p>
@@ -1345,7 +1403,7 @@
         </w:rPr>
         <w:t>Lab 2 — Run Market Research in Parallel Threads</w:t>
         <w:tab/>
-        <w:t>24</w:t>
+        <w:t>26</w:t>
       </w:r>
     </w:p>
     <w:p>
@@ -1365,7 +1423,7 @@
         </w:rPr>
         <w:t>Live Artefacts</w:t>
         <w:tab/>
-        <w:t>27</w:t>
+        <w:t>29</w:t>
       </w:r>
     </w:p>
     <w:p>
@@ -1385,7 +1443,7 @@
         </w:rPr>
         <w:t>Lab 3 — Build the Market Insights Live Artefact</w:t>
         <w:tab/>
-        <w:t>27</w:t>
+        <w:t>29</w:t>
       </w:r>
     </w:p>
     <w:p>
@@ -1404,7 +1462,7 @@
         </w:rPr>
         <w:t>Topic 02 — Connectors, Skills and Plugins</w:t>
         <w:tab/>
-        <w:t>32</w:t>
+        <w:t>34</w:t>
       </w:r>
     </w:p>
     <w:p>
@@ -1422,9 +1480,9 @@
           <w:color w:val="333333"/>
           <w:sz w:val="21"/>
         </w:rPr>
-        <w:t>Connectors and the context window</w:t>
+        <w:t>Tools and skills</w:t>
         <w:tab/>
-        <w:t>32</w:t>
+        <w:t>34</w:t>
       </w:r>
     </w:p>
     <w:p>
@@ -1442,9 +1500,9 @@
           <w:color w:val="333333"/>
           <w:sz w:val="21"/>
         </w:rPr>
-        <w:t>Lab 4 — Connect Google Drive and Gmail</w:t>
+        <w:t>Connectors and the context window</w:t>
         <w:tab/>
-        <w:t>34</w:t>
+        <w:t>36</w:t>
       </w:r>
     </w:p>
     <w:p>
@@ -1462,7 +1520,7 @@
           <w:color w:val="333333"/>
           <w:sz w:val="21"/>
         </w:rPr>
-        <w:t>Slides, Docs and built-in skills</w:t>
+        <w:t>Lab 4 — Connect Google Drive and Gmail</w:t>
         <w:tab/>
         <w:t>39</w:t>
       </w:r>
@@ -1482,9 +1540,9 @@
           <w:color w:val="333333"/>
           <w:sz w:val="21"/>
         </w:rPr>
-        <w:t>Lab 5 — Create the Launch Deck and Campaign Brief</w:t>
+        <w:t>Analysing data with Claude</w:t>
         <w:tab/>
-        <w:t>39</w:t>
+        <w:t>45</w:t>
       </w:r>
     </w:p>
     <w:p>
@@ -1502,9 +1560,9 @@
           <w:color w:val="333333"/>
           <w:sz w:val="21"/>
         </w:rPr>
-        <w:t>Agent Skills</w:t>
+        <w:t>Slides, Docs and built-in skills</w:t>
         <w:tab/>
-        <w:t>42</w:t>
+        <w:t>45</w:t>
       </w:r>
     </w:p>
     <w:p>
@@ -1522,9 +1580,9 @@
           <w:color w:val="333333"/>
           <w:sz w:val="21"/>
         </w:rPr>
-        <w:t>Lab 6 — Capture the Brand Voice as an Agent Skill</w:t>
+        <w:t>Lab 5 — Analyse the Survey, Then Build the Deck and Brief</w:t>
         <w:tab/>
-        <w:t>42</w:t>
+        <w:t>46</w:t>
       </w:r>
     </w:p>
     <w:p>
@@ -1542,9 +1600,9 @@
           <w:color w:val="333333"/>
           <w:sz w:val="21"/>
         </w:rPr>
-        <w:t>Skills, plugins and mods</w:t>
+        <w:t>Agent Skills</w:t>
         <w:tab/>
-        <w:t>46</w:t>
+        <w:t>50</w:t>
       </w:r>
     </w:p>
     <w:p>
@@ -1562,28 +1620,9 @@
           <w:color w:val="333333"/>
           <w:sz w:val="21"/>
         </w:rPr>
-        <w:t>Lab 7 — Add the Marketing Plugin and a Mod</w:t>
+        <w:t>Lab 6 — Capture the Brand Voice as an Agent Skill</w:t>
         <w:tab/>
-        <w:t>46</w:t>
-      </w:r>
-    </w:p>
-    <w:p>
-      <w:pPr>
-        <w:tabs>
-          <w:tab w:pos="9072" w:val="right" w:leader="dot"/>
-        </w:tabs>
-        <w:spacing w:after="60"/>
-      </w:pPr>
-      <w:r>
-        <w:rPr>
-          <w:rFonts w:ascii="Arial" w:hAnsi="Arial"/>
-          <w:b/>
-          <w:color w:val="333333"/>
-          <w:sz w:val="22"/>
-        </w:rPr>
-        <w:t>Topic 03 — Content Production and Scheduled Work</w:t>
-        <w:tab/>
-        <w:t>50</w:t>
+        <w:t>53</w:t>
       </w:r>
     </w:p>
     <w:p>
@@ -1601,9 +1640,9 @@
           <w:color w:val="333333"/>
           <w:sz w:val="21"/>
         </w:rPr>
-        <w:t>Social content in parallel threads</w:t>
+        <w:t>Skills, plugins and mods</w:t>
         <w:tab/>
-        <w:t>50</w:t>
+        <w:t>57</w:t>
       </w:r>
     </w:p>
     <w:p>
@@ -1621,9 +1660,28 @@
           <w:color w:val="333333"/>
           <w:sz w:val="21"/>
         </w:rPr>
-        <w:t>Lab 8 — Create and Schedule Social Posts in Parallel Threads</w:t>
+        <w:t>Lab 7 — Add the Marketing Plugin and a Mod</w:t>
         <w:tab/>
-        <w:t>50</w:t>
+        <w:t>57</w:t>
+      </w:r>
+    </w:p>
+    <w:p>
+      <w:pPr>
+        <w:tabs>
+          <w:tab w:pos="9072" w:val="right" w:leader="dot"/>
+        </w:tabs>
+        <w:spacing w:after="60"/>
+      </w:pPr>
+      <w:r>
+        <w:rPr>
+          <w:rFonts w:ascii="Arial" w:hAnsi="Arial"/>
+          <w:b/>
+          <w:color w:val="333333"/>
+          <w:sz w:val="22"/>
+        </w:rPr>
+        <w:t>Topic 03 — Content Production and Scheduled Work</w:t>
+        <w:tab/>
+        <w:t>61</w:t>
       </w:r>
     </w:p>
     <w:p>
@@ -1641,9 +1699,9 @@
           <w:color w:val="333333"/>
           <w:sz w:val="21"/>
         </w:rPr>
-        <w:t>The video pipeline</w:t>
+        <w:t>Social content in parallel threads</w:t>
         <w:tab/>
-        <w:t>55</w:t>
+        <w:t>61</w:t>
       </w:r>
     </w:p>
     <w:p>
@@ -1661,9 +1719,9 @@
           <w:color w:val="333333"/>
           <w:sz w:val="21"/>
         </w:rPr>
-        <w:t>Lab 9 — Produce a 15-Second Launch Video</w:t>
+        <w:t>Lab 8 — Create and Schedule Social Posts in Parallel Threads</w:t>
         <w:tab/>
-        <w:t>55</w:t>
+        <w:t>61</w:t>
       </w:r>
     </w:p>
     <w:p>
@@ -1681,9 +1739,9 @@
           <w:color w:val="333333"/>
           <w:sz w:val="21"/>
         </w:rPr>
-        <w:t>Scheduled tasks</w:t>
+        <w:t>The video pipeline</w:t>
         <w:tab/>
-        <w:t>58</w:t>
+        <w:t>66</w:t>
       </w:r>
     </w:p>
     <w:p>
@@ -1701,9 +1759,9 @@
           <w:color w:val="333333"/>
           <w:sz w:val="21"/>
         </w:rPr>
-        <w:t>Lab 10 — Schedule the Weekly Report and Review the Project</w:t>
+        <w:t>Lab 9 — Produce a 15-Second Launch Video</w:t>
         <w:tab/>
-        <w:t>58</w:t>
+        <w:t>66</w:t>
       </w:r>
     </w:p>
     <w:p>
@@ -1712,17 +1770,18 @@
           <w:tab w:pos="9072" w:val="right" w:leader="dot"/>
         </w:tabs>
         <w:spacing w:after="60"/>
+        <w:ind w:left="432"/>
       </w:pPr>
       <w:r>
         <w:rPr>
           <w:rFonts w:ascii="Arial" w:hAnsi="Arial"/>
-          <w:b/>
+          <w:b w:val="0"/>
           <w:color w:val="333333"/>
-          <w:sz w:val="22"/>
-        </w:rPr>
-        <w:t>Wrap-Up</w:t>
+          <w:sz w:val="21"/>
+        </w:rPr>
+        <w:t>Scheduled tasks</w:t>
         <w:tab/>
-        <w:t>61</w:t>
+        <w:t>69</w:t>
       </w:r>
     </w:p>
     <w:p>
@@ -1731,6 +1790,26 @@
           <w:tab w:pos="9072" w:val="right" w:leader="dot"/>
         </w:tabs>
         <w:spacing w:after="60"/>
+        <w:ind w:left="432"/>
+      </w:pPr>
+      <w:r>
+        <w:rPr>
+          <w:rFonts w:ascii="Arial" w:hAnsi="Arial"/>
+          <w:b w:val="0"/>
+          <w:color w:val="333333"/>
+          <w:sz w:val="21"/>
+        </w:rPr>
+        <w:t>Lab 10 — Schedule the Weekly Report and Review the Project</w:t>
+        <w:tab/>
+        <w:t>69</w:t>
+      </w:r>
+    </w:p>
+    <w:p>
+      <w:pPr>
+        <w:tabs>
+          <w:tab w:pos="9072" w:val="right" w:leader="dot"/>
+        </w:tabs>
+        <w:spacing w:after="60"/>
       </w:pPr>
       <w:r>
         <w:rPr>
@@ -1739,9 +1818,28 @@
           <w:color w:val="333333"/>
           <w:sz w:val="22"/>
         </w:rPr>
+        <w:t>Wrap-Up</w:t>
+        <w:tab/>
+        <w:t>72</w:t>
+      </w:r>
+    </w:p>
+    <w:p>
+      <w:pPr>
+        <w:tabs>
+          <w:tab w:pos="9072" w:val="right" w:leader="dot"/>
+        </w:tabs>
+        <w:spacing w:after="60"/>
+      </w:pPr>
+      <w:r>
+        <w:rPr>
+          <w:rFonts w:ascii="Arial" w:hAnsi="Arial"/>
+          <w:b/>
+          <w:color w:val="333333"/>
+          <w:sz w:val="22"/>
+        </w:rPr>
         <w:t>Glossary</w:t>
         <w:tab/>
-        <w:t>62</w:t>
+        <w:t>73</w:t>
       </w:r>
     </w:p>
     <w:p>
@@ -1902,7 +2000,7 @@
         <w:rPr>
           <w:b w:val="0"/>
         </w:rPr>
-        <w:t>LO4: Connect Google Drive and Gmail so Claude reads campaign files and sends an approved summary.</w:t>
+        <w:t>LO4: Connect Google Drive and Gmail and use their tools to reconcile, search, save and draft, sending only what you approve.</w:t>
       </w:r>
     </w:p>
     <w:p>
@@ -1913,7 +2011,7 @@
         <w:rPr>
           <w:b w:val="0"/>
         </w:rPr>
-        <w:t>LO5: Produce a launch deck and a campaign brief with Claude's Slides and Docs, using built-in skills.</w:t>
+        <w:t>LO5: Analyse survey data with Claude's code tool and Excel, and produce a launch deck and campaign brief with Slides and Docs using built-in skills.</w:t>
       </w:r>
     </w:p>
     <w:p>
@@ -1924,7 +2022,7 @@
         <w:rPr>
           <w:b w:val="0"/>
         </w:rPr>
-        <w:t>LO6: Capture a brand voice as an Agent Skill with /skill-creator, and install and use a marketing plugin.</w:t>
+        <w:t>LO6: Capture a brand voice as an Agent Skill with /skill-creator, use and update it on workplace messages, and install and use a marketing plugin.</w:t>
       </w:r>
     </w:p>
     <w:p>
@@ -4315,7 +4413,7 @@
         <w:rPr>
           <w:b w:val="0"/>
         </w:rPr>
-        <w:t>The project is the room; a session is one working day in it. A session is one conversation with Claude; a project is the workspace that holds many of them and loads the same set-up into each.</w:t>
+        <w:t>The project keeps the setup; a session does one piece of work inside it. A session is one conversation with Claude; a project is the workspace that holds many of them and loads the same set-up into each.</w:t>
       </w:r>
     </w:p>
     <w:tbl>
@@ -6349,7 +6447,7 @@
                 <w:b w:val="0"/>
                 <w:sz w:val="19"/>
               </w:rPr>
-              <w:t>Like the house rules pinned on the office wall.</w:t>
+              <w:t>If an output breaks a rule, fix the instruction here.</w:t>
             </w:r>
           </w:p>
         </w:tc>
@@ -6368,7 +6466,7 @@
                 <w:b w:val="0"/>
                 <w:sz w:val="19"/>
               </w:rPr>
-              <w:t>Like the reference binders on the office shelf.</w:t>
+              <w:t>If a fact in an output is wrong, fix or replace the file.</w:t>
             </w:r>
           </w:p>
         </w:tc>
@@ -7029,7 +7127,7 @@
           <w:color w:val="1F6FEB"/>
           <w:sz w:val="22"/>
         </w:rPr>
-        <w:t>An analogy: the project room</w:t>
+        <w:t>Where each part lives in Claude</w:t>
       </w:r>
     </w:p>
     <w:p>
@@ -7040,7 +7138,7 @@
         <w:rPr>
           <w:b w:val="0"/>
         </w:rPr>
-        <w:t>Picture the project as a room your team works in for the whole launch.</w:t>
+        <w:t>Every part of a project, where you click to find it, and the Lumo example.</w:t>
       </w:r>
     </w:p>
     <w:tbl>
@@ -7079,7 +7177,7 @@
                 <w:color w:val="FFFFFF"/>
                 <w:sz w:val="19"/>
               </w:rPr>
-              <w:t>In Claude</w:t>
+              <w:t>Part</w:t>
             </w:r>
           </w:p>
         </w:tc>
@@ -7100,7 +7198,7 @@
                 <w:color w:val="FFFFFF"/>
                 <w:sz w:val="19"/>
               </w:rPr>
-              <w:t>In the office</w:t>
+              <w:t>Where you find it in Claude</w:t>
             </w:r>
           </w:p>
         </w:tc>
@@ -7121,7 +7219,7 @@
                 <w:color w:val="FFFFFF"/>
                 <w:sz w:val="19"/>
               </w:rPr>
-              <w:t>What it means</w:t>
+              <w:t>What it does</w:t>
             </w:r>
           </w:p>
         </w:tc>
@@ -7185,7 +7283,7 @@
                 <w:b w:val="0"/>
                 <w:sz w:val="19"/>
               </w:rPr>
-              <w:t>The project room</w:t>
+              <w:t>Projects in the sidebar → the project</w:t>
             </w:r>
           </w:p>
         </w:tc>
@@ -7268,7 +7366,7 @@
                 <w:b w:val="0"/>
                 <w:sz w:val="19"/>
               </w:rPr>
-              <w:t>One working day in the room</w:t>
+              <w:t>A new conversation inside the project</w:t>
             </w:r>
           </w:p>
         </w:tc>
@@ -7288,7 +7386,7 @@
                 <w:b w:val="0"/>
                 <w:sz w:val="19"/>
               </w:rPr>
-              <w:t>Starts fresh; the room is still set up</w:t>
+              <w:t>Starts fresh; the setup still applies</w:t>
             </w:r>
           </w:p>
         </w:tc>
@@ -7351,7 +7449,7 @@
                 <w:b w:val="0"/>
                 <w:sz w:val="19"/>
               </w:rPr>
-              <w:t>The team lead</w:t>
+              <w:t>The project conversation you talk to</w:t>
             </w:r>
           </w:p>
         </w:tc>
@@ -7434,7 +7532,7 @@
                 <w:b w:val="0"/>
                 <w:sz w:val="19"/>
               </w:rPr>
-              <w:t>House rules on the wall</w:t>
+              <w:t>Project settings → Memory → instructions</w:t>
             </w:r>
           </w:p>
         </w:tc>
@@ -7517,7 +7615,7 @@
                 <w:b w:val="0"/>
                 <w:sz w:val="19"/>
               </w:rPr>
-              <w:t>Binders on the shelf</w:t>
+              <w:t>Added in Create project, or later</w:t>
             </w:r>
           </w:p>
         </w:tc>
@@ -7600,7 +7698,7 @@
                 <w:b w:val="0"/>
                 <w:sz w:val="19"/>
               </w:rPr>
-              <w:t>The team logbook</w:t>
+              <w:t>Project settings → Memory → memory files</w:t>
             </w:r>
           </w:p>
         </w:tc>
@@ -7681,7 +7779,7 @@
                 <w:b w:val="0"/>
                 <w:sz w:val="19"/>
               </w:rPr>
-              <w:t>The room's recurring calendar</w:t>
+              <w:t>Scheduled, inside the project</w:t>
             </w:r>
           </w:p>
         </w:tc>
@@ -15527,7 +15625,7 @@
         <w:rPr>
           <w:b w:val="0"/>
         </w:rPr>
-        <w:t>Google Drive and Gmail · the context window · Slides and Docs · Agent Skills · plugins and mods</w:t>
+        <w:t>Claude's tools · Drive and Gmail · tool calls · data analysis · the context window · Slides and Docs · Agent Skills · plugins and mods</w:t>
       </w:r>
     </w:p>
     <w:p>
@@ -15623,7 +15721,7 @@
                 <w:b/>
                 <w:sz w:val="19"/>
               </w:rPr>
-              <w:t>Connectors</w:t>
+              <w:t>Tools</w:t>
             </w:r>
           </w:p>
         </w:tc>
@@ -15642,7 +15740,7 @@
                 <w:b w:val="0"/>
                 <w:sz w:val="19"/>
               </w:rPr>
-              <w:t>Toggle Gmail, Drive and Calendar on from the + menu so Claude can reach data outside the chat.</w:t>
+              <w:t>What Claude can DO: search the web, run code, create files — and reach Drive or Gmail through a connector.</w:t>
             </w:r>
           </w:p>
         </w:tc>
@@ -15667,7 +15765,7 @@
                 <w:b/>
                 <w:sz w:val="19"/>
               </w:rPr>
-              <w:t>Scope the folder</w:t>
+              <w:t>Tool calls</w:t>
             </w:r>
           </w:p>
         </w:tc>
@@ -15687,7 +15785,7 @@
                 <w:b w:val="0"/>
                 <w:sz w:val="19"/>
               </w:rPr>
-              <w:t>Point Claude at one Drive folder for the task — not your whole Drive.</w:t>
+              <w:t>Each action shows as a step in Claude's reply. Click it to see the tool, its input and what came back.</w:t>
             </w:r>
           </w:p>
         </w:tc>
@@ -15711,7 +15809,7 @@
                 <w:b/>
                 <w:sz w:val="19"/>
               </w:rPr>
-              <w:t>Approval to send</w:t>
+              <w:t>Connectors and approval</w:t>
             </w:r>
           </w:p>
         </w:tc>
@@ -15730,7 +15828,7 @@
                 <w:b w:val="0"/>
                 <w:sz w:val="19"/>
               </w:rPr>
-              <w:t>Claude drafts, sends and replies in Gmail — sending asks for explicit approval by default.</w:t>
+              <w:t>Drive and Gmail add their own tools. Reading runs freely; sending an email waits for your approval.</w:t>
             </w:r>
           </w:p>
         </w:tc>
@@ -15755,7 +15853,7 @@
                 <w:b/>
                 <w:sz w:val="19"/>
               </w:rPr>
-              <w:t>Slides and Docs</w:t>
+              <w:t>Data analysis</w:t>
             </w:r>
           </w:p>
         </w:tc>
@@ -15775,7 +15873,7 @@
                 <w:b w:val="0"/>
                 <w:sz w:val="19"/>
               </w:rPr>
-              <w:t>Claude's own deck and document formats: shareable, editable, and downloadable as PowerPoint, Word or PDF.</w:t>
+              <w:t>Claude writes and runs code on your CSV or Excel file, so the numbers are calculated — and you can check the code.</w:t>
             </w:r>
           </w:p>
         </w:tc>
@@ -15799,7 +15897,7 @@
                 <w:b/>
                 <w:sz w:val="19"/>
               </w:rPr>
-              <w:t>Agent Skills</w:t>
+              <w:t>Skills</w:t>
             </w:r>
           </w:p>
         </w:tc>
@@ -15818,7 +15916,7 @@
                 <w:b w:val="0"/>
                 <w:sz w:val="19"/>
               </w:rPr>
-              <w:t>A folder of instructions Claude loads on demand, so a task runs the same way every time.</w:t>
+              <w:t>HOW Claude does a job: a SKILL.md of steps, rules and checks, loaded when your request matches its description.</w:t>
             </w:r>
           </w:p>
         </w:tc>
@@ -15843,7 +15941,7 @@
                 <w:b/>
                 <w:sz w:val="19"/>
               </w:rPr>
-              <w:t>/skill-creator</w:t>
+              <w:t>Built-in skills</w:t>
             </w:r>
           </w:p>
         </w:tc>
@@ -15863,7 +15961,7 @@
                 <w:b w:val="0"/>
                 <w:sz w:val="19"/>
               </w:rPr>
-              <w:t>Do the task once, verify the output, then let skill-creator write the SKILL.md for you.</w:t>
+              <w:t>pptx, xlsx and docx load by themselves when you ask for a deck, a workbook or a document.</w:t>
             </w:r>
           </w:p>
         </w:tc>
@@ -15887,7 +15985,7 @@
                 <w:b/>
                 <w:sz w:val="19"/>
               </w:rPr>
-              <w:t>Plugins</w:t>
+              <w:t>/skill-creator</w:t>
             </w:r>
           </w:p>
         </w:tc>
@@ -15906,7 +16004,7 @@
                 <w:b w:val="0"/>
                 <w:sz w:val="19"/>
               </w:rPr>
-              <w:t>A bundle somebody else packaged — several skills plus the tools they need, installed in one click.</w:t>
+              <w:t>Do the task once, verify it, save it as a skill — then use it, find the gaps and update it.</w:t>
             </w:r>
           </w:p>
         </w:tc>
@@ -15930,7 +16028,7 @@
                 <w:b/>
                 <w:sz w:val="19"/>
               </w:rPr>
-              <w:t>Mods</w:t>
+              <w:t>Plugins and mods</w:t>
             </w:r>
           </w:p>
         </w:tc>
@@ -15949,7 +16047,7 @@
                 <w:b w:val="0"/>
                 <w:sz w:val="19"/>
               </w:rPr>
-              <w:t>Changes to Claude's own interface or behaviour — a side panel, a status line, a slash command or a hook.</w:t>
+              <w:t>A plugin bundles skills and tools someone packaged. A mod changes Claude's own interface.</w:t>
             </w:r>
           </w:p>
         </w:tc>
@@ -15970,6 +16068,1057 @@
         <w:pStyle w:val="Heading2"/>
       </w:pPr>
       <w:r>
+        <w:t>Tools and skills</w:t>
+      </w:r>
+    </w:p>
+    <w:p>
+      <w:pPr>
+        <w:keepNext/>
+      </w:pPr>
+      <w:r>
+        <w:rPr>
+          <w:b w:val="0"/>
+        </w:rPr>
+        <w:t>Two words run through this topic. A tool is one action Claude can take; a skill is the know-how for a whole job, which tells Claude which tools to use and in what order.</w:t>
+      </w:r>
+    </w:p>
+    <w:tbl>
+      <w:tblPr>
+        <w:tblStyle w:val="TableGrid"/>
+        <w:tblW w:type="auto" w:w="0"/>
+        <w:jc w:val="center"/>
+        <w:tblLayout w:type="fixed"/>
+        <w:tblLook w:firstColumn="1" w:firstRow="1" w:lastColumn="0" w:lastRow="0" w:noHBand="0" w:noVBand="1" w:val="04A0"/>
+      </w:tblPr>
+      <w:tblGrid>
+        <w:gridCol w:w="4320"/>
+        <w:gridCol w:w="4320"/>
+      </w:tblGrid>
+      <w:tr>
+        <w:trPr>
+          <w:tblHeader w:val="true"/>
+          <w:cantSplit w:val="true"/>
+        </w:trPr>
+        <w:tc>
+          <w:tcPr>
+            <w:tcW w:type="dxa" w:w="4320"/>
+            <w:shd w:val="clear" w:color="auto" w:fill="1F6FEB"/>
+          </w:tcPr>
+          <w:p>
+            <w:pPr>
+              <w:keepNext/>
+              <w:spacing w:before="30" w:after="30"/>
+            </w:pPr>
+            <w:r/>
+            <w:r>
+              <w:rPr>
+                <w:b/>
+                <w:color w:val="FFFFFF"/>
+                <w:sz w:val="19"/>
+              </w:rPr>
+              <w:t>A tool — what Claude can DO</w:t>
+            </w:r>
+          </w:p>
+        </w:tc>
+        <w:tc>
+          <w:tcPr>
+            <w:tcW w:type="dxa" w:w="4320"/>
+            <w:shd w:val="clear" w:color="auto" w:fill="1F6FEB"/>
+          </w:tcPr>
+          <w:p>
+            <w:pPr>
+              <w:keepNext/>
+              <w:spacing w:before="30" w:after="30"/>
+            </w:pPr>
+            <w:r/>
+            <w:r>
+              <w:rPr>
+                <w:b/>
+                <w:color w:val="FFFFFF"/>
+                <w:sz w:val="19"/>
+              </w:rPr>
+              <w:t>A skill — HOW Claude does a job</w:t>
+            </w:r>
+          </w:p>
+        </w:tc>
+      </w:tr>
+      <w:tr>
+        <w:trPr>
+          <w:cantSplit w:val="true"/>
+        </w:trPr>
+        <w:tc>
+          <w:tcPr>
+            <w:tcW w:type="dxa" w:w="4320"/>
+          </w:tcPr>
+          <w:p>
+            <w:pPr>
+              <w:keepNext/>
+              <w:spacing w:before="30" w:after="30"/>
+            </w:pPr>
+            <w:r/>
+            <w:r>
+              <w:rPr>
+                <w:b w:val="0"/>
+                <w:sz w:val="19"/>
+              </w:rPr>
+              <w:t>One action: search, read, run code, create a file, send.</w:t>
+            </w:r>
+          </w:p>
+        </w:tc>
+        <w:tc>
+          <w:tcPr>
+            <w:tcW w:type="dxa" w:w="4320"/>
+          </w:tcPr>
+          <w:p>
+            <w:pPr>
+              <w:keepNext/>
+              <w:spacing w:before="30" w:after="30"/>
+            </w:pPr>
+            <w:r/>
+            <w:r>
+              <w:rPr>
+                <w:b w:val="0"/>
+                <w:sz w:val="19"/>
+              </w:rPr>
+              <w:t>A SKILL.md of steps, rules and checks for one kind of job.</w:t>
+            </w:r>
+          </w:p>
+        </w:tc>
+      </w:tr>
+      <w:tr>
+        <w:trPr>
+          <w:cantSplit w:val="true"/>
+        </w:trPr>
+        <w:tc>
+          <w:tcPr>
+            <w:tcW w:type="dxa" w:w="4320"/>
+            <w:shd w:val="clear" w:color="auto" w:fill="F3F5F8"/>
+          </w:tcPr>
+          <w:p>
+            <w:pPr>
+              <w:keepNext/>
+              <w:spacing w:before="30" w:after="30"/>
+            </w:pPr>
+            <w:r/>
+            <w:r>
+              <w:rPr>
+                <w:b w:val="0"/>
+                <w:sz w:val="19"/>
+              </w:rPr>
+              <w:t>Built in (web search, code, files) or added by a connector.</w:t>
+            </w:r>
+          </w:p>
+        </w:tc>
+        <w:tc>
+          <w:tcPr>
+            <w:tcW w:type="dxa" w:w="4320"/>
+            <w:shd w:val="clear" w:color="auto" w:fill="F3F5F8"/>
+          </w:tcPr>
+          <w:p>
+            <w:pPr>
+              <w:keepNext/>
+              <w:spacing w:before="30" w:after="30"/>
+            </w:pPr>
+            <w:r/>
+            <w:r>
+              <w:rPr>
+                <w:b w:val="0"/>
+                <w:sz w:val="19"/>
+              </w:rPr>
+              <w:t>Built in (pptx, xlsx), written by you, or from a plugin.</w:t>
+            </w:r>
+          </w:p>
+        </w:tc>
+      </w:tr>
+      <w:tr>
+        <w:trPr>
+          <w:cantSplit w:val="true"/>
+        </w:trPr>
+        <w:tc>
+          <w:tcPr>
+            <w:tcW w:type="dxa" w:w="4320"/>
+          </w:tcPr>
+          <w:p>
+            <w:pPr>
+              <w:keepNext/>
+              <w:spacing w:before="30" w:after="30"/>
+            </w:pPr>
+            <w:r/>
+            <w:r>
+              <w:rPr>
+                <w:b w:val="0"/>
+                <w:sz w:val="19"/>
+              </w:rPr>
+              <w:t>Claude picks one by matching your request to its description.</w:t>
+            </w:r>
+          </w:p>
+        </w:tc>
+        <w:tc>
+          <w:tcPr>
+            <w:tcW w:type="dxa" w:w="4320"/>
+          </w:tcPr>
+          <w:p>
+            <w:pPr>
+              <w:keepNext/>
+              <w:spacing w:before="30" w:after="30"/>
+            </w:pPr>
+            <w:r/>
+            <w:r>
+              <w:rPr>
+                <w:b w:val="0"/>
+                <w:sz w:val="19"/>
+              </w:rPr>
+              <w:t>Loads when your request matches its description.</w:t>
+            </w:r>
+          </w:p>
+        </w:tc>
+      </w:tr>
+      <w:tr>
+        <w:trPr>
+          <w:cantSplit w:val="true"/>
+        </w:trPr>
+        <w:tc>
+          <w:tcPr>
+            <w:tcW w:type="dxa" w:w="4320"/>
+            <w:shd w:val="clear" w:color="auto" w:fill="F3F5F8"/>
+          </w:tcPr>
+          <w:p>
+            <w:pPr>
+              <w:keepNext/>
+              <w:spacing w:before="30" w:after="30"/>
+            </w:pPr>
+            <w:r/>
+            <w:r>
+              <w:rPr>
+                <w:b w:val="0"/>
+                <w:sz w:val="19"/>
+              </w:rPr>
+              <w:t>Each call shows in the reply: the tool, its input, its result.</w:t>
+            </w:r>
+          </w:p>
+        </w:tc>
+        <w:tc>
+          <w:tcPr>
+            <w:tcW w:type="dxa" w:w="4320"/>
+            <w:shd w:val="clear" w:color="auto" w:fill="F3F5F8"/>
+          </w:tcPr>
+          <w:p>
+            <w:pPr>
+              <w:keepNext/>
+              <w:spacing w:before="30" w:after="30"/>
+            </w:pPr>
+            <w:r/>
+            <w:r>
+              <w:rPr>
+                <w:b w:val="0"/>
+                <w:sz w:val="19"/>
+              </w:rPr>
+              <w:t>Tells Claude which tools to use, in what order.</w:t>
+            </w:r>
+          </w:p>
+        </w:tc>
+      </w:tr>
+      <w:tr>
+        <w:trPr>
+          <w:cantSplit w:val="true"/>
+        </w:trPr>
+        <w:tc>
+          <w:tcPr>
+            <w:tcW w:type="dxa" w:w="4320"/>
+          </w:tcPr>
+          <w:p>
+            <w:pPr>
+              <w:spacing w:before="30" w:after="30"/>
+            </w:pPr>
+            <w:r/>
+            <w:r>
+              <w:rPr>
+                <w:b w:val="0"/>
+                <w:sz w:val="19"/>
+              </w:rPr>
+              <w:t>Lumo: Google Drive search_files finds the budget sheet.</w:t>
+            </w:r>
+          </w:p>
+        </w:tc>
+        <w:tc>
+          <w:tcPr>
+            <w:tcW w:type="dxa" w:w="4320"/>
+          </w:tcPr>
+          <w:p>
+            <w:pPr>
+              <w:spacing w:before="30" w:after="30"/>
+            </w:pPr>
+            <w:r/>
+            <w:r>
+              <w:rPr>
+                <w:b w:val="0"/>
+                <w:sz w:val="19"/>
+              </w:rPr>
+              <w:t>Lumo: lumo-brand-voice applies the rules to every post.</w:t>
+            </w:r>
+          </w:p>
+        </w:tc>
+      </w:tr>
+    </w:tbl>
+    <w:p>
+      <w:pPr>
+        <w:spacing w:after="0" w:before="0" w:line="120" w:lineRule="exact"/>
+      </w:pPr>
+      <w:r>
+        <w:rPr>
+          <w:sz w:val="12"/>
+        </w:rPr>
+      </w:r>
+    </w:p>
+    <w:p>
+      <w:pPr>
+        <w:keepNext/>
+        <w:spacing w:before="160" w:after="80"/>
+      </w:pPr>
+      <w:r>
+        <w:rPr>
+          <w:b/>
+          <w:color w:val="1F6FEB"/>
+          <w:sz w:val="22"/>
+        </w:rPr>
+        <w:t>Claude's built-in tools</w:t>
+      </w:r>
+    </w:p>
+    <w:p>
+      <w:pPr>
+        <w:keepNext/>
+      </w:pPr>
+      <w:r>
+        <w:rPr>
+          <w:b w:val="0"/>
+        </w:rPr>
+        <w:t>Claude can already do these before you connect anything:</w:t>
+      </w:r>
+    </w:p>
+    <w:tbl>
+      <w:tblPr>
+        <w:tblStyle w:val="TableGrid"/>
+        <w:tblW w:type="auto" w:w="0"/>
+        <w:jc w:val="center"/>
+        <w:tblLayout w:type="fixed"/>
+        <w:tblLook w:firstColumn="1" w:firstRow="1" w:lastColumn="0" w:lastRow="0" w:noHBand="0" w:noVBand="1" w:val="04A0"/>
+      </w:tblPr>
+      <w:tblGrid>
+        <w:gridCol w:w="2304"/>
+        <w:gridCol w:w="6336"/>
+      </w:tblGrid>
+      <w:tr>
+        <w:trPr>
+          <w:tblHeader w:val="true"/>
+          <w:cantSplit w:val="true"/>
+        </w:trPr>
+        <w:tc>
+          <w:tcPr>
+            <w:tcW w:type="dxa" w:w="2304"/>
+            <w:shd w:val="clear" w:color="auto" w:fill="1F6FEB"/>
+          </w:tcPr>
+          <w:p>
+            <w:pPr>
+              <w:keepNext/>
+              <w:spacing w:before="30" w:after="30"/>
+            </w:pPr>
+            <w:r/>
+            <w:r>
+              <w:rPr>
+                <w:b/>
+                <w:color w:val="FFFFFF"/>
+                <w:sz w:val="19"/>
+              </w:rPr>
+              <w:t>Tool</w:t>
+            </w:r>
+          </w:p>
+        </w:tc>
+        <w:tc>
+          <w:tcPr>
+            <w:tcW w:type="dxa" w:w="6336"/>
+            <w:shd w:val="clear" w:color="auto" w:fill="1F6FEB"/>
+          </w:tcPr>
+          <w:p>
+            <w:pPr>
+              <w:keepNext/>
+              <w:spacing w:before="30" w:after="30"/>
+            </w:pPr>
+            <w:r/>
+            <w:r>
+              <w:rPr>
+                <w:b/>
+                <w:color w:val="FFFFFF"/>
+                <w:sz w:val="19"/>
+              </w:rPr>
+              <w:t>What it does</w:t>
+            </w:r>
+          </w:p>
+        </w:tc>
+      </w:tr>
+      <w:tr>
+        <w:trPr>
+          <w:cantSplit w:val="true"/>
+        </w:trPr>
+        <w:tc>
+          <w:tcPr>
+            <w:tcW w:type="dxa" w:w="2304"/>
+          </w:tcPr>
+          <w:p>
+            <w:pPr>
+              <w:keepNext/>
+              <w:spacing w:before="30" w:after="30"/>
+            </w:pPr>
+            <w:r/>
+            <w:r>
+              <w:rPr>
+                <w:b/>
+                <w:sz w:val="19"/>
+              </w:rPr>
+              <w:t>Web search and fetch</w:t>
+            </w:r>
+          </w:p>
+        </w:tc>
+        <w:tc>
+          <w:tcPr>
+            <w:tcW w:type="dxa" w:w="6336"/>
+          </w:tcPr>
+          <w:p>
+            <w:pPr>
+              <w:keepNext/>
+              <w:spacing w:before="30" w:after="30"/>
+            </w:pPr>
+            <w:r/>
+            <w:r>
+              <w:rPr>
+                <w:b w:val="0"/>
+                <w:sz w:val="19"/>
+              </w:rPr>
+              <w:t>Finds and reads current web pages — competitor news, prices, trends — and cites them.</w:t>
+            </w:r>
+          </w:p>
+        </w:tc>
+      </w:tr>
+      <w:tr>
+        <w:trPr>
+          <w:cantSplit w:val="true"/>
+        </w:trPr>
+        <w:tc>
+          <w:tcPr>
+            <w:tcW w:type="dxa" w:w="2304"/>
+            <w:shd w:val="clear" w:color="auto" w:fill="F3F5F8"/>
+          </w:tcPr>
+          <w:p>
+            <w:pPr>
+              <w:keepNext/>
+              <w:spacing w:before="30" w:after="30"/>
+            </w:pPr>
+            <w:r/>
+            <w:r>
+              <w:rPr>
+                <w:b/>
+                <w:sz w:val="19"/>
+              </w:rPr>
+              <w:t>Code execution</w:t>
+            </w:r>
+          </w:p>
+        </w:tc>
+        <w:tc>
+          <w:tcPr>
+            <w:tcW w:type="dxa" w:w="6336"/>
+            <w:shd w:val="clear" w:color="auto" w:fill="F3F5F8"/>
+          </w:tcPr>
+          <w:p>
+            <w:pPr>
+              <w:keepNext/>
+              <w:spacing w:before="30" w:after="30"/>
+            </w:pPr>
+            <w:r/>
+            <w:r>
+              <w:rPr>
+                <w:b w:val="0"/>
+                <w:sz w:val="19"/>
+              </w:rPr>
+              <w:t>Writes and runs Python on your files: counts, tables, charts. Lab 3's dashboard, Lab 5's analysis and Lab 9's video.</w:t>
+            </w:r>
+          </w:p>
+        </w:tc>
+      </w:tr>
+      <w:tr>
+        <w:trPr>
+          <w:cantSplit w:val="true"/>
+        </w:trPr>
+        <w:tc>
+          <w:tcPr>
+            <w:tcW w:type="dxa" w:w="2304"/>
+          </w:tcPr>
+          <w:p>
+            <w:pPr>
+              <w:keepNext/>
+              <w:spacing w:before="30" w:after="30"/>
+            </w:pPr>
+            <w:r/>
+            <w:r>
+              <w:rPr>
+                <w:b/>
+                <w:sz w:val="19"/>
+              </w:rPr>
+              <w:t>File creation</w:t>
+            </w:r>
+          </w:p>
+        </w:tc>
+        <w:tc>
+          <w:tcPr>
+            <w:tcW w:type="dxa" w:w="6336"/>
+          </w:tcPr>
+          <w:p>
+            <w:pPr>
+              <w:keepNext/>
+              <w:spacing w:before="30" w:after="30"/>
+            </w:pPr>
+            <w:r/>
+            <w:r>
+              <w:rPr>
+                <w:b w:val="0"/>
+                <w:sz w:val="19"/>
+              </w:rPr>
+              <w:t>Makes real .xlsx, .pptx, .docx and .pdf files you download and open. Lab 5.</w:t>
+            </w:r>
+          </w:p>
+        </w:tc>
+      </w:tr>
+      <w:tr>
+        <w:trPr>
+          <w:cantSplit w:val="true"/>
+        </w:trPr>
+        <w:tc>
+          <w:tcPr>
+            <w:tcW w:type="dxa" w:w="2304"/>
+            <w:shd w:val="clear" w:color="auto" w:fill="F3F5F8"/>
+          </w:tcPr>
+          <w:p>
+            <w:pPr>
+              <w:keepNext/>
+              <w:spacing w:before="30" w:after="30"/>
+            </w:pPr>
+            <w:r/>
+            <w:r>
+              <w:rPr>
+                <w:b/>
+                <w:sz w:val="19"/>
+              </w:rPr>
+              <w:t>Artefacts</w:t>
+            </w:r>
+          </w:p>
+        </w:tc>
+        <w:tc>
+          <w:tcPr>
+            <w:tcW w:type="dxa" w:w="6336"/>
+            <w:shd w:val="clear" w:color="auto" w:fill="F3F5F8"/>
+          </w:tcPr>
+          <w:p>
+            <w:pPr>
+              <w:keepNext/>
+              <w:spacing w:before="30" w:after="30"/>
+            </w:pPr>
+            <w:r/>
+            <w:r>
+              <w:rPr>
+                <w:b w:val="0"/>
+                <w:sz w:val="19"/>
+              </w:rPr>
+              <w:t>Builds an interactive page — a dashboard, a tracker — that stays in your workspace. Lab 3.</w:t>
+            </w:r>
+          </w:p>
+        </w:tc>
+      </w:tr>
+      <w:tr>
+        <w:trPr>
+          <w:cantSplit w:val="true"/>
+        </w:trPr>
+        <w:tc>
+          <w:tcPr>
+            <w:tcW w:type="dxa" w:w="2304"/>
+          </w:tcPr>
+          <w:p>
+            <w:pPr>
+              <w:keepNext/>
+              <w:spacing w:before="30" w:after="30"/>
+            </w:pPr>
+            <w:r/>
+            <w:r>
+              <w:rPr>
+                <w:b/>
+                <w:sz w:val="19"/>
+              </w:rPr>
+              <w:t>Project files</w:t>
+            </w:r>
+          </w:p>
+        </w:tc>
+        <w:tc>
+          <w:tcPr>
+            <w:tcW w:type="dxa" w:w="6336"/>
+          </w:tcPr>
+          <w:p>
+            <w:pPr>
+              <w:keepNext/>
+              <w:spacing w:before="30" w:after="30"/>
+            </w:pPr>
+            <w:r/>
+            <w:r>
+              <w:rPr>
+                <w:b w:val="0"/>
+                <w:sz w:val="19"/>
+              </w:rPr>
+              <w:t>Reads the project's context and writes outputs to its files — the brief, the calendar. Every lab.</w:t>
+            </w:r>
+          </w:p>
+        </w:tc>
+      </w:tr>
+      <w:tr>
+        <w:trPr>
+          <w:cantSplit w:val="true"/>
+        </w:trPr>
+        <w:tc>
+          <w:tcPr>
+            <w:tcW w:type="dxa" w:w="2304"/>
+            <w:shd w:val="clear" w:color="auto" w:fill="F3F5F8"/>
+          </w:tcPr>
+          <w:p>
+            <w:pPr>
+              <w:spacing w:before="30" w:after="30"/>
+            </w:pPr>
+            <w:r/>
+            <w:r>
+              <w:rPr>
+                <w:b/>
+                <w:sz w:val="19"/>
+              </w:rPr>
+              <w:t>Connectors</w:t>
+            </w:r>
+          </w:p>
+        </w:tc>
+        <w:tc>
+          <w:tcPr>
+            <w:tcW w:type="dxa" w:w="6336"/>
+            <w:shd w:val="clear" w:color="auto" w:fill="F3F5F8"/>
+          </w:tcPr>
+          <w:p>
+            <w:pPr>
+              <w:spacing w:before="30" w:after="30"/>
+            </w:pPr>
+            <w:r/>
+            <w:r>
+              <w:rPr>
+                <w:b w:val="0"/>
+                <w:sz w:val="19"/>
+              </w:rPr>
+              <w:t>Add more tools from outside apps: Google Drive, Gmail, Calendar and others. Lab 4.</w:t>
+            </w:r>
+          </w:p>
+        </w:tc>
+      </w:tr>
+    </w:tbl>
+    <w:p>
+      <w:pPr>
+        <w:spacing w:after="0" w:before="0" w:line="120" w:lineRule="exact"/>
+      </w:pPr>
+      <w:r>
+        <w:rPr>
+          <w:sz w:val="12"/>
+        </w:rPr>
+      </w:r>
+    </w:p>
+    <w:p>
+      <w:pPr>
+        <w:keepNext/>
+        <w:spacing w:before="160" w:after="80"/>
+      </w:pPr>
+      <w:r>
+        <w:rPr>
+          <w:b/>
+          <w:color w:val="1F6FEB"/>
+          <w:sz w:val="22"/>
+        </w:rPr>
+        <w:t>How Claude uses a tool</w:t>
+      </w:r>
+    </w:p>
+    <w:p>
+      <w:pPr>
+        <w:spacing w:after="60"/>
+        <w:ind w:left="360" w:hanging="360"/>
+      </w:pPr>
+      <w:r>
+        <w:rPr>
+          <w:b/>
+          <w:color w:val="1F6FEB"/>
+        </w:rPr>
+        <w:t>1.</w:t>
+        <w:tab/>
+      </w:r>
+      <w:r>
+        <w:rPr>
+          <w:b/>
+        </w:rPr>
+        <w:t xml:space="preserve">You ask — </w:t>
+      </w:r>
+      <w:r>
+        <w:rPr>
+          <w:b w:val="0"/>
+        </w:rPr>
+        <w:t>“Compare the Drive budget with the brief.”</w:t>
+      </w:r>
+    </w:p>
+    <w:p>
+      <w:pPr>
+        <w:spacing w:after="60"/>
+        <w:ind w:left="360" w:hanging="360"/>
+      </w:pPr>
+      <w:r>
+        <w:rPr>
+          <w:b/>
+          <w:color w:val="1F6FEB"/>
+        </w:rPr>
+        <w:t>2.</w:t>
+        <w:tab/>
+      </w:r>
+      <w:r>
+        <w:rPr>
+          <w:b/>
+        </w:rPr>
+        <w:t xml:space="preserve">Claude picks a tool — </w:t>
+      </w:r>
+      <w:r>
+        <w:rPr>
+          <w:b w:val="0"/>
+        </w:rPr>
+        <w:t>It matches the job to each tool's description — here, Google Drive.</w:t>
+      </w:r>
+    </w:p>
+    <w:p>
+      <w:pPr>
+        <w:spacing w:after="60"/>
+        <w:ind w:left="360" w:hanging="360"/>
+      </w:pPr>
+      <w:r>
+        <w:rPr>
+          <w:b/>
+          <w:color w:val="1F6FEB"/>
+        </w:rPr>
+        <w:t>3.</w:t>
+        <w:tab/>
+      </w:r>
+      <w:r>
+        <w:rPr>
+          <w:b/>
+        </w:rPr>
+        <w:t xml:space="preserve">It calls the tool — </w:t>
+      </w:r>
+      <w:r>
+        <w:rPr>
+          <w:b w:val="0"/>
+        </w:rPr>
+        <w:t>With inputs it chooses: search_files, query “Lumo Launch”.</w:t>
+      </w:r>
+    </w:p>
+    <w:p>
+      <w:pPr>
+        <w:spacing w:after="60"/>
+        <w:ind w:left="360" w:hanging="360"/>
+      </w:pPr>
+      <w:r>
+        <w:rPr>
+          <w:b/>
+          <w:color w:val="1F6FEB"/>
+        </w:rPr>
+        <w:t>4.</w:t>
+        <w:tab/>
+      </w:r>
+      <w:r>
+        <w:rPr>
+          <w:b/>
+        </w:rPr>
+        <w:t xml:space="preserve">It reads the result — </w:t>
+      </w:r>
+      <w:r>
+        <w:rPr>
+          <w:b w:val="0"/>
+        </w:rPr>
+        <w:t>Two CSV files come back — so it calls read_file_content next.</w:t>
+      </w:r>
+    </w:p>
+    <w:p>
+      <w:pPr>
+        <w:spacing w:after="60"/>
+        <w:ind w:left="360" w:hanging="360"/>
+      </w:pPr>
+      <w:r>
+        <w:rPr>
+          <w:b/>
+          <w:color w:val="1F6FEB"/>
+        </w:rPr>
+        <w:t>5.</w:t>
+        <w:tab/>
+      </w:r>
+      <w:r>
+        <w:rPr>
+          <w:b/>
+        </w:rPr>
+        <w:t xml:space="preserve">It answers, or asks — </w:t>
+      </w:r>
+      <w:r>
+        <w:rPr>
+          <w:b w:val="0"/>
+        </w:rPr>
+        <w:t>Reading just runs. Sending an email waits for your approval.</w:t>
+      </w:r>
+    </w:p>
+    <w:p>
+      <w:pPr>
+        <w:keepNext/>
+      </w:pPr>
+      <w:r>
+        <w:rPr>
+          <w:b w:val="0"/>
+        </w:rPr>
+        <w:t>Every tool call appears as a step in Claude's reply. Click it to see the tool, what Claude passed in and what came back. These are the calls behind Lab 4, Block 1:</w:t>
+      </w:r>
+    </w:p>
+    <w:tbl>
+      <w:tblPr>
+        <w:tblStyle w:val="TableGrid"/>
+        <w:tblW w:type="auto" w:w="0"/>
+        <w:jc w:val="center"/>
+        <w:tblLayout w:type="fixed"/>
+        <w:tblLook w:firstColumn="1" w:firstRow="1" w:lastColumn="0" w:lastRow="0" w:noHBand="0" w:noVBand="1" w:val="04A0"/>
+      </w:tblPr>
+      <w:tblGrid>
+        <w:gridCol w:w="8640"/>
+      </w:tblGrid>
+      <w:tr>
+        <w:trPr>
+          <w:cantSplit w:val="true"/>
+        </w:trPr>
+        <w:tc>
+          <w:tcPr>
+            <w:tcW w:type="dxa" w:w="8640"/>
+            <w:shd w:val="clear" w:color="auto" w:fill="FBF3EF"/>
+          </w:tcPr>
+          <w:p>
+            <w:pPr>
+              <w:keepNext/>
+              <w:spacing w:after="60"/>
+            </w:pPr>
+            <w:r>
+              <w:rPr>
+                <w:b/>
+                <w:color w:val="D97757"/>
+                <w:sz w:val="17"/>
+              </w:rPr>
+              <w:t>WHAT CLAUDE DID — the tool calls behind Lab 4, Block 1</w:t>
+            </w:r>
+          </w:p>
+          <w:p>
+            <w:pPr>
+              <w:keepNext/>
+              <w:spacing w:after="0"/>
+            </w:pPr>
+            <w:r>
+              <w:rPr>
+                <w:rFonts w:ascii="Courier New" w:hAnsi="Courier New"/>
+                <w:color w:val="111827"/>
+                <w:sz w:val="19"/>
+              </w:rPr>
+              <w:t>1. Google Drive · search_files("Lumo Launch")</w:t>
+            </w:r>
+          </w:p>
+          <w:p>
+            <w:pPr>
+              <w:keepNext/>
+              <w:spacing w:after="0"/>
+            </w:pPr>
+            <w:r>
+              <w:rPr>
+                <w:rFonts w:ascii="Courier New" w:hAnsi="Courier New"/>
+                <w:color w:val="111827"/>
+                <w:sz w:val="19"/>
+              </w:rPr>
+              <w:t xml:space="preserve">   → 1 folder with 2 CSV files</w:t>
+            </w:r>
+          </w:p>
+          <w:p>
+            <w:pPr>
+              <w:keepNext/>
+              <w:spacing w:after="0"/>
+            </w:pPr>
+            <w:r>
+              <w:rPr>
+                <w:rFonts w:ascii="Courier New" w:hAnsi="Courier New"/>
+                <w:color w:val="111827"/>
+                <w:sz w:val="19"/>
+              </w:rPr>
+              <w:t>2. Google Drive · read_file_content(lumo-launch-budget.csv)</w:t>
+            </w:r>
+          </w:p>
+          <w:p>
+            <w:pPr>
+              <w:keepNext/>
+              <w:spacing w:after="0"/>
+            </w:pPr>
+            <w:r>
+              <w:rPr>
+                <w:rFonts w:ascii="Courier New" w:hAnsi="Courier New"/>
+                <w:color w:val="111827"/>
+                <w:sz w:val="19"/>
+              </w:rPr>
+              <w:t xml:space="preserve">   → 5 lines, total S$60,000</w:t>
+            </w:r>
+          </w:p>
+          <w:p>
+            <w:pPr>
+              <w:keepNext/>
+              <w:spacing w:after="0"/>
+            </w:pPr>
+            <w:r>
+              <w:rPr>
+                <w:rFonts w:ascii="Courier New" w:hAnsi="Courier New"/>
+                <w:color w:val="111827"/>
+                <w:sz w:val="19"/>
+              </w:rPr>
+              <w:t>3. Google Drive · read_file_content(lumo-launch-timeline.csv)</w:t>
+            </w:r>
+          </w:p>
+          <w:p>
+            <w:pPr>
+              <w:keepNext/>
+              <w:spacing w:after="0"/>
+            </w:pPr>
+            <w:r>
+              <w:rPr>
+                <w:rFonts w:ascii="Courier New" w:hAnsi="Courier New"/>
+                <w:color w:val="111827"/>
+                <w:sz w:val="19"/>
+              </w:rPr>
+              <w:t xml:space="preserve">   → 11 milestones; the next is 30 October</w:t>
+            </w:r>
+          </w:p>
+          <w:p>
+            <w:pPr>
+              <w:keepNext/>
+              <w:spacing w:after="0"/>
+            </w:pPr>
+            <w:r>
+              <w:rPr>
+                <w:rFonts w:ascii="Courier New" w:hAnsi="Courier New"/>
+                <w:color w:val="111827"/>
+                <w:sz w:val="19"/>
+              </w:rPr>
+              <w:t>4. Project file · read(lumo-launch-brief.md)</w:t>
+            </w:r>
+          </w:p>
+          <w:p>
+            <w:pPr>
+              <w:keepNext/>
+              <w:spacing w:after="0"/>
+            </w:pPr>
+            <w:r>
+              <w:rPr>
+                <w:rFonts w:ascii="Courier New" w:hAnsi="Courier New"/>
+                <w:color w:val="111827"/>
+                <w:sz w:val="19"/>
+              </w:rPr>
+              <w:t xml:space="preserve">   → budget table, total S$60,000</w:t>
+            </w:r>
+          </w:p>
+          <w:p>
+            <w:pPr>
+              <w:keepNext/>
+              <w:spacing w:after="0"/>
+            </w:pPr>
+            <w:r>
+              <w:rPr>
+                <w:rFonts w:ascii="Courier New" w:hAnsi="Courier New"/>
+                <w:color w:val="111827"/>
+                <w:sz w:val="19"/>
+              </w:rPr>
+              <w:t xml:space="preserve">   Claude compares the two → 2 lines disagree</w:t>
+            </w:r>
+          </w:p>
+          <w:p>
+            <w:pPr>
+              <w:keepNext/>
+              <w:spacing w:after="0"/>
+            </w:pPr>
+            <w:r>
+              <w:rPr>
+                <w:rFonts w:ascii="Courier New" w:hAnsi="Courier New"/>
+                <w:color w:val="111827"/>
+                <w:sz w:val="19"/>
+              </w:rPr>
+              <w:t>5. Google Drive · create_file(lumo-research-brief.docx)</w:t>
+            </w:r>
+          </w:p>
+          <w:p>
+            <w:pPr>
+              <w:keepNext/>
+              <w:spacing w:after="0"/>
+            </w:pPr>
+            <w:r>
+              <w:rPr>
+                <w:rFonts w:ascii="Courier New" w:hAnsi="Courier New"/>
+                <w:color w:val="111827"/>
+                <w:sz w:val="19"/>
+              </w:rPr>
+              <w:t>6. Gmail · create_draft("Lumo launch - research and budget check")</w:t>
+            </w:r>
+          </w:p>
+          <w:p>
+            <w:pPr>
+              <w:keepNext/>
+              <w:spacing w:after="80"/>
+            </w:pPr>
+            <w:r>
+              <w:rPr>
+                <w:rFonts w:ascii="Courier New" w:hAnsi="Courier New"/>
+                <w:color w:val="111827"/>
+                <w:sz w:val="19"/>
+              </w:rPr>
+              <w:t>7. Gmail · send_message → waits for your approval</w:t>
+            </w:r>
+          </w:p>
+        </w:tc>
+      </w:tr>
+    </w:tbl>
+    <w:p>
+      <w:pPr>
+        <w:spacing w:after="0" w:before="0" w:line="120" w:lineRule="exact"/>
+      </w:pPr>
+      <w:r>
+        <w:rPr>
+          <w:sz w:val="12"/>
+        </w:rPr>
+      </w:r>
+    </w:p>
+    <w:p>
+      <w:r>
+        <w:rPr>
+          <w:b/>
+          <w:color w:val="1F6FEB"/>
+        </w:rPr>
+        <w:t xml:space="preserve">Note: </w:t>
+      </w:r>
+      <w:r>
+        <w:rPr>
+          <w:b w:val="0"/>
+          <w:sz w:val="20"/>
+        </w:rPr>
+        <w:t>Click any step in Claude's reply to see this for yourself. Tool names can differ slightly between connector versions; the pattern does not.</w:t>
+      </w:r>
+    </w:p>
+    <w:p>
+      <w:pPr>
+        <w:pStyle w:val="Heading2"/>
+      </w:pPr>
+      <w:r>
         <w:t>Connectors and the context window</w:t>
       </w:r>
     </w:p>
@@ -15981,7 +17130,7 @@
         <w:rPr>
           <w:b w:val="0"/>
         </w:rPr>
-        <w:t>A connector lets Claude reach a service outside the chat. These are the ones this course uses:</w:t>
+        <w:t>A connector adds tools that reach a service outside the chat. These are the ones this course uses:</w:t>
       </w:r>
     </w:p>
     <w:tbl>
@@ -16608,6 +17757,1269 @@
           <w:color w:val="1F6FEB"/>
           <w:sz w:val="22"/>
         </w:rPr>
+        <w:t>Tool permissions and approval</w:t>
+      </w:r>
+    </w:p>
+    <w:tbl>
+      <w:tblPr>
+        <w:tblStyle w:val="TableGrid"/>
+        <w:tblW w:type="auto" w:w="0"/>
+        <w:jc w:val="center"/>
+        <w:tblLayout w:type="fixed"/>
+        <w:tblLook w:firstColumn="1" w:firstRow="1" w:lastColumn="0" w:lastRow="0" w:noHBand="0" w:noVBand="1" w:val="04A0"/>
+      </w:tblPr>
+      <w:tblGrid>
+        <w:gridCol w:w="2304"/>
+        <w:gridCol w:w="6336"/>
+      </w:tblGrid>
+      <w:tr>
+        <w:trPr>
+          <w:tblHeader w:val="true"/>
+          <w:cantSplit w:val="true"/>
+        </w:trPr>
+        <w:tc>
+          <w:tcPr>
+            <w:tcW w:type="dxa" w:w="2304"/>
+            <w:shd w:val="clear" w:color="auto" w:fill="1F6FEB"/>
+          </w:tcPr>
+          <w:p>
+            <w:pPr>
+              <w:keepNext/>
+              <w:spacing w:before="30" w:after="30"/>
+            </w:pPr>
+            <w:r/>
+            <w:r>
+              <w:rPr>
+                <w:b/>
+                <w:color w:val="FFFFFF"/>
+                <w:sz w:val="19"/>
+              </w:rPr>
+              <w:t>Rule</w:t>
+            </w:r>
+          </w:p>
+        </w:tc>
+        <w:tc>
+          <w:tcPr>
+            <w:tcW w:type="dxa" w:w="6336"/>
+            <w:shd w:val="clear" w:color="auto" w:fill="1F6FEB"/>
+          </w:tcPr>
+          <w:p>
+            <w:pPr>
+              <w:keepNext/>
+              <w:spacing w:before="30" w:after="30"/>
+            </w:pPr>
+            <w:r/>
+            <w:r>
+              <w:rPr>
+                <w:b/>
+                <w:color w:val="FFFFFF"/>
+                <w:sz w:val="19"/>
+              </w:rPr>
+              <w:t>In practice</w:t>
+            </w:r>
+          </w:p>
+        </w:tc>
+      </w:tr>
+      <w:tr>
+        <w:trPr>
+          <w:cantSplit w:val="true"/>
+        </w:trPr>
+        <w:tc>
+          <w:tcPr>
+            <w:tcW w:type="dxa" w:w="2304"/>
+          </w:tcPr>
+          <w:p>
+            <w:pPr>
+              <w:keepNext/>
+              <w:spacing w:before="30" w:after="30"/>
+            </w:pPr>
+            <w:r/>
+            <w:r>
+              <w:rPr>
+                <w:b/>
+                <w:sz w:val="19"/>
+              </w:rPr>
+              <w:t>Read tools run</w:t>
+            </w:r>
+          </w:p>
+        </w:tc>
+        <w:tc>
+          <w:tcPr>
+            <w:tcW w:type="dxa" w:w="6336"/>
+          </w:tcPr>
+          <w:p>
+            <w:pPr>
+              <w:keepNext/>
+              <w:spacing w:before="30" w:after="30"/>
+            </w:pPr>
+            <w:r/>
+            <w:r>
+              <w:rPr>
+                <w:b w:val="0"/>
+                <w:sz w:val="19"/>
+              </w:rPr>
+              <w:t>Search, read and list change nothing, so they run without asking.</w:t>
+            </w:r>
+          </w:p>
+        </w:tc>
+      </w:tr>
+      <w:tr>
+        <w:trPr>
+          <w:cantSplit w:val="true"/>
+        </w:trPr>
+        <w:tc>
+          <w:tcPr>
+            <w:tcW w:type="dxa" w:w="2304"/>
+            <w:shd w:val="clear" w:color="auto" w:fill="F3F5F8"/>
+          </w:tcPr>
+          <w:p>
+            <w:pPr>
+              <w:keepNext/>
+              <w:spacing w:before="30" w:after="30"/>
+            </w:pPr>
+            <w:r/>
+            <w:r>
+              <w:rPr>
+                <w:b/>
+                <w:sz w:val="19"/>
+              </w:rPr>
+              <w:t>Write tools ask</w:t>
+            </w:r>
+          </w:p>
+        </w:tc>
+        <w:tc>
+          <w:tcPr>
+            <w:tcW w:type="dxa" w:w="6336"/>
+            <w:shd w:val="clear" w:color="auto" w:fill="F3F5F8"/>
+          </w:tcPr>
+          <w:p>
+            <w:pPr>
+              <w:keepNext/>
+              <w:spacing w:before="30" w:after="30"/>
+            </w:pPr>
+            <w:r/>
+            <w:r>
+              <w:rPr>
+                <w:b w:val="0"/>
+                <w:sz w:val="19"/>
+              </w:rPr>
+              <w:t>Send, reply, create an event or delete ask for your approval by default.</w:t>
+            </w:r>
+          </w:p>
+        </w:tc>
+      </w:tr>
+      <w:tr>
+        <w:trPr>
+          <w:cantSplit w:val="true"/>
+        </w:trPr>
+        <w:tc>
+          <w:tcPr>
+            <w:tcW w:type="dxa" w:w="2304"/>
+          </w:tcPr>
+          <w:p>
+            <w:pPr>
+              <w:keepNext/>
+              <w:spacing w:before="30" w:after="30"/>
+            </w:pPr>
+            <w:r/>
+            <w:r>
+              <w:rPr>
+                <w:b/>
+                <w:sz w:val="19"/>
+              </w:rPr>
+              <w:t>See every tool</w:t>
+            </w:r>
+          </w:p>
+        </w:tc>
+        <w:tc>
+          <w:tcPr>
+            <w:tcW w:type="dxa" w:w="6336"/>
+          </w:tcPr>
+          <w:p>
+            <w:pPr>
+              <w:keepNext/>
+              <w:spacing w:before="30" w:after="30"/>
+            </w:pPr>
+            <w:r/>
+            <w:r>
+              <w:rPr>
+                <w:b w:val="0"/>
+                <w:sz w:val="19"/>
+              </w:rPr>
+              <w:t>Customize → Connectors → open a connector to see each tool it adds and what it may do.</w:t>
+            </w:r>
+          </w:p>
+        </w:tc>
+      </w:tr>
+      <w:tr>
+        <w:trPr>
+          <w:cantSplit w:val="true"/>
+        </w:trPr>
+        <w:tc>
+          <w:tcPr>
+            <w:tcW w:type="dxa" w:w="2304"/>
+            <w:shd w:val="clear" w:color="auto" w:fill="F3F5F8"/>
+          </w:tcPr>
+          <w:p>
+            <w:pPr>
+              <w:keepNext/>
+              <w:spacing w:before="30" w:after="30"/>
+            </w:pPr>
+            <w:r/>
+            <w:r>
+              <w:rPr>
+                <w:b/>
+                <w:sz w:val="19"/>
+              </w:rPr>
+              <w:t>On per session</w:t>
+            </w:r>
+          </w:p>
+        </w:tc>
+        <w:tc>
+          <w:tcPr>
+            <w:tcW w:type="dxa" w:w="6336"/>
+            <w:shd w:val="clear" w:color="auto" w:fill="F3F5F8"/>
+          </w:tcPr>
+          <w:p>
+            <w:pPr>
+              <w:keepNext/>
+              <w:spacing w:before="30" w:after="30"/>
+            </w:pPr>
+            <w:r/>
+            <w:r>
+              <w:rPr>
+                <w:b w:val="0"/>
+                <w:sz w:val="19"/>
+              </w:rPr>
+              <w:t>Toggle a connector on from the + menu only for the jobs that need it.</w:t>
+            </w:r>
+          </w:p>
+        </w:tc>
+      </w:tr>
+      <w:tr>
+        <w:trPr>
+          <w:cantSplit w:val="true"/>
+        </w:trPr>
+        <w:tc>
+          <w:tcPr>
+            <w:tcW w:type="dxa" w:w="2304"/>
+          </w:tcPr>
+          <w:p>
+            <w:pPr>
+              <w:keepNext/>
+              <w:spacing w:before="30" w:after="30"/>
+            </w:pPr>
+            <w:r/>
+            <w:r>
+              <w:rPr>
+                <w:b/>
+                <w:sz w:val="19"/>
+              </w:rPr>
+              <w:t>Scope the data</w:t>
+            </w:r>
+          </w:p>
+        </w:tc>
+        <w:tc>
+          <w:tcPr>
+            <w:tcW w:type="dxa" w:w="6336"/>
+          </w:tcPr>
+          <w:p>
+            <w:pPr>
+              <w:keepNext/>
+              <w:spacing w:before="30" w:after="30"/>
+            </w:pPr>
+            <w:r/>
+            <w:r>
+              <w:rPr>
+                <w:b w:val="0"/>
+                <w:sz w:val="19"/>
+              </w:rPr>
+              <w:t>Name the folder, label or dates — “the Lumo Launch folder”, not “my Drive”.</w:t>
+            </w:r>
+          </w:p>
+        </w:tc>
+      </w:tr>
+      <w:tr>
+        <w:trPr>
+          <w:cantSplit w:val="true"/>
+        </w:trPr>
+        <w:tc>
+          <w:tcPr>
+            <w:tcW w:type="dxa" w:w="2304"/>
+            <w:shd w:val="clear" w:color="auto" w:fill="F3F5F8"/>
+          </w:tcPr>
+          <w:p>
+            <w:pPr>
+              <w:spacing w:before="30" w:after="30"/>
+            </w:pPr>
+            <w:r/>
+            <w:r>
+              <w:rPr>
+                <w:b/>
+                <w:sz w:val="19"/>
+              </w:rPr>
+              <w:t>You approve</w:t>
+            </w:r>
+          </w:p>
+        </w:tc>
+        <w:tc>
+          <w:tcPr>
+            <w:tcW w:type="dxa" w:w="6336"/>
+            <w:shd w:val="clear" w:color="auto" w:fill="F3F5F8"/>
+          </w:tcPr>
+          <w:p>
+            <w:pPr>
+              <w:spacing w:before="30" w:after="30"/>
+            </w:pPr>
+            <w:r/>
+            <w:r>
+              <w:rPr>
+                <w:b w:val="0"/>
+                <w:sz w:val="19"/>
+              </w:rPr>
+              <w:t>Read the draft before you click. Claude drafts; the decision stays yours.</w:t>
+            </w:r>
+          </w:p>
+        </w:tc>
+      </w:tr>
+    </w:tbl>
+    <w:p>
+      <w:pPr>
+        <w:spacing w:after="0" w:before="0" w:line="120" w:lineRule="exact"/>
+      </w:pPr>
+      <w:r>
+        <w:rPr>
+          <w:sz w:val="12"/>
+        </w:rPr>
+      </w:r>
+    </w:p>
+    <w:p>
+      <w:pPr>
+        <w:keepNext/>
+        <w:spacing w:before="160" w:after="80"/>
+      </w:pPr>
+      <w:r>
+        <w:rPr>
+          <w:b/>
+          <w:color w:val="1F6FEB"/>
+          <w:sz w:val="22"/>
+        </w:rPr>
+        <w:t>Connectors at work: six everyday jobs</w:t>
+      </w:r>
+    </w:p>
+    <w:p>
+      <w:pPr>
+        <w:keepNext/>
+      </w:pPr>
+      <w:r>
+        <w:rPr>
+          <w:b w:val="0"/>
+        </w:rPr>
+        <w:t>Each of these is one prompt once the connectors are on. Lab 4 runs three of them on the Lumo files.</w:t>
+      </w:r>
+    </w:p>
+    <w:tbl>
+      <w:tblPr>
+        <w:tblStyle w:val="TableGrid"/>
+        <w:tblW w:type="auto" w:w="0"/>
+        <w:jc w:val="center"/>
+        <w:tblLayout w:type="fixed"/>
+        <w:tblLook w:firstColumn="1" w:firstRow="1" w:lastColumn="0" w:lastRow="0" w:noHBand="0" w:noVBand="1" w:val="04A0"/>
+      </w:tblPr>
+      <w:tblGrid>
+        <w:gridCol w:w="1728"/>
+        <w:gridCol w:w="1728"/>
+        <w:gridCol w:w="5184"/>
+      </w:tblGrid>
+      <w:tr>
+        <w:trPr>
+          <w:tblHeader w:val="true"/>
+          <w:cantSplit w:val="true"/>
+        </w:trPr>
+        <w:tc>
+          <w:tcPr>
+            <w:tcW w:type="dxa" w:w="1728"/>
+            <w:shd w:val="clear" w:color="auto" w:fill="1F6FEB"/>
+          </w:tcPr>
+          <w:p>
+            <w:pPr>
+              <w:keepNext/>
+              <w:spacing w:before="30" w:after="30"/>
+            </w:pPr>
+            <w:r/>
+            <w:r>
+              <w:rPr>
+                <w:b/>
+                <w:color w:val="FFFFFF"/>
+                <w:sz w:val="19"/>
+              </w:rPr>
+              <w:t>Everyday job</w:t>
+            </w:r>
+          </w:p>
+        </w:tc>
+        <w:tc>
+          <w:tcPr>
+            <w:tcW w:type="dxa" w:w="1728"/>
+            <w:shd w:val="clear" w:color="auto" w:fill="1F6FEB"/>
+          </w:tcPr>
+          <w:p>
+            <w:pPr>
+              <w:keepNext/>
+              <w:spacing w:before="30" w:after="30"/>
+            </w:pPr>
+            <w:r/>
+            <w:r>
+              <w:rPr>
+                <w:b/>
+                <w:color w:val="FFFFFF"/>
+                <w:sz w:val="19"/>
+              </w:rPr>
+              <w:t>Tools</w:t>
+            </w:r>
+          </w:p>
+        </w:tc>
+        <w:tc>
+          <w:tcPr>
+            <w:tcW w:type="dxa" w:w="5184"/>
+            <w:shd w:val="clear" w:color="auto" w:fill="1F6FEB"/>
+          </w:tcPr>
+          <w:p>
+            <w:pPr>
+              <w:keepNext/>
+              <w:spacing w:before="30" w:after="30"/>
+            </w:pPr>
+            <w:r/>
+            <w:r>
+              <w:rPr>
+                <w:b/>
+                <w:color w:val="FFFFFF"/>
+                <w:sz w:val="19"/>
+              </w:rPr>
+              <w:t>The prompt you would send</w:t>
+            </w:r>
+          </w:p>
+        </w:tc>
+      </w:tr>
+      <w:tr>
+        <w:trPr>
+          <w:cantSplit w:val="true"/>
+        </w:trPr>
+        <w:tc>
+          <w:tcPr>
+            <w:tcW w:type="dxa" w:w="1728"/>
+          </w:tcPr>
+          <w:p>
+            <w:pPr>
+              <w:keepNext/>
+              <w:spacing w:before="30" w:after="30"/>
+            </w:pPr>
+            <w:r/>
+            <w:r>
+              <w:rPr>
+                <w:b/>
+                <w:sz w:val="19"/>
+              </w:rPr>
+              <w:t>Meeting prep</w:t>
+            </w:r>
+          </w:p>
+        </w:tc>
+        <w:tc>
+          <w:tcPr>
+            <w:tcW w:type="dxa" w:w="1728"/>
+          </w:tcPr>
+          <w:p>
+            <w:pPr>
+              <w:keepNext/>
+              <w:spacing w:before="30" w:after="30"/>
+            </w:pPr>
+            <w:r/>
+            <w:r>
+              <w:rPr>
+                <w:b w:val="0"/>
+                <w:sz w:val="19"/>
+              </w:rPr>
+              <w:t>Gmail · Calendar</w:t>
+            </w:r>
+          </w:p>
+        </w:tc>
+        <w:tc>
+          <w:tcPr>
+            <w:tcW w:type="dxa" w:w="5184"/>
+          </w:tcPr>
+          <w:p>
+            <w:pPr>
+              <w:keepNext/>
+              <w:spacing w:before="30" w:after="30"/>
+            </w:pPr>
+            <w:r/>
+            <w:r>
+              <w:rPr>
+                <w:b w:val="0"/>
+                <w:sz w:val="19"/>
+              </w:rPr>
+              <w:t>Before my 3pm with Kopi Corner, summarise this month's emails with them and list the open questions.</w:t>
+            </w:r>
+          </w:p>
+        </w:tc>
+      </w:tr>
+      <w:tr>
+        <w:trPr>
+          <w:cantSplit w:val="true"/>
+        </w:trPr>
+        <w:tc>
+          <w:tcPr>
+            <w:tcW w:type="dxa" w:w="1728"/>
+            <w:shd w:val="clear" w:color="auto" w:fill="F3F5F8"/>
+          </w:tcPr>
+          <w:p>
+            <w:pPr>
+              <w:keepNext/>
+              <w:spacing w:before="30" w:after="30"/>
+            </w:pPr>
+            <w:r/>
+            <w:r>
+              <w:rPr>
+                <w:b/>
+                <w:sz w:val="19"/>
+              </w:rPr>
+              <w:t>Inbox triage</w:t>
+            </w:r>
+          </w:p>
+        </w:tc>
+        <w:tc>
+          <w:tcPr>
+            <w:tcW w:type="dxa" w:w="1728"/>
+            <w:shd w:val="clear" w:color="auto" w:fill="F3F5F8"/>
+          </w:tcPr>
+          <w:p>
+            <w:pPr>
+              <w:keepNext/>
+              <w:spacing w:before="30" w:after="30"/>
+            </w:pPr>
+            <w:r/>
+            <w:r>
+              <w:rPr>
+                <w:b w:val="0"/>
+                <w:sz w:val="19"/>
+              </w:rPr>
+              <w:t>Gmail</w:t>
+            </w:r>
+          </w:p>
+        </w:tc>
+        <w:tc>
+          <w:tcPr>
+            <w:tcW w:type="dxa" w:w="5184"/>
+            <w:shd w:val="clear" w:color="auto" w:fill="F3F5F8"/>
+          </w:tcPr>
+          <w:p>
+            <w:pPr>
+              <w:keepNext/>
+              <w:spacing w:before="30" w:after="30"/>
+            </w:pPr>
+            <w:r/>
+            <w:r>
+              <w:rPr>
+                <w:b w:val="0"/>
+                <w:sz w:val="19"/>
+              </w:rPr>
+              <w:t>Find customer emails from the last three days that have no reply, and draft replies for my approval.</w:t>
+            </w:r>
+          </w:p>
+        </w:tc>
+      </w:tr>
+      <w:tr>
+        <w:trPr>
+          <w:cantSplit w:val="true"/>
+        </w:trPr>
+        <w:tc>
+          <w:tcPr>
+            <w:tcW w:type="dxa" w:w="1728"/>
+          </w:tcPr>
+          <w:p>
+            <w:pPr>
+              <w:keepNext/>
+              <w:spacing w:before="30" w:after="30"/>
+            </w:pPr>
+            <w:r/>
+            <w:r>
+              <w:rPr>
+                <w:b/>
+                <w:sz w:val="19"/>
+              </w:rPr>
+              <w:t>Budget check</w:t>
+            </w:r>
+          </w:p>
+        </w:tc>
+        <w:tc>
+          <w:tcPr>
+            <w:tcW w:type="dxa" w:w="1728"/>
+          </w:tcPr>
+          <w:p>
+            <w:pPr>
+              <w:keepNext/>
+              <w:spacing w:before="30" w:after="30"/>
+            </w:pPr>
+            <w:r/>
+            <w:r>
+              <w:rPr>
+                <w:b w:val="0"/>
+                <w:sz w:val="19"/>
+              </w:rPr>
+              <w:t>Drive</w:t>
+            </w:r>
+          </w:p>
+        </w:tc>
+        <w:tc>
+          <w:tcPr>
+            <w:tcW w:type="dxa" w:w="5184"/>
+          </w:tcPr>
+          <w:p>
+            <w:pPr>
+              <w:keepNext/>
+              <w:spacing w:before="30" w:after="30"/>
+            </w:pPr>
+            <w:r/>
+            <w:r>
+              <w:rPr>
+                <w:b w:val="0"/>
+                <w:sz w:val="19"/>
+              </w:rPr>
+              <w:t>Compare the Q4 budget sheet with the brief, line by line, and flag every difference. Do not pick one.</w:t>
+            </w:r>
+          </w:p>
+        </w:tc>
+      </w:tr>
+      <w:tr>
+        <w:trPr>
+          <w:cantSplit w:val="true"/>
+        </w:trPr>
+        <w:tc>
+          <w:tcPr>
+            <w:tcW w:type="dxa" w:w="1728"/>
+            <w:shd w:val="clear" w:color="auto" w:fill="F3F5F8"/>
+          </w:tcPr>
+          <w:p>
+            <w:pPr>
+              <w:keepNext/>
+              <w:spacing w:before="30" w:after="30"/>
+            </w:pPr>
+            <w:r/>
+            <w:r>
+              <w:rPr>
+                <w:b/>
+                <w:sz w:val="19"/>
+              </w:rPr>
+              <w:t>Find a file</w:t>
+            </w:r>
+          </w:p>
+        </w:tc>
+        <w:tc>
+          <w:tcPr>
+            <w:tcW w:type="dxa" w:w="1728"/>
+            <w:shd w:val="clear" w:color="auto" w:fill="F3F5F8"/>
+          </w:tcPr>
+          <w:p>
+            <w:pPr>
+              <w:keepNext/>
+              <w:spacing w:before="30" w:after="30"/>
+            </w:pPr>
+            <w:r/>
+            <w:r>
+              <w:rPr>
+                <w:b w:val="0"/>
+                <w:sz w:val="19"/>
+              </w:rPr>
+              <w:t>Drive</w:t>
+            </w:r>
+          </w:p>
+        </w:tc>
+        <w:tc>
+          <w:tcPr>
+            <w:tcW w:type="dxa" w:w="5184"/>
+            <w:shd w:val="clear" w:color="auto" w:fill="F3F5F8"/>
+          </w:tcPr>
+          <w:p>
+            <w:pPr>
+              <w:keepNext/>
+              <w:spacing w:before="30" w:after="30"/>
+            </w:pPr>
+            <w:r/>
+            <w:r>
+              <w:rPr>
+                <w:b w:val="0"/>
+                <w:sz w:val="19"/>
+              </w:rPr>
+              <w:t>Find the latest signed stockist agreement and tell me its renewal date and notice period.</w:t>
+            </w:r>
+          </w:p>
+        </w:tc>
+      </w:tr>
+      <w:tr>
+        <w:trPr>
+          <w:cantSplit w:val="true"/>
+        </w:trPr>
+        <w:tc>
+          <w:tcPr>
+            <w:tcW w:type="dxa" w:w="1728"/>
+          </w:tcPr>
+          <w:p>
+            <w:pPr>
+              <w:keepNext/>
+              <w:spacing w:before="30" w:after="30"/>
+            </w:pPr>
+            <w:r/>
+            <w:r>
+              <w:rPr>
+                <w:b/>
+                <w:sz w:val="19"/>
+              </w:rPr>
+              <w:t>Book a meeting</w:t>
+            </w:r>
+          </w:p>
+        </w:tc>
+        <w:tc>
+          <w:tcPr>
+            <w:tcW w:type="dxa" w:w="1728"/>
+          </w:tcPr>
+          <w:p>
+            <w:pPr>
+              <w:keepNext/>
+              <w:spacing w:before="30" w:after="30"/>
+            </w:pPr>
+            <w:r/>
+            <w:r>
+              <w:rPr>
+                <w:b w:val="0"/>
+                <w:sz w:val="19"/>
+              </w:rPr>
+              <w:t>Calendar · Gmail</w:t>
+            </w:r>
+          </w:p>
+        </w:tc>
+        <w:tc>
+          <w:tcPr>
+            <w:tcW w:type="dxa" w:w="5184"/>
+          </w:tcPr>
+          <w:p>
+            <w:pPr>
+              <w:keepNext/>
+              <w:spacing w:before="30" w:after="30"/>
+            </w:pPr>
+            <w:r/>
+            <w:r>
+              <w:rPr>
+                <w:b w:val="0"/>
+                <w:sz w:val="19"/>
+              </w:rPr>
+              <w:t>Find 45 minutes next week when the four leads are free, and draft the invite.</w:t>
+            </w:r>
+          </w:p>
+        </w:tc>
+      </w:tr>
+      <w:tr>
+        <w:trPr>
+          <w:cantSplit w:val="true"/>
+        </w:trPr>
+        <w:tc>
+          <w:tcPr>
+            <w:tcW w:type="dxa" w:w="1728"/>
+            <w:shd w:val="clear" w:color="auto" w:fill="F3F5F8"/>
+          </w:tcPr>
+          <w:p>
+            <w:pPr>
+              <w:spacing w:before="30" w:after="30"/>
+            </w:pPr>
+            <w:r/>
+            <w:r>
+              <w:rPr>
+                <w:b/>
+                <w:sz w:val="19"/>
+              </w:rPr>
+              <w:t>Weekly update</w:t>
+            </w:r>
+          </w:p>
+        </w:tc>
+        <w:tc>
+          <w:tcPr>
+            <w:tcW w:type="dxa" w:w="1728"/>
+            <w:shd w:val="clear" w:color="auto" w:fill="F3F5F8"/>
+          </w:tcPr>
+          <w:p>
+            <w:pPr>
+              <w:spacing w:before="30" w:after="30"/>
+            </w:pPr>
+            <w:r/>
+            <w:r>
+              <w:rPr>
+                <w:b w:val="0"/>
+                <w:sz w:val="19"/>
+              </w:rPr>
+              <w:t>Drive · Gmail</w:t>
+            </w:r>
+          </w:p>
+        </w:tc>
+        <w:tc>
+          <w:tcPr>
+            <w:tcW w:type="dxa" w:w="5184"/>
+            <w:shd w:val="clear" w:color="auto" w:fill="F3F5F8"/>
+          </w:tcPr>
+          <w:p>
+            <w:pPr>
+              <w:spacing w:before="30" w:after="30"/>
+            </w:pPr>
+            <w:r/>
+            <w:r>
+              <w:rPr>
+                <w:b w:val="0"/>
+                <w:sz w:val="19"/>
+              </w:rPr>
+              <w:t>Summarise what changed in the Lumo Launch folder this week and draft the email to my manager.</w:t>
+            </w:r>
+          </w:p>
+        </w:tc>
+      </w:tr>
+    </w:tbl>
+    <w:p>
+      <w:pPr>
+        <w:spacing w:after="0" w:before="0" w:line="120" w:lineRule="exact"/>
+      </w:pPr>
+      <w:r>
+        <w:rPr>
+          <w:sz w:val="12"/>
+        </w:rPr>
+      </w:r>
+    </w:p>
+    <w:p>
+      <w:pPr>
+        <w:keepNext/>
+        <w:spacing w:before="160" w:after="80"/>
+      </w:pPr>
+      <w:r>
+        <w:rPr>
+          <w:b/>
+          <w:color w:val="1F6FEB"/>
+          <w:sz w:val="22"/>
+        </w:rPr>
+        <w:t>When a tool goes wrong</w:t>
+      </w:r>
+    </w:p>
+    <w:tbl>
+      <w:tblPr>
+        <w:tblStyle w:val="TableGrid"/>
+        <w:tblW w:type="auto" w:w="0"/>
+        <w:jc w:val="center"/>
+        <w:tblLayout w:type="fixed"/>
+        <w:tblLook w:firstColumn="1" w:firstRow="1" w:lastColumn="0" w:lastRow="0" w:noHBand="0" w:noVBand="1" w:val="04A0"/>
+      </w:tblPr>
+      <w:tblGrid>
+        <w:gridCol w:w="2448"/>
+        <w:gridCol w:w="2592"/>
+        <w:gridCol w:w="3600"/>
+      </w:tblGrid>
+      <w:tr>
+        <w:trPr>
+          <w:tblHeader w:val="true"/>
+          <w:cantSplit w:val="true"/>
+        </w:trPr>
+        <w:tc>
+          <w:tcPr>
+            <w:tcW w:type="dxa" w:w="2448"/>
+            <w:shd w:val="clear" w:color="auto" w:fill="1F6FEB"/>
+          </w:tcPr>
+          <w:p>
+            <w:pPr>
+              <w:keepNext/>
+              <w:spacing w:before="30" w:after="30"/>
+            </w:pPr>
+            <w:r/>
+            <w:r>
+              <w:rPr>
+                <w:b/>
+                <w:color w:val="FFFFFF"/>
+                <w:sz w:val="19"/>
+              </w:rPr>
+              <w:t>What you see</w:t>
+            </w:r>
+          </w:p>
+        </w:tc>
+        <w:tc>
+          <w:tcPr>
+            <w:tcW w:type="dxa" w:w="2592"/>
+            <w:shd w:val="clear" w:color="auto" w:fill="1F6FEB"/>
+          </w:tcPr>
+          <w:p>
+            <w:pPr>
+              <w:keepNext/>
+              <w:spacing w:before="30" w:after="30"/>
+            </w:pPr>
+            <w:r/>
+            <w:r>
+              <w:rPr>
+                <w:b/>
+                <w:color w:val="FFFFFF"/>
+                <w:sz w:val="19"/>
+              </w:rPr>
+              <w:t>Likely cause</w:t>
+            </w:r>
+          </w:p>
+        </w:tc>
+        <w:tc>
+          <w:tcPr>
+            <w:tcW w:type="dxa" w:w="3600"/>
+            <w:shd w:val="clear" w:color="auto" w:fill="1F6FEB"/>
+          </w:tcPr>
+          <w:p>
+            <w:pPr>
+              <w:keepNext/>
+              <w:spacing w:before="30" w:after="30"/>
+            </w:pPr>
+            <w:r/>
+            <w:r>
+              <w:rPr>
+                <w:b/>
+                <w:color w:val="FFFFFF"/>
+                <w:sz w:val="19"/>
+              </w:rPr>
+              <w:t>What to do</w:t>
+            </w:r>
+          </w:p>
+        </w:tc>
+      </w:tr>
+      <w:tr>
+        <w:trPr>
+          <w:cantSplit w:val="true"/>
+        </w:trPr>
+        <w:tc>
+          <w:tcPr>
+            <w:tcW w:type="dxa" w:w="2448"/>
+          </w:tcPr>
+          <w:p>
+            <w:pPr>
+              <w:keepNext/>
+              <w:spacing w:before="30" w:after="30"/>
+            </w:pPr>
+            <w:r/>
+            <w:r>
+              <w:rPr>
+                <w:b/>
+                <w:sz w:val="19"/>
+              </w:rPr>
+              <w:t>“Insufficient scope”</w:t>
+            </w:r>
+          </w:p>
+        </w:tc>
+        <w:tc>
+          <w:tcPr>
+            <w:tcW w:type="dxa" w:w="2592"/>
+          </w:tcPr>
+          <w:p>
+            <w:pPr>
+              <w:keepNext/>
+              <w:spacing w:before="30" w:after="30"/>
+            </w:pPr>
+            <w:r/>
+            <w:r>
+              <w:rPr>
+                <w:b w:val="0"/>
+                <w:sz w:val="19"/>
+              </w:rPr>
+              <w:t>Connected without file access</w:t>
+            </w:r>
+          </w:p>
+        </w:tc>
+        <w:tc>
+          <w:tcPr>
+            <w:tcW w:type="dxa" w:w="3600"/>
+          </w:tcPr>
+          <w:p>
+            <w:pPr>
+              <w:keepNext/>
+              <w:spacing w:before="30" w:after="30"/>
+            </w:pPr>
+            <w:r/>
+            <w:r>
+              <w:rPr>
+                <w:b w:val="0"/>
+                <w:sz w:val="19"/>
+              </w:rPr>
+              <w:t>Settings → Connectors → Reconnect, and accept read access.</w:t>
+            </w:r>
+          </w:p>
+        </w:tc>
+      </w:tr>
+      <w:tr>
+        <w:trPr>
+          <w:cantSplit w:val="true"/>
+        </w:trPr>
+        <w:tc>
+          <w:tcPr>
+            <w:tcW w:type="dxa" w:w="2448"/>
+            <w:shd w:val="clear" w:color="auto" w:fill="F3F5F8"/>
+          </w:tcPr>
+          <w:p>
+            <w:pPr>
+              <w:keepNext/>
+              <w:spacing w:before="30" w:after="30"/>
+            </w:pPr>
+            <w:r/>
+            <w:r>
+              <w:rPr>
+                <w:b/>
+                <w:sz w:val="19"/>
+              </w:rPr>
+              <w:t>An answer with no Drive step</w:t>
+            </w:r>
+          </w:p>
+        </w:tc>
+        <w:tc>
+          <w:tcPr>
+            <w:tcW w:type="dxa" w:w="2592"/>
+            <w:shd w:val="clear" w:color="auto" w:fill="F3F5F8"/>
+          </w:tcPr>
+          <w:p>
+            <w:pPr>
+              <w:keepNext/>
+              <w:spacing w:before="30" w:after="30"/>
+            </w:pPr>
+            <w:r/>
+            <w:r>
+              <w:rPr>
+                <w:b w:val="0"/>
+                <w:sz w:val="19"/>
+              </w:rPr>
+              <w:t>Connector off for this session</w:t>
+            </w:r>
+          </w:p>
+        </w:tc>
+        <w:tc>
+          <w:tcPr>
+            <w:tcW w:type="dxa" w:w="3600"/>
+            <w:shd w:val="clear" w:color="auto" w:fill="F3F5F8"/>
+          </w:tcPr>
+          <w:p>
+            <w:pPr>
+              <w:keepNext/>
+              <w:spacing w:before="30" w:after="30"/>
+            </w:pPr>
+            <w:r/>
+            <w:r>
+              <w:rPr>
+                <w:b w:val="0"/>
+                <w:sz w:val="19"/>
+              </w:rPr>
+              <w:t>+ → Connectors → switch it on; start with “Using Google Drive…”.</w:t>
+            </w:r>
+          </w:p>
+        </w:tc>
+      </w:tr>
+      <w:tr>
+        <w:trPr>
+          <w:cantSplit w:val="true"/>
+        </w:trPr>
+        <w:tc>
+          <w:tcPr>
+            <w:tcW w:type="dxa" w:w="2448"/>
+          </w:tcPr>
+          <w:p>
+            <w:pPr>
+              <w:keepNext/>
+              <w:spacing w:before="30" w:after="30"/>
+            </w:pPr>
+            <w:r/>
+            <w:r>
+              <w:rPr>
+                <w:b/>
+                <w:sz w:val="19"/>
+              </w:rPr>
+              <w:t>It read the wrong file</w:t>
+            </w:r>
+          </w:p>
+        </w:tc>
+        <w:tc>
+          <w:tcPr>
+            <w:tcW w:type="dxa" w:w="2592"/>
+          </w:tcPr>
+          <w:p>
+            <w:pPr>
+              <w:keepNext/>
+              <w:spacing w:before="30" w:after="30"/>
+            </w:pPr>
+            <w:r/>
+            <w:r>
+              <w:rPr>
+                <w:b w:val="0"/>
+                <w:sz w:val="19"/>
+              </w:rPr>
+              <w:t>The search matched several files</w:t>
+            </w:r>
+          </w:p>
+        </w:tc>
+        <w:tc>
+          <w:tcPr>
+            <w:tcW w:type="dxa" w:w="3600"/>
+          </w:tcPr>
+          <w:p>
+            <w:pPr>
+              <w:keepNext/>
+              <w:spacing w:before="30" w:after="30"/>
+            </w:pPr>
+            <w:r/>
+            <w:r>
+              <w:rPr>
+                <w:b w:val="0"/>
+                <w:sz w:val="19"/>
+              </w:rPr>
+              <w:t>Name the folder and file: Lumo Launch/lumo-launch-budget.csv.</w:t>
+            </w:r>
+          </w:p>
+        </w:tc>
+      </w:tr>
+      <w:tr>
+        <w:trPr>
+          <w:cantSplit w:val="true"/>
+        </w:trPr>
+        <w:tc>
+          <w:tcPr>
+            <w:tcW w:type="dxa" w:w="2448"/>
+            <w:shd w:val="clear" w:color="auto" w:fill="F3F5F8"/>
+          </w:tcPr>
+          <w:p>
+            <w:pPr>
+              <w:keepNext/>
+              <w:spacing w:before="30" w:after="30"/>
+            </w:pPr>
+            <w:r/>
+            <w:r>
+              <w:rPr>
+                <w:b/>
+                <w:sz w:val="19"/>
+              </w:rPr>
+              <w:t>Numbers that look estimated</w:t>
+            </w:r>
+          </w:p>
+        </w:tc>
+        <w:tc>
+          <w:tcPr>
+            <w:tcW w:type="dxa" w:w="2592"/>
+            <w:shd w:val="clear" w:color="auto" w:fill="F3F5F8"/>
+          </w:tcPr>
+          <w:p>
+            <w:pPr>
+              <w:keepNext/>
+              <w:spacing w:before="30" w:after="30"/>
+            </w:pPr>
+            <w:r/>
+            <w:r>
+              <w:rPr>
+                <w:b w:val="0"/>
+                <w:sz w:val="19"/>
+              </w:rPr>
+              <w:t>No code was run</w:t>
+            </w:r>
+          </w:p>
+        </w:tc>
+        <w:tc>
+          <w:tcPr>
+            <w:tcW w:type="dxa" w:w="3600"/>
+            <w:shd w:val="clear" w:color="auto" w:fill="F3F5F8"/>
+          </w:tcPr>
+          <w:p>
+            <w:pPr>
+              <w:keepNext/>
+              <w:spacing w:before="30" w:after="30"/>
+            </w:pPr>
+            <w:r/>
+            <w:r>
+              <w:rPr>
+                <w:b w:val="0"/>
+                <w:sz w:val="19"/>
+              </w:rPr>
+              <w:t>Ask it to use code and show the totals; check one figure yourself.</w:t>
+            </w:r>
+          </w:p>
+        </w:tc>
+      </w:tr>
+      <w:tr>
+        <w:trPr>
+          <w:cantSplit w:val="true"/>
+        </w:trPr>
+        <w:tc>
+          <w:tcPr>
+            <w:tcW w:type="dxa" w:w="2448"/>
+          </w:tcPr>
+          <w:p>
+            <w:pPr>
+              <w:spacing w:before="30" w:after="30"/>
+            </w:pPr>
+            <w:r/>
+            <w:r>
+              <w:rPr>
+                <w:b/>
+                <w:sz w:val="19"/>
+              </w:rPr>
+              <w:t>Slow replies, usage drains fast</w:t>
+            </w:r>
+          </w:p>
+        </w:tc>
+        <w:tc>
+          <w:tcPr>
+            <w:tcW w:type="dxa" w:w="2592"/>
+          </w:tcPr>
+          <w:p>
+            <w:pPr>
+              <w:spacing w:before="30" w:after="30"/>
+            </w:pPr>
+            <w:r/>
+            <w:r>
+              <w:rPr>
+                <w:b w:val="0"/>
+                <w:sz w:val="19"/>
+              </w:rPr>
+              <w:t>Too many connectors switched on</w:t>
+            </w:r>
+          </w:p>
+        </w:tc>
+        <w:tc>
+          <w:tcPr>
+            <w:tcW w:type="dxa" w:w="3600"/>
+          </w:tcPr>
+          <w:p>
+            <w:pPr>
+              <w:spacing w:before="30" w:after="30"/>
+            </w:pPr>
+            <w:r/>
+            <w:r>
+              <w:rPr>
+                <w:b w:val="0"/>
+                <w:sz w:val="19"/>
+              </w:rPr>
+              <w:t>Turn off the ones this job does not need.</w:t>
+            </w:r>
+          </w:p>
+        </w:tc>
+      </w:tr>
+    </w:tbl>
+    <w:p>
+      <w:pPr>
+        <w:spacing w:after="0" w:before="0" w:line="120" w:lineRule="exact"/>
+      </w:pPr>
+      <w:r>
+        <w:rPr>
+          <w:sz w:val="12"/>
+        </w:rPr>
+      </w:r>
+    </w:p>
+    <w:p>
+      <w:pPr>
+        <w:keepNext/>
+        <w:spacing w:before="160" w:after="80"/>
+      </w:pPr>
+      <w:r>
+        <w:rPr>
+          <w:b/>
+          <w:color w:val="1F6FEB"/>
+          <w:sz w:val="22"/>
+        </w:rPr>
         <w:t>Keeping the context window lean</w:t>
       </w:r>
     </w:p>
@@ -17205,7 +19617,7 @@
         <w:rPr>
           <w:b w:val="0"/>
         </w:rPr>
-        <w:t>By the end of this lab you can connect Google Drive and Gmail, read campaign files from Drive and send an approved summary.</w:t>
+        <w:t>By the end of this lab you can connect Google Drive and Gmail and use their tools to reconcile, search, save and draft, sending only what you approve.</w:t>
       </w:r>
     </w:p>
     <w:p>
@@ -17223,7 +19635,7 @@
         <w:rPr>
           <w:b w:val="0"/>
         </w:rPr>
-        <w:t>The launch budget and timeline live in a shared Google Drive folder, not on your laptop. You upload the Lab 04 data folder to Drive, connect the Google Drive and Gmail connectors, and have the project read the budget from Drive, reconcile it against the launch brief, save the research brief back to Drive, and email you an approved summary. The budget sheet and the brief disagree on two lines — the project should catch it.</w:t>
+        <w:t>The launch budget and timeline live in Google Drive. You connect Drive and Gmail, and the project reconciles the Drive budget against the launch brief — they disagree on two lines — saves the research brief to Drive and emails you an approved summary. Then two everyday jobs: find the next milestones in Drive and draft a reminder in Gmail, reading the tool calls behind each.</w:t>
       </w:r>
     </w:p>
     <w:p>
@@ -17241,7 +19653,7 @@
         <w:rPr>
           <w:b w:val="0"/>
         </w:rPr>
-        <w:t>Drive and Gmail connected, the research brief saved to Drive, and an approved launch summary emailed to yourself.</w:t>
+        <w:t>Drive and Gmail connected, the budget reconciled, an approved summary emailed to yourself, a milestone list from Drive and a reminder saved as a Gmail draft.</w:t>
       </w:r>
     </w:p>
     <w:p>
@@ -17259,7 +19671,7 @@
         <w:rPr>
           <w:b w:val="0"/>
         </w:rPr>
-        <w:t>Claude Projects, Google Drive connector, Gmail connector.</w:t>
+        <w:t>Claude Projects, Google Drive connector, Gmail connector, tool calls.</w:t>
       </w:r>
     </w:p>
     <w:p>
@@ -17677,6 +20089,28 @@
     <w:p>
       <w:pPr>
         <w:keepNext/>
+        <w:spacing w:before="120" w:after="40"/>
+      </w:pPr>
+      <w:r>
+        <w:rPr>
+          <w:b/>
+          <w:color w:val="111827"/>
+          <w:sz w:val="21"/>
+        </w:rPr>
+        <w:t>Seeing the tools Claude used</w:t>
+      </w:r>
+    </w:p>
+    <w:p>
+      <w:r>
+        <w:rPr>
+          <w:b w:val="0"/>
+        </w:rPr>
+        <w:t>Every tool Claude calls appears as a step in its reply, such as *Searched Google Drive*. Click the step to see the tool's name, what Claude passed in and what came back.</w:t>
+      </w:r>
+    </w:p>
+    <w:p>
+      <w:pPr>
+        <w:keepNext/>
         <w:spacing w:before="160" w:after="80"/>
       </w:pPr>
       <w:r>
@@ -17686,6 +20120,30 @@
           <w:sz w:val="22"/>
         </w:rPr>
         <w:t>Step-by-step</w:t>
+      </w:r>
+    </w:p>
+    <w:p>
+      <w:r>
+        <w:rPr>
+          <w:b w:val="0"/>
+        </w:rPr>
+        <w:t>This lab has three blocks. Block 1 reconciles the budget and emails you an approved summary. Block 2 searches Drive for the milestones due next and asks Claude to list the tools it called. Block 3 searches Gmail and saves a reminder as a draft.</w:t>
+      </w:r>
+    </w:p>
+    <w:p>
+      <w:r>
+        <w:rPr>
+          <w:b/>
+          <w:color w:val="1F6FEB"/>
+        </w:rPr>
+        <w:t xml:space="preserve">Note: </w:t>
+      </w:r>
+      <w:r>
+        <w:rPr>
+          <w:b w:val="0"/>
+          <w:sz w:val="20"/>
+        </w:rPr>
+        <w:t>Replace &lt;YOUR EMAIL&gt; with your own address in Blocks 1 and 3. Send lab emails only to yourself.</w:t>
       </w:r>
     </w:p>
     <w:p>
@@ -17792,12 +20250,11 @@
         <w:rPr>
           <w:b w:val="0"/>
         </w:rPr>
-        <w:t>Send the lab prompt with your own email address in place of &lt;YOUR EMAIL&gt;.</w:t>
-      </w:r>
-    </w:p>
-    <w:p>
-      <w:pPr>
-        <w:keepNext/>
+        <w:t>Send Block 1 with your own email address in place of &lt;YOUR EMAIL&gt;.</w:t>
+      </w:r>
+    </w:p>
+    <w:p>
+      <w:pPr>
         <w:spacing w:after="120"/>
         <w:ind w:left="440"/>
       </w:pPr>
@@ -17816,6 +20273,34 @@
           <w:sz w:val="19"/>
         </w:rPr>
         <w:t>No files are attached this time — the project reaches Drive itself.</w:t>
+      </w:r>
+    </w:p>
+    <w:p>
+      <w:pPr>
+        <w:keepNext/>
+        <w:spacing w:after="40" w:before="80"/>
+        <w:ind w:left="440"/>
+      </w:pPr>
+      <w:r>
+        <w:rPr>
+          <w:b/>
+          <w:color w:val="111827"/>
+          <w:sz w:val="21"/>
+        </w:rPr>
+        <w:t>Block 1 — RECONCILE</w:t>
+      </w:r>
+    </w:p>
+    <w:p>
+      <w:pPr>
+        <w:keepNext/>
+        <w:spacing w:after="60"/>
+        <w:ind w:left="440"/>
+      </w:pPr>
+      <w:r>
+        <w:rPr>
+          <w:b w:val="0"/>
+        </w:rPr>
+        <w:t>Send this in the project:</w:t>
       </w:r>
     </w:p>
     <w:tbl>
@@ -18096,17 +20581,9 @@
       </w:pPr>
       <w:r>
         <w:rPr>
-          <w:b/>
-          <w:color w:val="1F6FEB"/>
-        </w:rPr>
-        <w:t xml:space="preserve">Note: </w:t>
-      </w:r>
-      <w:r>
-        <w:rPr>
           <w:b w:val="0"/>
-          <w:sz w:val="20"/>
-        </w:rPr>
-        <w:t>Replace &lt;YOUR EMAIL&gt; with your own address. Send lab emails only to yourself.</w:t>
+        </w:rPr>
+        <w:t>Read the budget table and the draft in full before you approve the email.</w:t>
       </w:r>
     </w:p>
     <w:p>
@@ -18322,6 +20799,659 @@
           <w:sz w:val="19"/>
         </w:rPr>
         <w:t>Close the loop: an email you did not check arrived is an email you hope arrived.</w:t>
+      </w:r>
+    </w:p>
+    <w:p>
+      <w:pPr>
+        <w:keepNext/>
+        <w:spacing w:after="40"/>
+        <w:ind w:left="440" w:hanging="440"/>
+      </w:pPr>
+      <w:r>
+        <w:rPr>
+          <w:b/>
+          <w:color w:val="1F6FEB"/>
+        </w:rPr>
+        <w:t>9.</w:t>
+        <w:tab/>
+      </w:r>
+      <w:r>
+        <w:rPr>
+          <w:b w:val="0"/>
+        </w:rPr>
+        <w:t>Send Block 2 to find the milestones due from 6 to 20 November.</w:t>
+      </w:r>
+    </w:p>
+    <w:p>
+      <w:pPr>
+        <w:spacing w:after="120"/>
+        <w:ind w:left="440"/>
+      </w:pPr>
+      <w:r>
+        <w:rPr>
+          <w:b/>
+          <w:color w:val="555B66"/>
+          <w:sz w:val="19"/>
+        </w:rPr>
+        <w:t xml:space="preserve">Why: </w:t>
+      </w:r>
+      <w:r>
+        <w:rPr>
+          <w:b w:val="0"/>
+          <w:color w:val="555B66"/>
+          <w:sz w:val="19"/>
+        </w:rPr>
+        <w:t>The prompt names no file. Claude must search Drive, then read what it found — two tool calls you never asked for by name.</w:t>
+      </w:r>
+    </w:p>
+    <w:p>
+      <w:pPr>
+        <w:keepNext/>
+        <w:spacing w:after="40" w:before="80"/>
+        <w:ind w:left="440"/>
+      </w:pPr>
+      <w:r>
+        <w:rPr>
+          <w:b/>
+          <w:color w:val="111827"/>
+          <w:sz w:val="21"/>
+        </w:rPr>
+        <w:t>Block 2 — FIND</w:t>
+      </w:r>
+    </w:p>
+    <w:p>
+      <w:pPr>
+        <w:keepNext/>
+        <w:spacing w:after="60"/>
+        <w:ind w:left="440"/>
+      </w:pPr>
+      <w:r>
+        <w:rPr>
+          <w:b w:val="0"/>
+        </w:rPr>
+        <w:t>Then send:</w:t>
+      </w:r>
+    </w:p>
+    <w:tbl>
+      <w:tblPr>
+        <w:tblStyle w:val="TableGrid"/>
+        <w:tblW w:type="auto" w:w="0"/>
+        <w:tblLayout w:type="fixed"/>
+        <w:tblLook w:firstColumn="1" w:firstRow="1" w:lastColumn="0" w:lastRow="0" w:noHBand="0" w:noVBand="1" w:val="04A0"/>
+        <w:tblInd w:w="440" w:type="dxa"/>
+      </w:tblPr>
+      <w:tblGrid>
+        <w:gridCol w:w="8200"/>
+      </w:tblGrid>
+      <w:tr>
+        <w:trPr>
+          <w:cantSplit w:val="true"/>
+        </w:trPr>
+        <w:tc>
+          <w:tcPr>
+            <w:tcW w:type="dxa" w:w="8200"/>
+            <w:shd w:val="clear" w:color="auto" w:fill="FBF3EF"/>
+          </w:tcPr>
+          <w:p>
+            <w:pPr>
+              <w:keepNext/>
+              <w:spacing w:after="60"/>
+            </w:pPr>
+            <w:r>
+              <w:rPr>
+                <w:b/>
+                <w:color w:val="D97757"/>
+                <w:sz w:val="17"/>
+              </w:rPr>
+              <w:t>PROMPT — copy into Claude</w:t>
+            </w:r>
+          </w:p>
+          <w:p>
+            <w:pPr>
+              <w:keepNext/>
+              <w:spacing w:after="0"/>
+            </w:pPr>
+            <w:r>
+              <w:rPr>
+                <w:rFonts w:ascii="Courier New" w:hAnsi="Courier New"/>
+                <w:color w:val="111827"/>
+                <w:sz w:val="19"/>
+              </w:rPr>
+              <w:t>Search my Google Drive for the Lumo launch timeline.</w:t>
+            </w:r>
+          </w:p>
+          <w:p>
+            <w:pPr>
+              <w:keepNext/>
+              <w:spacing w:after="0"/>
+            </w:pPr>
+            <w:r>
+              <w:rPr>
+                <w:rFonts w:ascii="Courier New" w:hAnsi="Courier New"/>
+                <w:color w:val="111827"/>
+                <w:sz w:val="19"/>
+              </w:rPr>
+              <w:t xml:space="preserve"> </w:t>
+            </w:r>
+          </w:p>
+          <w:p>
+            <w:pPr>
+              <w:keepNext/>
+              <w:spacing w:after="0"/>
+            </w:pPr>
+            <w:r>
+              <w:rPr>
+                <w:rFonts w:ascii="Courier New" w:hAnsi="Courier New"/>
+                <w:color w:val="111827"/>
+                <w:sz w:val="19"/>
+              </w:rPr>
+              <w:t>1. List every milestone due from 6 to 20 November 2026 in a</w:t>
+            </w:r>
+          </w:p>
+          <w:p>
+            <w:pPr>
+              <w:keepNext/>
+              <w:spacing w:after="0"/>
+            </w:pPr>
+            <w:r>
+              <w:rPr>
+                <w:rFonts w:ascii="Courier New" w:hAnsi="Courier New"/>
+                <w:color w:val="111827"/>
+                <w:sz w:val="19"/>
+              </w:rPr>
+              <w:t xml:space="preserve">   table: date, milestone, owner and status.</w:t>
+            </w:r>
+          </w:p>
+          <w:p>
+            <w:pPr>
+              <w:keepNext/>
+              <w:spacing w:after="0"/>
+            </w:pPr>
+            <w:r>
+              <w:rPr>
+                <w:rFonts w:ascii="Courier New" w:hAnsi="Courier New"/>
+                <w:color w:val="111827"/>
+                <w:sz w:val="19"/>
+              </w:rPr>
+              <w:t>2. Then list the tools you called to answer this, in order:</w:t>
+            </w:r>
+          </w:p>
+          <w:p>
+            <w:pPr>
+              <w:keepNext/>
+              <w:spacing w:after="80"/>
+            </w:pPr>
+            <w:r>
+              <w:rPr>
+                <w:rFonts w:ascii="Courier New" w:hAnsi="Courier New"/>
+                <w:color w:val="111827"/>
+                <w:sz w:val="19"/>
+              </w:rPr>
+              <w:t xml:space="preserve">   the tool's name, what you passed to it, and what it returned.</w:t>
+            </w:r>
+          </w:p>
+        </w:tc>
+      </w:tr>
+    </w:tbl>
+    <w:p>
+      <w:pPr>
+        <w:spacing w:after="0" w:before="0" w:line="120" w:lineRule="exact"/>
+      </w:pPr>
+      <w:r>
+        <w:rPr>
+          <w:sz w:val="12"/>
+        </w:rPr>
+      </w:r>
+    </w:p>
+    <w:p>
+      <w:pPr>
+        <w:spacing w:after="160"/>
+        <w:ind w:left="440"/>
+      </w:pPr>
+      <w:r>
+        <w:rPr>
+          <w:b w:val="0"/>
+        </w:rPr>
+        <w:t>Click the Drive steps in Claude's reply and compare them with the tool list it gave you.</w:t>
+      </w:r>
+    </w:p>
+    <w:p>
+      <w:pPr>
+        <w:keepNext/>
+        <w:spacing w:after="40"/>
+        <w:ind w:left="440" w:hanging="440"/>
+      </w:pPr>
+      <w:r>
+        <w:rPr>
+          <w:b/>
+          <w:color w:val="1F6FEB"/>
+        </w:rPr>
+        <w:t>10.</w:t>
+        <w:tab/>
+      </w:r>
+      <w:r>
+        <w:rPr>
+          <w:b w:val="0"/>
+        </w:rPr>
+        <w:t>Click the Drive steps in Claude's reply and compare them with the tool list it gave you.</w:t>
+      </w:r>
+    </w:p>
+    <w:p>
+      <w:pPr>
+        <w:spacing w:after="120"/>
+        <w:ind w:left="440"/>
+      </w:pPr>
+      <w:r>
+        <w:rPr>
+          <w:b/>
+          <w:color w:val="555B66"/>
+          <w:sz w:val="19"/>
+        </w:rPr>
+        <w:t xml:space="preserve">Why: </w:t>
+      </w:r>
+      <w:r>
+        <w:rPr>
+          <w:b w:val="0"/>
+          <w:color w:val="555B66"/>
+          <w:sz w:val="19"/>
+        </w:rPr>
+        <w:t>Each step shows the tool, its input and its result — a search, then a file read. This is how you check where an answer came from.</w:t>
+      </w:r>
+    </w:p>
+    <w:p>
+      <w:pPr>
+        <w:keepNext/>
+        <w:spacing w:after="40"/>
+        <w:ind w:left="440" w:hanging="440"/>
+      </w:pPr>
+      <w:r>
+        <w:rPr>
+          <w:b/>
+          <w:color w:val="1F6FEB"/>
+        </w:rPr>
+        <w:t>11.</w:t>
+        <w:tab/>
+      </w:r>
+      <w:r>
+        <w:rPr>
+          <w:b w:val="0"/>
+        </w:rPr>
+        <w:t>Check the milestone table.</w:t>
+      </w:r>
+    </w:p>
+    <w:p>
+      <w:pPr>
+        <w:spacing w:after="120"/>
+        <w:ind w:left="440"/>
+      </w:pPr>
+      <w:r>
+        <w:rPr>
+          <w:b/>
+          <w:color w:val="555B66"/>
+          <w:sz w:val="19"/>
+        </w:rPr>
+        <w:t xml:space="preserve">Why: </w:t>
+      </w:r>
+      <w:r>
+        <w:rPr>
+          <w:b w:val="0"/>
+          <w:color w:val="555B66"/>
+          <w:sz w:val="19"/>
+        </w:rPr>
+        <w:t>Three milestones, all Not started: 6 November, launch deck and campaign brief (Marketing lead); 13 November, brand-voice skill and social calendar (Social lead); 20 November, creator content approved (Partnerships lead).</w:t>
+      </w:r>
+    </w:p>
+    <w:p>
+      <w:pPr>
+        <w:keepNext/>
+        <w:spacing w:after="40"/>
+        <w:ind w:left="440" w:hanging="440"/>
+      </w:pPr>
+      <w:r>
+        <w:rPr>
+          <w:b/>
+          <w:color w:val="1F6FEB"/>
+        </w:rPr>
+        <w:t>12.</w:t>
+        <w:tab/>
+      </w:r>
+      <w:r>
+        <w:rPr>
+          <w:b w:val="0"/>
+        </w:rPr>
+        <w:t>Send Block 3 with your own email address in place of &lt;YOUR EMAIL&gt;.</w:t>
+      </w:r>
+    </w:p>
+    <w:p>
+      <w:pPr>
+        <w:spacing w:after="120"/>
+        <w:ind w:left="440"/>
+      </w:pPr>
+      <w:r>
+        <w:rPr>
+          <w:b/>
+          <w:color w:val="555B66"/>
+          <w:sz w:val="19"/>
+        </w:rPr>
+        <w:t xml:space="preserve">Why: </w:t>
+      </w:r>
+      <w:r>
+        <w:rPr>
+          <w:b w:val="0"/>
+          <w:color w:val="555B66"/>
+          <w:sz w:val="19"/>
+        </w:rPr>
+        <w:t>Two Gmail tools this time — one searches your mail, one creates a draft — plus a Drive read. None of them sends anything.</w:t>
+      </w:r>
+    </w:p>
+    <w:p>
+      <w:pPr>
+        <w:keepNext/>
+        <w:spacing w:after="40" w:before="80"/>
+        <w:ind w:left="440"/>
+      </w:pPr>
+      <w:r>
+        <w:rPr>
+          <w:b/>
+          <w:color w:val="111827"/>
+          <w:sz w:val="21"/>
+        </w:rPr>
+        <w:t>Block 3 — REMIND</w:t>
+      </w:r>
+    </w:p>
+    <w:p>
+      <w:pPr>
+        <w:keepNext/>
+        <w:spacing w:after="60"/>
+        <w:ind w:left="440"/>
+      </w:pPr>
+      <w:r>
+        <w:rPr>
+          <w:b w:val="0"/>
+        </w:rPr>
+        <w:t>Then send:</w:t>
+      </w:r>
+    </w:p>
+    <w:tbl>
+      <w:tblPr>
+        <w:tblStyle w:val="TableGrid"/>
+        <w:tblW w:type="auto" w:w="0"/>
+        <w:tblLayout w:type="fixed"/>
+        <w:tblLook w:firstColumn="1" w:firstRow="1" w:lastColumn="0" w:lastRow="0" w:noHBand="0" w:noVBand="1" w:val="04A0"/>
+        <w:tblInd w:w="440" w:type="dxa"/>
+      </w:tblPr>
+      <w:tblGrid>
+        <w:gridCol w:w="8200"/>
+      </w:tblGrid>
+      <w:tr>
+        <w:trPr>
+          <w:cantSplit w:val="true"/>
+        </w:trPr>
+        <w:tc>
+          <w:tcPr>
+            <w:tcW w:type="dxa" w:w="8200"/>
+            <w:shd w:val="clear" w:color="auto" w:fill="FBF3EF"/>
+          </w:tcPr>
+          <w:p>
+            <w:pPr>
+              <w:keepNext/>
+              <w:spacing w:after="60"/>
+            </w:pPr>
+            <w:r>
+              <w:rPr>
+                <w:b/>
+                <w:color w:val="D97757"/>
+                <w:sz w:val="17"/>
+              </w:rPr>
+              <w:t>PROMPT — copy into Claude</w:t>
+            </w:r>
+          </w:p>
+          <w:p>
+            <w:pPr>
+              <w:keepNext/>
+              <w:spacing w:after="0"/>
+            </w:pPr>
+            <w:r>
+              <w:rPr>
+                <w:rFonts w:ascii="Courier New" w:hAnsi="Courier New"/>
+                <w:color w:val="111827"/>
+                <w:sz w:val="19"/>
+              </w:rPr>
+              <w:t>Using Gmail and Google Drive:</w:t>
+            </w:r>
+          </w:p>
+          <w:p>
+            <w:pPr>
+              <w:keepNext/>
+              <w:spacing w:after="0"/>
+            </w:pPr>
+            <w:r>
+              <w:rPr>
+                <w:rFonts w:ascii="Courier New" w:hAnsi="Courier New"/>
+                <w:color w:val="111827"/>
+                <w:sz w:val="19"/>
+              </w:rPr>
+              <w:t xml:space="preserve"> </w:t>
+            </w:r>
+          </w:p>
+          <w:p>
+            <w:pPr>
+              <w:keepNext/>
+              <w:spacing w:after="0"/>
+            </w:pPr>
+            <w:r>
+              <w:rPr>
+                <w:rFonts w:ascii="Courier New" w:hAnsi="Courier New"/>
+                <w:color w:val="111827"/>
+                <w:sz w:val="19"/>
+              </w:rPr>
+              <w:t>1. Search my Gmail for the email with the subject</w:t>
+            </w:r>
+          </w:p>
+          <w:p>
+            <w:pPr>
+              <w:keepNext/>
+              <w:spacing w:after="0"/>
+            </w:pPr>
+            <w:r>
+              <w:rPr>
+                <w:rFonts w:ascii="Courier New" w:hAnsi="Courier New"/>
+                <w:color w:val="111827"/>
+                <w:sz w:val="19"/>
+              </w:rPr>
+              <w:t xml:space="preserve">   "Lumo launch - research and budget check" and tell me when</w:t>
+            </w:r>
+          </w:p>
+          <w:p>
+            <w:pPr>
+              <w:keepNext/>
+              <w:spacing w:after="0"/>
+            </w:pPr>
+            <w:r>
+              <w:rPr>
+                <w:rFonts w:ascii="Courier New" w:hAnsi="Courier New"/>
+                <w:color w:val="111827"/>
+                <w:sz w:val="19"/>
+              </w:rPr>
+              <w:t xml:space="preserve">   it arrived.</w:t>
+            </w:r>
+          </w:p>
+          <w:p>
+            <w:pPr>
+              <w:keepNext/>
+              <w:spacing w:after="0"/>
+            </w:pPr>
+            <w:r>
+              <w:rPr>
+                <w:rFonts w:ascii="Courier New" w:hAnsi="Courier New"/>
+                <w:color w:val="111827"/>
+                <w:sz w:val="19"/>
+              </w:rPr>
+              <w:t>2. From lumo-launch-timeline.csv in Drive, find the milestone for</w:t>
+            </w:r>
+          </w:p>
+          <w:p>
+            <w:pPr>
+              <w:keepNext/>
+              <w:spacing w:after="0"/>
+            </w:pPr>
+            <w:r>
+              <w:rPr>
+                <w:rFonts w:ascii="Courier New" w:hAnsi="Courier New"/>
+                <w:color w:val="111827"/>
+                <w:sz w:val="19"/>
+              </w:rPr>
+              <w:t xml:space="preserve">   the Shopee and Lazada store pages: its owner and due date.</w:t>
+            </w:r>
+          </w:p>
+          <w:p>
+            <w:pPr>
+              <w:keepNext/>
+              <w:spacing w:after="0"/>
+            </w:pPr>
+            <w:r>
+              <w:rPr>
+                <w:rFonts w:ascii="Courier New" w:hAnsi="Courier New"/>
+                <w:color w:val="111827"/>
+                <w:sz w:val="19"/>
+              </w:rPr>
+              <w:t>3. Draft an email to &lt;YOUR EMAIL&gt; with the subject</w:t>
+            </w:r>
+          </w:p>
+          <w:p>
+            <w:pPr>
+              <w:keepNext/>
+              <w:spacing w:after="0"/>
+            </w:pPr>
+            <w:r>
+              <w:rPr>
+                <w:rFonts w:ascii="Courier New" w:hAnsi="Courier New"/>
+                <w:color w:val="111827"/>
+                <w:sz w:val="19"/>
+              </w:rPr>
+              <w:t xml:space="preserve">   "Reminder: store pages due &lt;due date&gt;", reminding its owner</w:t>
+            </w:r>
+          </w:p>
+          <w:p>
+            <w:pPr>
+              <w:keepNext/>
+              <w:spacing w:after="0"/>
+            </w:pPr>
+            <w:r>
+              <w:rPr>
+                <w:rFonts w:ascii="Courier New" w:hAnsi="Courier New"/>
+                <w:color w:val="111827"/>
+                <w:sz w:val="19"/>
+              </w:rPr>
+              <w:t xml:space="preserve">   of what is due and when.</w:t>
+            </w:r>
+          </w:p>
+          <w:p>
+            <w:pPr>
+              <w:keepNext/>
+              <w:spacing w:after="0"/>
+            </w:pPr>
+            <w:r>
+              <w:rPr>
+                <w:rFonts w:ascii="Courier New" w:hAnsi="Courier New"/>
+                <w:color w:val="111827"/>
+                <w:sz w:val="19"/>
+              </w:rPr>
+              <w:t xml:space="preserve"> </w:t>
+            </w:r>
+          </w:p>
+          <w:p>
+            <w:pPr>
+              <w:keepNext/>
+              <w:spacing w:after="80"/>
+            </w:pPr>
+            <w:r>
+              <w:rPr>
+                <w:rFonts w:ascii="Courier New" w:hAnsi="Courier New"/>
+                <w:color w:val="111827"/>
+                <w:sz w:val="19"/>
+              </w:rPr>
+              <w:t>Save the reminder as a Gmail draft. Do not send it.</w:t>
+            </w:r>
+          </w:p>
+        </w:tc>
+      </w:tr>
+    </w:tbl>
+    <w:p>
+      <w:pPr>
+        <w:spacing w:after="0" w:before="0" w:line="120" w:lineRule="exact"/>
+      </w:pPr>
+      <w:r>
+        <w:rPr>
+          <w:sz w:val="12"/>
+        </w:rPr>
+      </w:r>
+    </w:p>
+    <w:p>
+      <w:pPr>
+        <w:spacing w:after="160"/>
+        <w:ind w:left="440"/>
+      </w:pPr>
+      <w:r>
+        <w:rPr>
+          <w:b w:val="0"/>
+        </w:rPr>
+        <w:t xml:space="preserve">Open </w:t>
+      </w:r>
+      <w:r>
+        <w:rPr>
+          <w:b/>
+        </w:rPr>
+        <w:t>Gmail → Drafts</w:t>
+      </w:r>
+      <w:r>
+        <w:rPr>
+          <w:b w:val="0"/>
+        </w:rPr>
+        <w:t xml:space="preserve"> and check the reminder is there, unsent.</w:t>
+      </w:r>
+    </w:p>
+    <w:p>
+      <w:pPr>
+        <w:keepNext/>
+        <w:spacing w:after="40"/>
+        <w:ind w:left="440" w:hanging="440"/>
+      </w:pPr>
+      <w:r>
+        <w:rPr>
+          <w:b/>
+          <w:color w:val="1F6FEB"/>
+        </w:rPr>
+        <w:t>13.</w:t>
+        <w:tab/>
+      </w:r>
+      <w:r>
+        <w:rPr>
+          <w:b w:val="0"/>
+        </w:rPr>
+        <w:t>Open Gmail → Drafts and check the reminder.</w:t>
+      </w:r>
+    </w:p>
+    <w:p>
+      <w:pPr>
+        <w:spacing w:after="120"/>
+        <w:ind w:left="440"/>
+      </w:pPr>
+      <w:r>
+        <w:rPr>
+          <w:b/>
+          <w:color w:val="555B66"/>
+          <w:sz w:val="19"/>
+        </w:rPr>
+        <w:t xml:space="preserve">Why: </w:t>
+      </w:r>
+      <w:r>
+        <w:rPr>
+          <w:b w:val="0"/>
+          <w:color w:val="555B66"/>
+          <w:sz w:val="19"/>
+        </w:rPr>
+        <w:t>The store pages belong to the E-commerce lead and are due Friday 27 November 2026. The reminder is a draft, not a sent email, and Claude reported when the Block 1 email arrived.</w:t>
       </w:r>
     </w:p>
     <w:p>
@@ -18375,7 +21505,7 @@
                 <w:b w:val="0"/>
                 <w:sz w:val="20"/>
               </w:rPr>
-              <w:t>Google Drive and Gmail are connected. Claude read both CSV files from the Lumo Launch folder, showed a budget table totalling S$60,000 on both sides, and flagged Instagram (S$18,000 vs S$20,000) and Influencers (S$12,000 vs S$10,000) without choosing between them. lumo-research-brief.docx is in the Drive folder, and the approved summary email arrived in your own inbox with a working link.</w:t>
+              <w:t>Google Drive and Gmail are connected. Claude read both CSV files from the Lumo Launch folder, showed a budget table totalling S$60,000 on both sides, and flagged Instagram (S$18,000 vs S$20,000) and Influencers (S$12,000 vs S$10,000) without choosing between them. lumo-research-brief.docx is in the Drive folder, and the approved summary email arrived in your own inbox with a working link. Block 2 listed the three milestones due from 6 to 20 November with their owners and named the Drive tools it called. Block 3 found the Block 1 email in Gmail and saved a reminder about the E-commerce lead's store pages, due 27 November 2026, as a draft — nothing else was sent.</w:t>
             </w:r>
           </w:p>
         </w:tc>
@@ -18828,8 +21958,768 @@
     <w:p>
       <w:pPr>
         <w:pStyle w:val="Heading2"/>
+        <w:pageBreakBefore/>
+      </w:pPr>
+      <w:r>
+        <w:t>Analysing data with Claude</w:t>
+      </w:r>
+    </w:p>
+    <w:p>
+      <w:r>
+        <w:rPr>
+          <w:b w:val="0"/>
+        </w:rPr>
+        <w:t>Ask Claude a question about a CSV or Excel file and it uses its code tool: it writes Python, runs it on the file and reads the result. The work runs in five moves:</w:t>
+      </w:r>
+    </w:p>
+    <w:p>
+      <w:pPr>
+        <w:spacing w:after="60"/>
+        <w:ind w:left="360" w:hanging="360"/>
+      </w:pPr>
+      <w:r>
+        <w:rPr>
+          <w:b/>
+          <w:color w:val="1F6FEB"/>
+        </w:rPr>
+        <w:t>1.</w:t>
+        <w:tab/>
+      </w:r>
+      <w:r>
+        <w:rPr>
+          <w:b/>
+        </w:rPr>
+        <w:t xml:space="preserve">Attach the data — </w:t>
+      </w:r>
+      <w:r>
+        <w:rPr>
+          <w:b w:val="0"/>
+        </w:rPr>
+        <w:t>A CSV or Excel file — the 400-row Lumo survey.</w:t>
+      </w:r>
+    </w:p>
+    <w:p>
+      <w:pPr>
+        <w:spacing w:after="60"/>
+        <w:ind w:left="360" w:hanging="360"/>
+      </w:pPr>
+      <w:r>
+        <w:rPr>
+          <w:b/>
+          <w:color w:val="1F6FEB"/>
+        </w:rPr>
+        <w:t>2.</w:t>
+        <w:tab/>
+      </w:r>
+      <w:r>
+        <w:rPr>
+          <w:b/>
+        </w:rPr>
+        <w:t xml:space="preserve">Define the terms — </w:t>
+      </w:r>
+      <w:r>
+        <w:rPr>
+          <w:b w:val="0"/>
+        </w:rPr>
+        <w:t>“Likely to buy” means intent 4 or 5 — say so.</w:t>
+      </w:r>
+    </w:p>
+    <w:p>
+      <w:pPr>
+        <w:spacing w:after="60"/>
+        <w:ind w:left="360" w:hanging="360"/>
+      </w:pPr>
+      <w:r>
+        <w:rPr>
+          <w:b/>
+          <w:color w:val="1F6FEB"/>
+        </w:rPr>
+        <w:t>3.</w:t>
+        <w:tab/>
+      </w:r>
+      <w:r>
+        <w:rPr>
+          <w:b/>
+        </w:rPr>
+        <w:t xml:space="preserve">Claude runs code — </w:t>
+      </w:r>
+      <w:r>
+        <w:rPr>
+          <w:b w:val="0"/>
+        </w:rPr>
+        <w:t>Python reads the file, counts, and draws the chart.</w:t>
+      </w:r>
+    </w:p>
+    <w:p>
+      <w:pPr>
+        <w:spacing w:after="60"/>
+        <w:ind w:left="360" w:hanging="360"/>
+      </w:pPr>
+      <w:r>
+        <w:rPr>
+          <w:b/>
+          <w:color w:val="1F6FEB"/>
+        </w:rPr>
+        <w:t>4.</w:t>
+        <w:tab/>
+      </w:r>
+      <w:r>
+        <w:rPr>
+          <w:b/>
+        </w:rPr>
+        <w:t xml:space="preserve">Check the method — </w:t>
+      </w:r>
+      <w:r>
+        <w:rPr>
+          <w:b w:val="0"/>
+        </w:rPr>
+        <w:t>Click the code step: right column, right filter?</w:t>
+      </w:r>
+    </w:p>
+    <w:p>
+      <w:pPr>
+        <w:spacing w:after="60"/>
+        <w:ind w:left="360" w:hanging="360"/>
+      </w:pPr>
+      <w:r>
+        <w:rPr>
+          <w:b/>
+          <w:color w:val="1F6FEB"/>
+        </w:rPr>
+        <w:t>5.</w:t>
+        <w:tab/>
+      </w:r>
+      <w:r>
+        <w:rPr>
+          <w:b/>
+        </w:rPr>
+        <w:t xml:space="preserve">Take the output — </w:t>
+      </w:r>
+      <w:r>
+        <w:rPr>
+          <w:b w:val="0"/>
+        </w:rPr>
+        <w:t>Tables, a chart, and an .xlsx workbook to download.</w:t>
+      </w:r>
+    </w:p>
+    <w:p>
+      <w:r>
+        <w:rPr>
+          <w:b w:val="0"/>
+        </w:rPr>
+        <w:t>The numbers come from code that ran on your file — not from the model's memory.</w:t>
+      </w:r>
+    </w:p>
+    <w:p>
+      <w:pPr>
         <w:keepNext/>
-        <w:pageBreakBefore/>
+        <w:spacing w:before="160" w:after="80"/>
+      </w:pPr>
+      <w:r>
+        <w:rPr>
+          <w:b/>
+          <w:color w:val="1F6FEB"/>
+          <w:sz w:val="22"/>
+        </w:rPr>
+        <w:t>Six questions to ask of your data</w:t>
+      </w:r>
+    </w:p>
+    <w:tbl>
+      <w:tblPr>
+        <w:tblStyle w:val="TableGrid"/>
+        <w:tblW w:type="auto" w:w="0"/>
+        <w:jc w:val="center"/>
+        <w:tblLayout w:type="fixed"/>
+        <w:tblLook w:firstColumn="1" w:firstRow="1" w:lastColumn="0" w:lastRow="0" w:noHBand="0" w:noVBand="1" w:val="04A0"/>
+      </w:tblPr>
+      <w:tblGrid>
+        <w:gridCol w:w="2015"/>
+        <w:gridCol w:w="6623"/>
+      </w:tblGrid>
+      <w:tr>
+        <w:trPr>
+          <w:tblHeader w:val="true"/>
+          <w:cantSplit w:val="true"/>
+        </w:trPr>
+        <w:tc>
+          <w:tcPr>
+            <w:tcW w:type="dxa" w:w="2016"/>
+            <w:shd w:val="clear" w:color="auto" w:fill="1F6FEB"/>
+          </w:tcPr>
+          <w:p>
+            <w:pPr>
+              <w:keepNext/>
+              <w:spacing w:before="30" w:after="30"/>
+            </w:pPr>
+            <w:r/>
+            <w:r>
+              <w:rPr>
+                <w:b/>
+                <w:color w:val="FFFFFF"/>
+                <w:sz w:val="19"/>
+              </w:rPr>
+              <w:t>Question type</w:t>
+            </w:r>
+          </w:p>
+        </w:tc>
+        <w:tc>
+          <w:tcPr>
+            <w:tcW w:type="dxa" w:w="6624"/>
+            <w:shd w:val="clear" w:color="auto" w:fill="1F6FEB"/>
+          </w:tcPr>
+          <w:p>
+            <w:pPr>
+              <w:keepNext/>
+              <w:spacing w:before="30" w:after="30"/>
+            </w:pPr>
+            <w:r/>
+            <w:r>
+              <w:rPr>
+                <w:b/>
+                <w:color w:val="FFFFFF"/>
+                <w:sz w:val="19"/>
+              </w:rPr>
+              <w:t>The prompt you would send</w:t>
+            </w:r>
+          </w:p>
+        </w:tc>
+      </w:tr>
+      <w:tr>
+        <w:trPr>
+          <w:cantSplit w:val="true"/>
+        </w:trPr>
+        <w:tc>
+          <w:tcPr>
+            <w:tcW w:type="dxa" w:w="2016"/>
+          </w:tcPr>
+          <w:p>
+            <w:pPr>
+              <w:keepNext/>
+              <w:spacing w:before="30" w:after="30"/>
+            </w:pPr>
+            <w:r/>
+            <w:r>
+              <w:rPr>
+                <w:b/>
+                <w:sz w:val="19"/>
+              </w:rPr>
+              <w:t>Segment</w:t>
+            </w:r>
+          </w:p>
+        </w:tc>
+        <w:tc>
+          <w:tcPr>
+            <w:tcW w:type="dxa" w:w="6624"/>
+          </w:tcPr>
+          <w:p>
+            <w:pPr>
+              <w:keepNext/>
+              <w:spacing w:before="30" w:after="30"/>
+            </w:pPr>
+            <w:r/>
+            <w:r>
+              <w:rPr>
+                <w:b w:val="0"/>
+                <w:sz w:val="19"/>
+              </w:rPr>
+              <w:t>Likely to buy by city and by age band — count, base and %.</w:t>
+            </w:r>
+          </w:p>
+        </w:tc>
+      </w:tr>
+      <w:tr>
+        <w:trPr>
+          <w:cantSplit w:val="true"/>
+        </w:trPr>
+        <w:tc>
+          <w:tcPr>
+            <w:tcW w:type="dxa" w:w="2016"/>
+            <w:shd w:val="clear" w:color="auto" w:fill="F3F5F8"/>
+          </w:tcPr>
+          <w:p>
+            <w:pPr>
+              <w:keepNext/>
+              <w:spacing w:before="30" w:after="30"/>
+            </w:pPr>
+            <w:r/>
+            <w:r>
+              <w:rPr>
+                <w:b/>
+                <w:sz w:val="19"/>
+              </w:rPr>
+              <w:t>Compare</w:t>
+            </w:r>
+          </w:p>
+        </w:tc>
+        <w:tc>
+          <w:tcPr>
+            <w:tcW w:type="dxa" w:w="6624"/>
+            <w:shd w:val="clear" w:color="auto" w:fill="F3F5F8"/>
+          </w:tcPr>
+          <w:p>
+            <w:pPr>
+              <w:keepNext/>
+              <w:spacing w:before="30" w:after="30"/>
+            </w:pPr>
+            <w:r/>
+            <w:r>
+              <w:rPr>
+                <w:b w:val="0"/>
+                <w:sz w:val="19"/>
+              </w:rPr>
+              <w:t>Which discovery channel has the highest average purchase intent?</w:t>
+            </w:r>
+          </w:p>
+        </w:tc>
+      </w:tr>
+      <w:tr>
+        <w:trPr>
+          <w:cantSplit w:val="true"/>
+        </w:trPr>
+        <w:tc>
+          <w:tcPr>
+            <w:tcW w:type="dxa" w:w="2016"/>
+          </w:tcPr>
+          <w:p>
+            <w:pPr>
+              <w:keepNext/>
+              <w:spacing w:before="30" w:after="30"/>
+            </w:pPr>
+            <w:r/>
+            <w:r>
+              <w:rPr>
+                <w:b/>
+                <w:sz w:val="19"/>
+              </w:rPr>
+              <w:t>Threshold</w:t>
+            </w:r>
+          </w:p>
+        </w:tc>
+        <w:tc>
+          <w:tcPr>
+            <w:tcW w:type="dxa" w:w="6624"/>
+          </w:tcPr>
+          <w:p>
+            <w:pPr>
+              <w:keepNext/>
+              <w:spacing w:before="30" w:after="30"/>
+            </w:pPr>
+            <w:r/>
+            <w:r>
+              <w:rPr>
+                <w:b w:val="0"/>
+                <w:sz w:val="19"/>
+              </w:rPr>
+              <w:t>What share would pay S$3.50 or more, by city?</w:t>
+            </w:r>
+          </w:p>
+        </w:tc>
+      </w:tr>
+      <w:tr>
+        <w:trPr>
+          <w:cantSplit w:val="true"/>
+        </w:trPr>
+        <w:tc>
+          <w:tcPr>
+            <w:tcW w:type="dxa" w:w="2016"/>
+            <w:shd w:val="clear" w:color="auto" w:fill="F3F5F8"/>
+          </w:tcPr>
+          <w:p>
+            <w:pPr>
+              <w:keepNext/>
+              <w:spacing w:before="30" w:after="30"/>
+            </w:pPr>
+            <w:r/>
+            <w:r>
+              <w:rPr>
+                <w:b/>
+                <w:sz w:val="19"/>
+              </w:rPr>
+              <w:t>Clean</w:t>
+            </w:r>
+          </w:p>
+        </w:tc>
+        <w:tc>
+          <w:tcPr>
+            <w:tcW w:type="dxa" w:w="6624"/>
+            <w:shd w:val="clear" w:color="auto" w:fill="F3F5F8"/>
+          </w:tcPr>
+          <w:p>
+            <w:pPr>
+              <w:keepNext/>
+              <w:spacing w:before="30" w:after="30"/>
+            </w:pPr>
+            <w:r/>
+            <w:r>
+              <w:rPr>
+                <w:b w:val="0"/>
+                <w:sz w:val="19"/>
+              </w:rPr>
+              <w:t>Find duplicate respondent IDs, blanks and impossible values. List them; do not delete.</w:t>
+            </w:r>
+          </w:p>
+        </w:tc>
+      </w:tr>
+      <w:tr>
+        <w:trPr>
+          <w:cantSplit w:val="true"/>
+        </w:trPr>
+        <w:tc>
+          <w:tcPr>
+            <w:tcW w:type="dxa" w:w="2016"/>
+          </w:tcPr>
+          <w:p>
+            <w:pPr>
+              <w:keepNext/>
+              <w:spacing w:before="30" w:after="30"/>
+            </w:pPr>
+            <w:r/>
+            <w:r>
+              <w:rPr>
+                <w:b/>
+                <w:sz w:val="19"/>
+              </w:rPr>
+              <w:t>Trend</w:t>
+            </w:r>
+          </w:p>
+        </w:tc>
+        <w:tc>
+          <w:tcPr>
+            <w:tcW w:type="dxa" w:w="6624"/>
+          </w:tcPr>
+          <w:p>
+            <w:pPr>
+              <w:keepNext/>
+              <w:spacing w:before="30" w:after="30"/>
+            </w:pPr>
+            <w:r/>
+            <w:r>
+              <w:rPr>
+                <w:b w:val="0"/>
+                <w:sz w:val="19"/>
+              </w:rPr>
+              <w:t>Chart responses per week from response_date and tell me if any week is unusual.</w:t>
+            </w:r>
+          </w:p>
+        </w:tc>
+      </w:tr>
+      <w:tr>
+        <w:trPr>
+          <w:cantSplit w:val="true"/>
+        </w:trPr>
+        <w:tc>
+          <w:tcPr>
+            <w:tcW w:type="dxa" w:w="2016"/>
+            <w:shd w:val="clear" w:color="auto" w:fill="F3F5F8"/>
+          </w:tcPr>
+          <w:p>
+            <w:pPr>
+              <w:spacing w:before="30" w:after="30"/>
+            </w:pPr>
+            <w:r/>
+            <w:r>
+              <w:rPr>
+                <w:b/>
+                <w:sz w:val="19"/>
+              </w:rPr>
+              <w:t>Report</w:t>
+            </w:r>
+          </w:p>
+        </w:tc>
+        <w:tc>
+          <w:tcPr>
+            <w:tcW w:type="dxa" w:w="6624"/>
+            <w:shd w:val="clear" w:color="auto" w:fill="F3F5F8"/>
+          </w:tcPr>
+          <w:p>
+            <w:pPr>
+              <w:spacing w:before="30" w:after="30"/>
+            </w:pPr>
+            <w:r/>
+            <w:r>
+              <w:rPr>
+                <w:b w:val="0"/>
+                <w:sz w:val="19"/>
+              </w:rPr>
+              <w:t>Save the tables and one chart as an Excel workbook with a Summary sheet.</w:t>
+            </w:r>
+          </w:p>
+        </w:tc>
+      </w:tr>
+    </w:tbl>
+    <w:p>
+      <w:pPr>
+        <w:spacing w:after="0" w:before="0" w:line="120" w:lineRule="exact"/>
+      </w:pPr>
+      <w:r>
+        <w:rPr>
+          <w:sz w:val="12"/>
+        </w:rPr>
+      </w:r>
+    </w:p>
+    <w:p>
+      <w:pPr>
+        <w:keepNext/>
+        <w:spacing w:before="160" w:after="80"/>
+      </w:pPr>
+      <w:r>
+        <w:rPr>
+          <w:b/>
+          <w:color w:val="1F6FEB"/>
+          <w:sz w:val="22"/>
+        </w:rPr>
+        <w:t>Four checks before you trust the numbers</w:t>
+      </w:r>
+    </w:p>
+    <w:tbl>
+      <w:tblPr>
+        <w:tblStyle w:val="TableGrid"/>
+        <w:tblW w:type="auto" w:w="0"/>
+        <w:jc w:val="center"/>
+        <w:tblLayout w:type="fixed"/>
+        <w:tblLook w:firstColumn="1" w:firstRow="1" w:lastColumn="0" w:lastRow="0" w:noHBand="0" w:noVBand="1" w:val="04A0"/>
+      </w:tblPr>
+      <w:tblGrid>
+        <w:gridCol w:w="2448"/>
+        <w:gridCol w:w="6192"/>
+      </w:tblGrid>
+      <w:tr>
+        <w:trPr>
+          <w:tblHeader w:val="true"/>
+          <w:cantSplit w:val="true"/>
+        </w:trPr>
+        <w:tc>
+          <w:tcPr>
+            <w:tcW w:type="dxa" w:w="2448"/>
+            <w:shd w:val="clear" w:color="auto" w:fill="1F6FEB"/>
+          </w:tcPr>
+          <w:p>
+            <w:pPr>
+              <w:keepNext/>
+              <w:spacing w:before="30" w:after="30"/>
+            </w:pPr>
+            <w:r/>
+            <w:r>
+              <w:rPr>
+                <w:b/>
+                <w:color w:val="FFFFFF"/>
+                <w:sz w:val="19"/>
+              </w:rPr>
+              <w:t>Check</w:t>
+            </w:r>
+          </w:p>
+        </w:tc>
+        <w:tc>
+          <w:tcPr>
+            <w:tcW w:type="dxa" w:w="6192"/>
+            <w:shd w:val="clear" w:color="auto" w:fill="1F6FEB"/>
+          </w:tcPr>
+          <w:p>
+            <w:pPr>
+              <w:keepNext/>
+              <w:spacing w:before="30" w:after="30"/>
+            </w:pPr>
+            <w:r/>
+            <w:r>
+              <w:rPr>
+                <w:b/>
+                <w:color w:val="FFFFFF"/>
+                <w:sz w:val="19"/>
+              </w:rPr>
+              <w:t>How</w:t>
+            </w:r>
+          </w:p>
+        </w:tc>
+      </w:tr>
+      <w:tr>
+        <w:trPr>
+          <w:cantSplit w:val="true"/>
+        </w:trPr>
+        <w:tc>
+          <w:tcPr>
+            <w:tcW w:type="dxa" w:w="2448"/>
+          </w:tcPr>
+          <w:p>
+            <w:pPr>
+              <w:keepNext/>
+              <w:spacing w:before="30" w:after="30"/>
+            </w:pPr>
+            <w:r/>
+            <w:r>
+              <w:rPr>
+                <w:b/>
+                <w:sz w:val="19"/>
+              </w:rPr>
+              <w:t>Define every term</w:t>
+            </w:r>
+          </w:p>
+        </w:tc>
+        <w:tc>
+          <w:tcPr>
+            <w:tcW w:type="dxa" w:w="6192"/>
+          </w:tcPr>
+          <w:p>
+            <w:pPr>
+              <w:keepNext/>
+              <w:spacing w:before="30" w:after="30"/>
+            </w:pPr>
+            <w:r/>
+            <w:r>
+              <w:rPr>
+                <w:b w:val="0"/>
+                <w:sz w:val="19"/>
+              </w:rPr>
+              <w:t>“Likely to buy” must mean intent 4 or 5 — write it in the prompt, or Claude chooses for you.</w:t>
+            </w:r>
+          </w:p>
+        </w:tc>
+      </w:tr>
+      <w:tr>
+        <w:trPr>
+          <w:cantSplit w:val="true"/>
+        </w:trPr>
+        <w:tc>
+          <w:tcPr>
+            <w:tcW w:type="dxa" w:w="2448"/>
+            <w:shd w:val="clear" w:color="auto" w:fill="F3F5F8"/>
+          </w:tcPr>
+          <w:p>
+            <w:pPr>
+              <w:keepNext/>
+              <w:spacing w:before="30" w:after="30"/>
+            </w:pPr>
+            <w:r/>
+            <w:r>
+              <w:rPr>
+                <w:b/>
+                <w:sz w:val="19"/>
+              </w:rPr>
+              <w:t>Ask for the base</w:t>
+            </w:r>
+          </w:p>
+        </w:tc>
+        <w:tc>
+          <w:tcPr>
+            <w:tcW w:type="dxa" w:w="6192"/>
+            <w:shd w:val="clear" w:color="auto" w:fill="F3F5F8"/>
+          </w:tcPr>
+          <w:p>
+            <w:pPr>
+              <w:keepNext/>
+              <w:spacing w:before="30" w:after="30"/>
+            </w:pPr>
+            <w:r/>
+            <w:r>
+              <w:rPr>
+                <w:b w:val="0"/>
+                <w:sz w:val="19"/>
+              </w:rPr>
+              <w:t>A percentage without its count and base cannot be checked: 63% of what? Ask for 152 of 240.</w:t>
+            </w:r>
+          </w:p>
+        </w:tc>
+      </w:tr>
+      <w:tr>
+        <w:trPr>
+          <w:cantSplit w:val="true"/>
+        </w:trPr>
+        <w:tc>
+          <w:tcPr>
+            <w:tcW w:type="dxa" w:w="2448"/>
+          </w:tcPr>
+          <w:p>
+            <w:pPr>
+              <w:keepNext/>
+              <w:spacing w:before="30" w:after="30"/>
+            </w:pPr>
+            <w:r/>
+            <w:r>
+              <w:rPr>
+                <w:b/>
+                <w:sz w:val="19"/>
+              </w:rPr>
+              <w:t>Reconcile the totals</w:t>
+            </w:r>
+          </w:p>
+        </w:tc>
+        <w:tc>
+          <w:tcPr>
+            <w:tcW w:type="dxa" w:w="6192"/>
+          </w:tcPr>
+          <w:p>
+            <w:pPr>
+              <w:keepNext/>
+              <w:spacing w:before="30" w:after="30"/>
+            </w:pPr>
+            <w:r/>
+            <w:r>
+              <w:rPr>
+                <w:b w:val="0"/>
+                <w:sz w:val="19"/>
+              </w:rPr>
+              <w:t>The segments must add back to the whole: 240 + 160 = 400 respondents, 152 + 96 = 248 likely to buy.</w:t>
+            </w:r>
+          </w:p>
+        </w:tc>
+      </w:tr>
+      <w:tr>
+        <w:trPr>
+          <w:cantSplit w:val="true"/>
+        </w:trPr>
+        <w:tc>
+          <w:tcPr>
+            <w:tcW w:type="dxa" w:w="2448"/>
+            <w:shd w:val="clear" w:color="auto" w:fill="F3F5F8"/>
+          </w:tcPr>
+          <w:p>
+            <w:pPr>
+              <w:spacing w:before="30" w:after="30"/>
+            </w:pPr>
+            <w:r/>
+            <w:r>
+              <w:rPr>
+                <w:b/>
+                <w:sz w:val="19"/>
+              </w:rPr>
+              <w:t>Check one figure yourself</w:t>
+            </w:r>
+          </w:p>
+        </w:tc>
+        <w:tc>
+          <w:tcPr>
+            <w:tcW w:type="dxa" w:w="6192"/>
+            <w:shd w:val="clear" w:color="auto" w:fill="F3F5F8"/>
+          </w:tcPr>
+          <w:p>
+            <w:pPr>
+              <w:spacing w:before="30" w:after="30"/>
+            </w:pPr>
+            <w:r/>
+            <w:r>
+              <w:rPr>
+                <w:b w:val="0"/>
+                <w:sz w:val="19"/>
+              </w:rPr>
+              <w:t>Filter the CSV in Excel for one row of the table. If it matches, you can trust the method.</w:t>
+            </w:r>
+          </w:p>
+        </w:tc>
+      </w:tr>
+    </w:tbl>
+    <w:p>
+      <w:pPr>
+        <w:spacing w:after="0" w:before="0" w:line="120" w:lineRule="exact"/>
+      </w:pPr>
+      <w:r>
+        <w:rPr>
+          <w:sz w:val="12"/>
+        </w:rPr>
+      </w:r>
+    </w:p>
+    <w:p>
+      <w:pPr>
+        <w:pStyle w:val="Heading2"/>
+        <w:keepNext/>
       </w:pPr>
       <w:r>
         <w:t>Slides, Docs and built-in skills</w:t>
@@ -19093,7 +22983,7 @@
         <w:pStyle w:val="Heading2"/>
       </w:pPr>
       <w:r>
-        <w:t>Lab 5 — Create the Launch Deck and Campaign Brief</w:t>
+        <w:t>Lab 5 — Analyse the Survey, Then Build the Deck and Brief</w:t>
       </w:r>
     </w:p>
     <w:p>
@@ -19111,7 +23001,7 @@
         <w:rPr>
           <w:b w:val="0"/>
         </w:rPr>
-        <w:t>By the end of this lab you can produce a launch deck in Slides and a campaign brief in Docs from the project's research.</w:t>
+        <w:t>By the end of this lab you can analyse survey data with Claude's code tool and save it to Excel, then produce a launch deck in Slides and a campaign brief in Docs.</w:t>
       </w:r>
     </w:p>
     <w:p>
@@ -19129,7 +23019,7 @@
         <w:rPr>
           <w:b w:val="0"/>
         </w:rPr>
-        <w:t>The launch team meets on Friday and needs two things: a short deck for the room and a campaign brief everyone can work from. You ask the project for both. Claude builds the deck in Slides and the brief in Docs, choosing its built-in skills on its own, using the numbers from your research and dashboard. You check every figure, then download the deck as PowerPoint.</w:t>
+        <w:t>Before the deck, the numbers. Claude analyses the 400-row survey by writing and running code, and saves the tables and a chart as an Excel workbook. Then it builds the Friday deck in Slides and the campaign brief in Docs, choosing its built-in skills itself. You check every figure and download the deck as PowerPoint.</w:t>
       </w:r>
     </w:p>
     <w:p>
@@ -19147,7 +23037,7 @@
         <w:rPr>
           <w:b w:val="0"/>
         </w:rPr>
-        <w:t>An eight-slide launch deck in Slides (downloaded as .pptx) and a campaign brief in Docs.</w:t>
+        <w:t>A survey analysis workbook (lumo-survey-analysis.xlsx), an eight-slide launch deck in Slides (downloaded as .pptx) and a campaign brief in Docs.</w:t>
       </w:r>
     </w:p>
     <w:p>
@@ -19165,7 +23055,7 @@
         <w:rPr>
           <w:b w:val="0"/>
         </w:rPr>
-        <w:t>Claude Projects, Slides, Docs, built-in skills.</w:t>
+        <w:t>Claude Projects, code execution, built-in skills (xlsx, pptx, docx), Slides, Docs.</w:t>
       </w:r>
     </w:p>
     <w:p>
@@ -19368,7 +23258,7 @@
                 <w:b w:val="0"/>
                 <w:sz w:val="19"/>
               </w:rPr>
-              <w:t>Uses: the Lab 2 research brief; the deck downloads as .pptx.</w:t>
+              <w:t>Uses: attach the survey CSV; lumo-survey-analysis.xlsx is saved and the deck downloads as .pptx.</w:t>
             </w:r>
           </w:p>
         </w:tc>
@@ -19453,11 +23343,14 @@
       </w:r>
     </w:p>
     <w:p>
+      <w:pPr>
+        <w:pStyle w:val="ListBullet"/>
+      </w:pPr>
       <w:r>
         <w:rPr>
           <w:b w:val="0"/>
         </w:rPr>
-        <w:t>This lab has no data folder — it works from what the project already holds.</w:t>
+        <w:t>labs-threads/lab-05-launch-deck-and-brief/data/lumo-consumer-survey-2026.csv</w:t>
       </w:r>
     </w:p>
     <w:p>
@@ -19472,6 +23365,30 @@
           <w:sz w:val="22"/>
         </w:rPr>
         <w:t>Step-by-step</w:t>
+      </w:r>
+    </w:p>
+    <w:p>
+      <w:r>
+        <w:rPr>
+          <w:b w:val="0"/>
+        </w:rPr>
+        <w:t>This lab has two blocks. Block 1 has Claude analyse the survey by writing and running code, and save the result as an Excel workbook. Block 2 builds the launch deck and the campaign brief.</w:t>
+      </w:r>
+    </w:p>
+    <w:p>
+      <w:r>
+        <w:rPr>
+          <w:b/>
+          <w:color w:val="1F6FEB"/>
+        </w:rPr>
+        <w:t xml:space="preserve">Note: </w:t>
+      </w:r>
+      <w:r>
+        <w:rPr>
+          <w:b w:val="0"/>
+          <w:sz w:val="20"/>
+        </w:rPr>
+        <w:t>You do not name a skill in either block. Ask for a workbook, a deck or a document; Claude picks the format and the built-in skill.</w:t>
       </w:r>
     </w:p>
     <w:p>
@@ -19492,12 +23409,11 @@
         <w:rPr>
           <w:b w:val="0"/>
         </w:rPr>
-        <w:t>In the project, send the lab prompt.</w:t>
-      </w:r>
-    </w:p>
-    <w:p>
-      <w:pPr>
-        <w:keepNext/>
+        <w:t>In the project, attach lumo-consumer-survey-2026.csv and send Block 1.</w:t>
+      </w:r>
+    </w:p>
+    <w:p>
+      <w:pPr>
         <w:spacing w:after="120"/>
         <w:ind w:left="440"/>
       </w:pPr>
@@ -19515,7 +23431,35 @@
           <w:color w:val="555B66"/>
           <w:sz w:val="19"/>
         </w:rPr>
-        <w:t>No attachments: the research brief, the dashboard data and the brand kit are all already in the project.</w:t>
+        <w:t>Everyone analyses the same 400-row survey. Claude's code tool writes Python, runs it on the file and reads the result — you never write the code.</w:t>
+      </w:r>
+    </w:p>
+    <w:p>
+      <w:pPr>
+        <w:keepNext/>
+        <w:spacing w:after="40" w:before="80"/>
+        <w:ind w:left="440"/>
+      </w:pPr>
+      <w:r>
+        <w:rPr>
+          <w:b/>
+          <w:color w:val="111827"/>
+          <w:sz w:val="21"/>
+        </w:rPr>
+        <w:t>Block 1 — ANALYSE</w:t>
+      </w:r>
+    </w:p>
+    <w:p>
+      <w:pPr>
+        <w:keepNext/>
+        <w:spacing w:after="60"/>
+        <w:ind w:left="440"/>
+      </w:pPr>
+      <w:r>
+        <w:rPr>
+          <w:b w:val="0"/>
+        </w:rPr>
+        <w:t>Attach lumo-consumer-survey-2026.csv and send:</w:t>
       </w:r>
     </w:p>
     <w:tbl>
@@ -19563,7 +23507,7 @@
                 <w:color w:val="111827"/>
                 <w:sz w:val="19"/>
               </w:rPr>
-              <w:t>Using our research brief, the Market Insights dashboard and the</w:t>
+              <w:t>Analyse the attached survey with code. Count "likely to buy" as</w:t>
             </w:r>
           </w:p>
           <w:p>
@@ -19577,7 +23521,7 @@
                 <w:color w:val="111827"/>
                 <w:sz w:val="19"/>
               </w:rPr>
-              <w:t>brand kit, create two things for Friday's launch meeting.</w:t>
+              <w:t>purchase_intent 4 or 5.</w:t>
             </w:r>
           </w:p>
           <w:p>
@@ -19605,7 +23549,7 @@
                 <w:color w:val="111827"/>
                 <w:sz w:val="19"/>
               </w:rPr>
-              <w:t>1. A launch deck in Slides, eight slides:</w:t>
+              <w:t>1. Likely to buy by city, and by age band: count, base and %.</w:t>
             </w:r>
           </w:p>
           <w:p>
@@ -19619,7 +23563,7 @@
                 <w:color w:val="111827"/>
                 <w:sz w:val="19"/>
               </w:rPr>
-              <w:t xml:space="preserve">   1 Title - Lumo Cold Kopi: Kopi, Chilled Right</w:t>
+              <w:t>2. Willing to pay S$3.50 or more (max_price_sgd), by city.</w:t>
             </w:r>
           </w:p>
           <w:p>
@@ -19633,7 +23577,7 @@
                 <w:color w:val="111827"/>
                 <w:sz w:val="19"/>
               </w:rPr>
-              <w:t xml:space="preserve">   2 The opportunity - the three survey numbers that matter most</w:t>
+              <w:t>3. Likely to buy among 25-34s in Singapore only.</w:t>
             </w:r>
           </w:p>
           <w:p>
@@ -19647,7 +23591,7 @@
                 <w:color w:val="111827"/>
                 <w:sz w:val="19"/>
               </w:rPr>
-              <w:t xml:space="preserve">   3 Who we are for - 25-34s in Singapore, with the evidence</w:t>
+              <w:t>4. One chart: likely-to-buy % by age band.</w:t>
             </w:r>
           </w:p>
           <w:p>
@@ -19661,7 +23605,7 @@
                 <w:color w:val="111827"/>
                 <w:sz w:val="19"/>
               </w:rPr>
-              <w:t xml:space="preserve">   4 Competitors - a price ladder chart with Lumo highlighted</w:t>
+              <w:t>5. Save it all as lumo-survey-analysis.xlsx: a Summary sheet,</w:t>
             </w:r>
           </w:p>
           <w:p>
@@ -19675,7 +23619,7 @@
                 <w:color w:val="111827"/>
                 <w:sz w:val="19"/>
               </w:rPr>
-              <w:t xml:space="preserve">   5 Where they find us - a discovery channel chart</w:t>
+              <w:t xml:space="preserve">   one sheet per table, and the chart.</w:t>
             </w:r>
           </w:p>
           <w:p>
@@ -19689,7 +23633,7 @@
                 <w:color w:val="111827"/>
                 <w:sz w:val="19"/>
               </w:rPr>
-              <w:t xml:space="preserve">   6 The campaign - message, channels and dates</w:t>
+              <w:t xml:space="preserve"> </w:t>
             </w:r>
           </w:p>
           <w:p>
@@ -19703,13 +23647,13 @@
                 <w:color w:val="111827"/>
                 <w:sz w:val="19"/>
               </w:rPr>
-              <w:t xml:space="preserve">   7 Budget - the S$60,000 split, noting the two open questions</w:t>
-            </w:r>
-          </w:p>
-          <w:p>
-            <w:pPr>
-              <w:keepNext/>
-              <w:spacing w:after="0"/>
+              <w:t>Show the totals so I can check them, then give me three</w:t>
+            </w:r>
+          </w:p>
+          <w:p>
+            <w:pPr>
+              <w:keepNext/>
+              <w:spacing w:after="80"/>
             </w:pPr>
             <w:r>
               <w:rPr>
@@ -19717,133 +23661,7 @@
                 <w:color w:val="111827"/>
                 <w:sz w:val="19"/>
               </w:rPr>
-              <w:t xml:space="preserve">   8 Next steps and owners</w:t>
-            </w:r>
-          </w:p>
-          <w:p>
-            <w:pPr>
-              <w:keepNext/>
-              <w:spacing w:after="0"/>
-            </w:pPr>
-            <w:r>
-              <w:rPr>
-                <w:rFonts w:ascii="Courier New" w:hAnsi="Courier New"/>
-                <w:color w:val="111827"/>
-                <w:sz w:val="19"/>
-              </w:rPr>
-              <w:t xml:space="preserve"> </w:t>
-            </w:r>
-          </w:p>
-          <w:p>
-            <w:pPr>
-              <w:keepNext/>
-              <w:spacing w:after="0"/>
-            </w:pPr>
-            <w:r>
-              <w:rPr>
-                <w:rFonts w:ascii="Courier New" w:hAnsi="Courier New"/>
-                <w:color w:val="111827"/>
-                <w:sz w:val="19"/>
-              </w:rPr>
-              <w:t xml:space="preserve">   Use the Lumo brand colours. Real charts, not pictures of charts.</w:t>
-            </w:r>
-          </w:p>
-          <w:p>
-            <w:pPr>
-              <w:keepNext/>
-              <w:spacing w:after="0"/>
-            </w:pPr>
-            <w:r>
-              <w:rPr>
-                <w:rFonts w:ascii="Courier New" w:hAnsi="Courier New"/>
-                <w:color w:val="111827"/>
-                <w:sz w:val="19"/>
-              </w:rPr>
-              <w:t xml:space="preserve"> </w:t>
-            </w:r>
-          </w:p>
-          <w:p>
-            <w:pPr>
-              <w:keepNext/>
-              <w:spacing w:after="0"/>
-            </w:pPr>
-            <w:r>
-              <w:rPr>
-                <w:rFonts w:ascii="Courier New" w:hAnsi="Courier New"/>
-                <w:color w:val="111827"/>
-                <w:sz w:val="19"/>
-              </w:rPr>
-              <w:t>2. A campaign brief in Docs: objective, audience, key message,</w:t>
-            </w:r>
-          </w:p>
-          <w:p>
-            <w:pPr>
-              <w:keepNext/>
-              <w:spacing w:after="0"/>
-            </w:pPr>
-            <w:r>
-              <w:rPr>
-                <w:rFonts w:ascii="Courier New" w:hAnsi="Courier New"/>
-                <w:color w:val="111827"/>
-                <w:sz w:val="19"/>
-              </w:rPr>
-              <w:t xml:space="preserve">   proof points, channels, budget, timeline, KPIs, and a "claims</w:t>
-            </w:r>
-          </w:p>
-          <w:p>
-            <w:pPr>
-              <w:keepNext/>
-              <w:spacing w:after="0"/>
-            </w:pPr>
-            <w:r>
-              <w:rPr>
-                <w:rFonts w:ascii="Courier New" w:hAnsi="Courier New"/>
-                <w:color w:val="111827"/>
-                <w:sz w:val="19"/>
-              </w:rPr>
-              <w:t xml:space="preserve">   we must not make" section.</w:t>
-            </w:r>
-          </w:p>
-          <w:p>
-            <w:pPr>
-              <w:keepNext/>
-              <w:spacing w:after="0"/>
-            </w:pPr>
-            <w:r>
-              <w:rPr>
-                <w:rFonts w:ascii="Courier New" w:hAnsi="Courier New"/>
-                <w:color w:val="111827"/>
-                <w:sz w:val="19"/>
-              </w:rPr>
-              <w:t xml:space="preserve"> </w:t>
-            </w:r>
-          </w:p>
-          <w:p>
-            <w:pPr>
-              <w:keepNext/>
-              <w:spacing w:after="0"/>
-            </w:pPr>
-            <w:r>
-              <w:rPr>
-                <w:rFonts w:ascii="Courier New" w:hAnsi="Courier New"/>
-                <w:color w:val="111827"/>
-                <w:sz w:val="19"/>
-              </w:rPr>
-              <w:t>Every number must come from the research brief or the dashboard.</w:t>
-            </w:r>
-          </w:p>
-          <w:p>
-            <w:pPr>
-              <w:keepNext/>
-              <w:spacing w:after="80"/>
-            </w:pPr>
-            <w:r>
-              <w:rPr>
-                <w:rFonts w:ascii="Courier New" w:hAnsi="Courier New"/>
-                <w:color w:val="111827"/>
-                <w:sz w:val="19"/>
-              </w:rPr>
-              <w:t>List the source of each number at the end of the brief.</w:t>
+              <w:t>findings in one sentence each.</w:t>
             </w:r>
           </w:p>
         </w:tc>
@@ -19866,17 +23684,9 @@
       </w:pPr>
       <w:r>
         <w:rPr>
-          <w:b/>
-          <w:color w:val="1F6FEB"/>
-        </w:rPr>
-        <w:t xml:space="preserve">Note: </w:t>
-      </w:r>
-      <w:r>
-        <w:rPr>
           <w:b w:val="0"/>
-          <w:sz w:val="20"/>
-        </w:rPr>
-        <w:t>You do not name a skill. Ask for a deck and a document; Claude picks the format and the built-in skill.</w:t>
+        </w:rPr>
+        <w:t>Click the code step and check the totals before you use any number.</w:t>
       </w:r>
     </w:p>
     <w:p>
@@ -19897,7 +23707,7 @@
         <w:rPr>
           <w:b w:val="0"/>
         </w:rPr>
-        <w:t>Open the deck when it appears and page through all eight slides.</w:t>
+        <w:t>Click the code step in Claude's reply and read what it ran.</w:t>
       </w:r>
     </w:p>
     <w:p>
@@ -19919,7 +23729,7 @@
           <w:color w:val="555B66"/>
           <w:sz w:val="19"/>
         </w:rPr>
-        <w:t>Check the charts are real charts — click one; a real chart has editable data behind it.</w:t>
+        <w:t>Find the line that counts purchase_intent 4 or 5. Checking the method is how you know the numbers were calculated, not guessed.</w:t>
       </w:r>
     </w:p>
     <w:p>
@@ -19940,7 +23750,7 @@
         <w:rPr>
           <w:b w:val="0"/>
         </w:rPr>
-        <w:t>Check slide 2 and slide 4 against your research.</w:t>
+        <w:t>Check the tables against these figures.</w:t>
       </w:r>
     </w:p>
     <w:p>
@@ -19962,7 +23772,7 @@
           <w:color w:val="555B66"/>
           <w:sz w:val="19"/>
         </w:rPr>
-        <w:t>62% likely to buy, 74% among 25-34s, Instagram 34%; a price ladder from S$3.20 to S$5.60 with Lumo at S$3.90.</w:t>
+        <w:t>Singapore 152 of 240 (63%), Kuala Lumpur 96 of 160 (60%). By age: 18-24 60 of 88 (68%), 25-34 112 of 152 (74%), 35-44 50 of 96 (52%), 45+ 26 of 64 (41%). Would pay S$3.50 or more: Singapore 143 (60%), Kuala Lumpur 85 (53%). 25-34s in Singapore: 72 of 96 (75%).</w:t>
       </w:r>
     </w:p>
     <w:p>
@@ -19983,7 +23793,7 @@
         <w:rPr>
           <w:b w:val="0"/>
         </w:rPr>
-        <w:t>Check slide 7.</w:t>
+        <w:t>Download lumo-survey-analysis.xlsx and open it in Excel.</w:t>
       </w:r>
     </w:p>
     <w:p>
@@ -20005,7 +23815,7 @@
           <w:color w:val="555B66"/>
           <w:sz w:val="19"/>
         </w:rPr>
-        <w:t>The S$60,000 split should carry the two open questions from Lab 4 — Instagram and Influencers — not quietly pick one figure.</w:t>
+        <w:t>The xlsx built-in skill made a real workbook: a Summary sheet, one sheet per table and the chart.</w:t>
       </w:r>
     </w:p>
     <w:p>
@@ -20026,7 +23836,7 @@
         <w:rPr>
           <w:b w:val="0"/>
         </w:rPr>
-        <w:t>Open the campaign brief in Docs and read the "claims we must not make" section.</w:t>
+        <w:t>Ask one follow-up question about the data: Which coffee frequency group is most likely to buy?</w:t>
       </w:r>
     </w:p>
     <w:p>
@@ -20048,7 +23858,7 @@
           <w:color w:val="555B66"/>
           <w:sz w:val="19"/>
         </w:rPr>
-        <w:t>It should rule out "healthy" and any claim the product sheet does not support. This section protects every post you write later.</w:t>
+        <w:t>Expect 1-2 times a week at 52 of 76 (68%), with daily drinkers lowest at 90 of 156 (58%). Follow-up questions are cheap — the data is already loaded.</w:t>
       </w:r>
     </w:p>
     <w:p>
@@ -20069,7 +23879,7 @@
         <w:rPr>
           <w:b w:val="0"/>
         </w:rPr>
-        <w:t>Ask for one change to each, for example: Shorten slide 6 to three bullets.</w:t>
+        <w:t>Send Block 2.</w:t>
       </w:r>
     </w:p>
     <w:p>
@@ -20091,7 +23901,388 @@
           <w:color w:val="555B66"/>
           <w:sz w:val="19"/>
         </w:rPr>
-        <w:t>Slides and Docs are edited in place by conversation, the same way as an artefact.</w:t>
+        <w:t>No attachments: the research brief, the dashboard data and the brand kit are all already in the project.</w:t>
+      </w:r>
+    </w:p>
+    <w:p>
+      <w:pPr>
+        <w:keepNext/>
+        <w:spacing w:after="40" w:before="80"/>
+        <w:ind w:left="440"/>
+      </w:pPr>
+      <w:r>
+        <w:rPr>
+          <w:b/>
+          <w:color w:val="111827"/>
+          <w:sz w:val="21"/>
+        </w:rPr>
+        <w:t>Block 2 — BUILD</w:t>
+      </w:r>
+    </w:p>
+    <w:p>
+      <w:pPr>
+        <w:keepNext/>
+        <w:spacing w:after="60"/>
+        <w:ind w:left="440"/>
+      </w:pPr>
+      <w:r>
+        <w:rPr>
+          <w:b w:val="0"/>
+        </w:rPr>
+        <w:t>Then send:</w:t>
+      </w:r>
+    </w:p>
+    <w:tbl>
+      <w:tblPr>
+        <w:tblStyle w:val="TableGrid"/>
+        <w:tblW w:type="auto" w:w="0"/>
+        <w:tblLayout w:type="fixed"/>
+        <w:tblLook w:firstColumn="1" w:firstRow="1" w:lastColumn="0" w:lastRow="0" w:noHBand="0" w:noVBand="1" w:val="04A0"/>
+        <w:tblInd w:w="440" w:type="dxa"/>
+      </w:tblPr>
+      <w:tblGrid>
+        <w:gridCol w:w="8200"/>
+      </w:tblGrid>
+      <w:tr>
+        <w:trPr>
+          <w:cantSplit w:val="true"/>
+        </w:trPr>
+        <w:tc>
+          <w:tcPr>
+            <w:tcW w:type="dxa" w:w="8200"/>
+            <w:shd w:val="clear" w:color="auto" w:fill="FBF3EF"/>
+          </w:tcPr>
+          <w:p>
+            <w:pPr>
+              <w:keepNext/>
+              <w:spacing w:after="60"/>
+            </w:pPr>
+            <w:r>
+              <w:rPr>
+                <w:b/>
+                <w:color w:val="D97757"/>
+                <w:sz w:val="17"/>
+              </w:rPr>
+              <w:t>PROMPT — copy into Claude</w:t>
+            </w:r>
+          </w:p>
+          <w:p>
+            <w:pPr>
+              <w:keepNext/>
+              <w:spacing w:after="0"/>
+            </w:pPr>
+            <w:r>
+              <w:rPr>
+                <w:rFonts w:ascii="Courier New" w:hAnsi="Courier New"/>
+                <w:color w:val="111827"/>
+                <w:sz w:val="19"/>
+              </w:rPr>
+              <w:t>Using our research brief, the Market Insights dashboard and the</w:t>
+            </w:r>
+          </w:p>
+          <w:p>
+            <w:pPr>
+              <w:keepNext/>
+              <w:spacing w:after="0"/>
+            </w:pPr>
+            <w:r>
+              <w:rPr>
+                <w:rFonts w:ascii="Courier New" w:hAnsi="Courier New"/>
+                <w:color w:val="111827"/>
+                <w:sz w:val="19"/>
+              </w:rPr>
+              <w:t>brand kit, create two things for Friday's launch meeting.</w:t>
+            </w:r>
+          </w:p>
+          <w:p>
+            <w:pPr>
+              <w:keepNext/>
+              <w:spacing w:after="0"/>
+            </w:pPr>
+            <w:r>
+              <w:rPr>
+                <w:rFonts w:ascii="Courier New" w:hAnsi="Courier New"/>
+                <w:color w:val="111827"/>
+                <w:sz w:val="19"/>
+              </w:rPr>
+              <w:t xml:space="preserve"> </w:t>
+            </w:r>
+          </w:p>
+          <w:p>
+            <w:pPr>
+              <w:keepNext/>
+              <w:spacing w:after="0"/>
+            </w:pPr>
+            <w:r>
+              <w:rPr>
+                <w:rFonts w:ascii="Courier New" w:hAnsi="Courier New"/>
+                <w:color w:val="111827"/>
+                <w:sz w:val="19"/>
+              </w:rPr>
+              <w:t>1. A launch deck in Slides, eight slides:</w:t>
+            </w:r>
+          </w:p>
+          <w:p>
+            <w:pPr>
+              <w:keepNext/>
+              <w:spacing w:after="0"/>
+            </w:pPr>
+            <w:r>
+              <w:rPr>
+                <w:rFonts w:ascii="Courier New" w:hAnsi="Courier New"/>
+                <w:color w:val="111827"/>
+                <w:sz w:val="19"/>
+              </w:rPr>
+              <w:t xml:space="preserve">   1 Title - Lumo Cold Kopi: Kopi, Chilled Right</w:t>
+            </w:r>
+          </w:p>
+          <w:p>
+            <w:pPr>
+              <w:keepNext/>
+              <w:spacing w:after="0"/>
+            </w:pPr>
+            <w:r>
+              <w:rPr>
+                <w:rFonts w:ascii="Courier New" w:hAnsi="Courier New"/>
+                <w:color w:val="111827"/>
+                <w:sz w:val="19"/>
+              </w:rPr>
+              <w:t xml:space="preserve">   2 The opportunity - the three survey numbers that matter most</w:t>
+            </w:r>
+          </w:p>
+          <w:p>
+            <w:pPr>
+              <w:keepNext/>
+              <w:spacing w:after="0"/>
+            </w:pPr>
+            <w:r>
+              <w:rPr>
+                <w:rFonts w:ascii="Courier New" w:hAnsi="Courier New"/>
+                <w:color w:val="111827"/>
+                <w:sz w:val="19"/>
+              </w:rPr>
+              <w:t xml:space="preserve">   3 Who we are for - 25-34s in Singapore, with the evidence</w:t>
+            </w:r>
+          </w:p>
+          <w:p>
+            <w:pPr>
+              <w:keepNext/>
+              <w:spacing w:after="0"/>
+            </w:pPr>
+            <w:r>
+              <w:rPr>
+                <w:rFonts w:ascii="Courier New" w:hAnsi="Courier New"/>
+                <w:color w:val="111827"/>
+                <w:sz w:val="19"/>
+              </w:rPr>
+              <w:t xml:space="preserve">   4 Competitors - a price ladder chart with Lumo highlighted</w:t>
+            </w:r>
+          </w:p>
+          <w:p>
+            <w:pPr>
+              <w:keepNext/>
+              <w:spacing w:after="0"/>
+            </w:pPr>
+            <w:r>
+              <w:rPr>
+                <w:rFonts w:ascii="Courier New" w:hAnsi="Courier New"/>
+                <w:color w:val="111827"/>
+                <w:sz w:val="19"/>
+              </w:rPr>
+              <w:t xml:space="preserve">   5 Where they find us - a discovery channel chart</w:t>
+            </w:r>
+          </w:p>
+          <w:p>
+            <w:pPr>
+              <w:keepNext/>
+              <w:spacing w:after="0"/>
+            </w:pPr>
+            <w:r>
+              <w:rPr>
+                <w:rFonts w:ascii="Courier New" w:hAnsi="Courier New"/>
+                <w:color w:val="111827"/>
+                <w:sz w:val="19"/>
+              </w:rPr>
+              <w:t xml:space="preserve">   6 The campaign - message, channels and dates</w:t>
+            </w:r>
+          </w:p>
+          <w:p>
+            <w:pPr>
+              <w:keepNext/>
+              <w:spacing w:after="0"/>
+            </w:pPr>
+            <w:r>
+              <w:rPr>
+                <w:rFonts w:ascii="Courier New" w:hAnsi="Courier New"/>
+                <w:color w:val="111827"/>
+                <w:sz w:val="19"/>
+              </w:rPr>
+              <w:t xml:space="preserve">   7 Budget - the S$60,000 split, noting the two open questions</w:t>
+            </w:r>
+          </w:p>
+          <w:p>
+            <w:pPr>
+              <w:keepNext/>
+              <w:spacing w:after="0"/>
+            </w:pPr>
+            <w:r>
+              <w:rPr>
+                <w:rFonts w:ascii="Courier New" w:hAnsi="Courier New"/>
+                <w:color w:val="111827"/>
+                <w:sz w:val="19"/>
+              </w:rPr>
+              <w:t xml:space="preserve">   8 Next steps and owners</w:t>
+            </w:r>
+          </w:p>
+          <w:p>
+            <w:pPr>
+              <w:keepNext/>
+              <w:spacing w:after="0"/>
+            </w:pPr>
+            <w:r>
+              <w:rPr>
+                <w:rFonts w:ascii="Courier New" w:hAnsi="Courier New"/>
+                <w:color w:val="111827"/>
+                <w:sz w:val="19"/>
+              </w:rPr>
+              <w:t xml:space="preserve"> </w:t>
+            </w:r>
+          </w:p>
+          <w:p>
+            <w:pPr>
+              <w:keepNext/>
+              <w:spacing w:after="0"/>
+            </w:pPr>
+            <w:r>
+              <w:rPr>
+                <w:rFonts w:ascii="Courier New" w:hAnsi="Courier New"/>
+                <w:color w:val="111827"/>
+                <w:sz w:val="19"/>
+              </w:rPr>
+              <w:t xml:space="preserve">   Use the Lumo brand colours. Real charts, not pictures of charts.</w:t>
+            </w:r>
+          </w:p>
+          <w:p>
+            <w:pPr>
+              <w:keepNext/>
+              <w:spacing w:after="0"/>
+            </w:pPr>
+            <w:r>
+              <w:rPr>
+                <w:rFonts w:ascii="Courier New" w:hAnsi="Courier New"/>
+                <w:color w:val="111827"/>
+                <w:sz w:val="19"/>
+              </w:rPr>
+              <w:t xml:space="preserve"> </w:t>
+            </w:r>
+          </w:p>
+          <w:p>
+            <w:pPr>
+              <w:keepNext/>
+              <w:spacing w:after="0"/>
+            </w:pPr>
+            <w:r>
+              <w:rPr>
+                <w:rFonts w:ascii="Courier New" w:hAnsi="Courier New"/>
+                <w:color w:val="111827"/>
+                <w:sz w:val="19"/>
+              </w:rPr>
+              <w:t>2. A campaign brief in Docs: objective, audience, key message,</w:t>
+            </w:r>
+          </w:p>
+          <w:p>
+            <w:pPr>
+              <w:keepNext/>
+              <w:spacing w:after="0"/>
+            </w:pPr>
+            <w:r>
+              <w:rPr>
+                <w:rFonts w:ascii="Courier New" w:hAnsi="Courier New"/>
+                <w:color w:val="111827"/>
+                <w:sz w:val="19"/>
+              </w:rPr>
+              <w:t xml:space="preserve">   proof points, channels, budget, timeline, KPIs, and a "claims</w:t>
+            </w:r>
+          </w:p>
+          <w:p>
+            <w:pPr>
+              <w:keepNext/>
+              <w:spacing w:after="0"/>
+            </w:pPr>
+            <w:r>
+              <w:rPr>
+                <w:rFonts w:ascii="Courier New" w:hAnsi="Courier New"/>
+                <w:color w:val="111827"/>
+                <w:sz w:val="19"/>
+              </w:rPr>
+              <w:t xml:space="preserve">   we must not make" section.</w:t>
+            </w:r>
+          </w:p>
+          <w:p>
+            <w:pPr>
+              <w:keepNext/>
+              <w:spacing w:after="0"/>
+            </w:pPr>
+            <w:r>
+              <w:rPr>
+                <w:rFonts w:ascii="Courier New" w:hAnsi="Courier New"/>
+                <w:color w:val="111827"/>
+                <w:sz w:val="19"/>
+              </w:rPr>
+              <w:t xml:space="preserve"> </w:t>
+            </w:r>
+          </w:p>
+          <w:p>
+            <w:pPr>
+              <w:keepNext/>
+              <w:spacing w:after="0"/>
+            </w:pPr>
+            <w:r>
+              <w:rPr>
+                <w:rFonts w:ascii="Courier New" w:hAnsi="Courier New"/>
+                <w:color w:val="111827"/>
+                <w:sz w:val="19"/>
+              </w:rPr>
+              <w:t>Every number must come from the research brief or the dashboard.</w:t>
+            </w:r>
+          </w:p>
+          <w:p>
+            <w:pPr>
+              <w:keepNext/>
+              <w:spacing w:after="80"/>
+            </w:pPr>
+            <w:r>
+              <w:rPr>
+                <w:rFonts w:ascii="Courier New" w:hAnsi="Courier New"/>
+                <w:color w:val="111827"/>
+                <w:sz w:val="19"/>
+              </w:rPr>
+              <w:t>List the source of each number at the end of the brief.</w:t>
+            </w:r>
+          </w:p>
+        </w:tc>
+      </w:tr>
+    </w:tbl>
+    <w:p>
+      <w:pPr>
+        <w:spacing w:after="0" w:before="0" w:line="120" w:lineRule="exact"/>
+      </w:pPr>
+      <w:r>
+        <w:rPr>
+          <w:sz w:val="12"/>
+        </w:rPr>
+      </w:r>
+    </w:p>
+    <w:p>
+      <w:pPr>
+        <w:spacing w:after="160"/>
+        <w:ind w:left="440"/>
+      </w:pPr>
+      <w:r>
+        <w:rPr>
+          <w:b w:val="0"/>
+        </w:rPr>
+        <w:t>Check every figure against the research brief and your analysis.</w:t>
       </w:r>
     </w:p>
     <w:p>
@@ -20106,6 +24297,221 @@
           <w:color w:val="1F6FEB"/>
         </w:rPr>
         <w:t>7.</w:t>
+        <w:tab/>
+      </w:r>
+      <w:r>
+        <w:rPr>
+          <w:b w:val="0"/>
+        </w:rPr>
+        <w:t>Open the deck when it appears and page through all eight slides.</w:t>
+      </w:r>
+    </w:p>
+    <w:p>
+      <w:pPr>
+        <w:spacing w:after="120"/>
+        <w:ind w:left="440"/>
+      </w:pPr>
+      <w:r>
+        <w:rPr>
+          <w:b/>
+          <w:color w:val="555B66"/>
+          <w:sz w:val="19"/>
+        </w:rPr>
+        <w:t xml:space="preserve">Why: </w:t>
+      </w:r>
+      <w:r>
+        <w:rPr>
+          <w:b w:val="0"/>
+          <w:color w:val="555B66"/>
+          <w:sz w:val="19"/>
+        </w:rPr>
+        <w:t>Check the charts are real charts — click one; a real chart has editable data behind it.</w:t>
+      </w:r>
+    </w:p>
+    <w:p>
+      <w:pPr>
+        <w:keepNext/>
+        <w:spacing w:after="40"/>
+        <w:ind w:left="440" w:hanging="440"/>
+      </w:pPr>
+      <w:r>
+        <w:rPr>
+          <w:b/>
+          <w:color w:val="1F6FEB"/>
+        </w:rPr>
+        <w:t>8.</w:t>
+        <w:tab/>
+      </w:r>
+      <w:r>
+        <w:rPr>
+          <w:b w:val="0"/>
+        </w:rPr>
+        <w:t>Check slide 2 and slide 4 against your research.</w:t>
+      </w:r>
+    </w:p>
+    <w:p>
+      <w:pPr>
+        <w:spacing w:after="120"/>
+        <w:ind w:left="440"/>
+      </w:pPr>
+      <w:r>
+        <w:rPr>
+          <w:b/>
+          <w:color w:val="555B66"/>
+          <w:sz w:val="19"/>
+        </w:rPr>
+        <w:t xml:space="preserve">Why: </w:t>
+      </w:r>
+      <w:r>
+        <w:rPr>
+          <w:b w:val="0"/>
+          <w:color w:val="555B66"/>
+          <w:sz w:val="19"/>
+        </w:rPr>
+        <w:t>62% likely to buy, 74% among 25-34s, Instagram 34%; a price ladder from S$3.20 to S$5.60 with Lumo at S$3.90.</w:t>
+      </w:r>
+    </w:p>
+    <w:p>
+      <w:pPr>
+        <w:keepNext/>
+        <w:spacing w:after="40"/>
+        <w:ind w:left="440" w:hanging="440"/>
+      </w:pPr>
+      <w:r>
+        <w:rPr>
+          <w:b/>
+          <w:color w:val="1F6FEB"/>
+        </w:rPr>
+        <w:t>9.</w:t>
+        <w:tab/>
+      </w:r>
+      <w:r>
+        <w:rPr>
+          <w:b w:val="0"/>
+        </w:rPr>
+        <w:t>Check slide 7.</w:t>
+      </w:r>
+    </w:p>
+    <w:p>
+      <w:pPr>
+        <w:spacing w:after="120"/>
+        <w:ind w:left="440"/>
+      </w:pPr>
+      <w:r>
+        <w:rPr>
+          <w:b/>
+          <w:color w:val="555B66"/>
+          <w:sz w:val="19"/>
+        </w:rPr>
+        <w:t xml:space="preserve">Why: </w:t>
+      </w:r>
+      <w:r>
+        <w:rPr>
+          <w:b w:val="0"/>
+          <w:color w:val="555B66"/>
+          <w:sz w:val="19"/>
+        </w:rPr>
+        <w:t>The S$60,000 split should carry the two open questions from Lab 4 — Instagram and Influencers — not quietly pick one figure.</w:t>
+      </w:r>
+    </w:p>
+    <w:p>
+      <w:pPr>
+        <w:keepNext/>
+        <w:spacing w:after="40"/>
+        <w:ind w:left="440" w:hanging="440"/>
+      </w:pPr>
+      <w:r>
+        <w:rPr>
+          <w:b/>
+          <w:color w:val="1F6FEB"/>
+        </w:rPr>
+        <w:t>10.</w:t>
+        <w:tab/>
+      </w:r>
+      <w:r>
+        <w:rPr>
+          <w:b w:val="0"/>
+        </w:rPr>
+        <w:t>Open the campaign brief in Docs and read the "claims we must not make" section.</w:t>
+      </w:r>
+    </w:p>
+    <w:p>
+      <w:pPr>
+        <w:spacing w:after="120"/>
+        <w:ind w:left="440"/>
+      </w:pPr>
+      <w:r>
+        <w:rPr>
+          <w:b/>
+          <w:color w:val="555B66"/>
+          <w:sz w:val="19"/>
+        </w:rPr>
+        <w:t xml:space="preserve">Why: </w:t>
+      </w:r>
+      <w:r>
+        <w:rPr>
+          <w:b w:val="0"/>
+          <w:color w:val="555B66"/>
+          <w:sz w:val="19"/>
+        </w:rPr>
+        <w:t>It should rule out "healthy" and any claim the product sheet does not support. This section protects every post you write later.</w:t>
+      </w:r>
+    </w:p>
+    <w:p>
+      <w:pPr>
+        <w:keepNext/>
+        <w:spacing w:after="40"/>
+        <w:ind w:left="440" w:hanging="440"/>
+      </w:pPr>
+      <w:r>
+        <w:rPr>
+          <w:b/>
+          <w:color w:val="1F6FEB"/>
+        </w:rPr>
+        <w:t>11.</w:t>
+        <w:tab/>
+      </w:r>
+      <w:r>
+        <w:rPr>
+          <w:b w:val="0"/>
+        </w:rPr>
+        <w:t>Ask for one change to each, for example: Shorten slide 6 to three bullets.</w:t>
+      </w:r>
+    </w:p>
+    <w:p>
+      <w:pPr>
+        <w:spacing w:after="120"/>
+        <w:ind w:left="440"/>
+      </w:pPr>
+      <w:r>
+        <w:rPr>
+          <w:b/>
+          <w:color w:val="555B66"/>
+          <w:sz w:val="19"/>
+        </w:rPr>
+        <w:t xml:space="preserve">Why: </w:t>
+      </w:r>
+      <w:r>
+        <w:rPr>
+          <w:b w:val="0"/>
+          <w:color w:val="555B66"/>
+          <w:sz w:val="19"/>
+        </w:rPr>
+        <w:t>Slides and Docs are edited in place by conversation, the same way as an artefact.</w:t>
+      </w:r>
+    </w:p>
+    <w:p>
+      <w:pPr>
+        <w:keepNext/>
+        <w:spacing w:after="40"/>
+        <w:ind w:left="440" w:hanging="440"/>
+      </w:pPr>
+      <w:r>
+        <w:rPr>
+          <w:b/>
+          <w:color w:val="1F6FEB"/>
+        </w:rPr>
+        <w:t>12.</w:t>
         <w:tab/>
       </w:r>
       <w:r>
@@ -20188,7 +24594,7 @@
                 <w:b w:val="0"/>
                 <w:sz w:val="20"/>
               </w:rPr>
-              <w:t>The deck has eight slides in the Lumo colours, with real charts for the price ladder and the discovery channels, the survey figures 62%, 74% and 34%, and a budget slide that shows S$60,000 with the Instagram and Influencers lines marked as open questions. The campaign brief in Docs has all nine sections, including "claims we must not make", and lists a source for every number. The deck opens in PowerPoint with its charts intact.</w:t>
+              <w:t>The analysis shows Singapore 152 of 240 (63%) and Kuala Lumpur 96 of 160 (60%) likely to buy, 25-34s at 112 of 152 (74%) and 72 of 96 (75%) among 25-34s in Singapore, and lumo-survey-analysis.xlsx opens in Excel with a Summary sheet, the tables and a chart. The deck has eight slides in the Lumo colours, with real charts for the price ladder and the discovery channels, the survey figures 62%, 74% and 34%, and a budget slide that shows S$60,000 with the Instagram and Influencers lines marked as open questions. The campaign brief in Docs has all nine sections, including "claims we must not make", and lists a source for every number. The deck opens in PowerPoint with its charts intact.</w:t>
             </w:r>
           </w:p>
         </w:tc>
@@ -20514,6 +24920,1225 @@
           <w:color w:val="1F6FEB"/>
           <w:sz w:val="22"/>
         </w:rPr>
+        <w:t>Inside a real SKILL.md</w:t>
+      </w:r>
+    </w:p>
+    <w:p>
+      <w:pPr>
+        <w:keepNext/>
+      </w:pPr>
+      <w:r>
+        <w:rPr>
+          <w:b w:val="0"/>
+        </w:rPr>
+        <w:t>This is the skill you build in Lab 6. It is plain text: the metadata at the top, then the rules and steps, then the resources it can call on.</w:t>
+      </w:r>
+    </w:p>
+    <w:tbl>
+      <w:tblPr>
+        <w:tblStyle w:val="TableGrid"/>
+        <w:tblW w:type="auto" w:w="0"/>
+        <w:jc w:val="center"/>
+        <w:tblLayout w:type="fixed"/>
+        <w:tblLook w:firstColumn="1" w:firstRow="1" w:lastColumn="0" w:lastRow="0" w:noHBand="0" w:noVBand="1" w:val="04A0"/>
+      </w:tblPr>
+      <w:tblGrid>
+        <w:gridCol w:w="8640"/>
+      </w:tblGrid>
+      <w:tr>
+        <w:trPr>
+          <w:cantSplit w:val="true"/>
+        </w:trPr>
+        <w:tc>
+          <w:tcPr>
+            <w:tcW w:type="dxa" w:w="8640"/>
+            <w:shd w:val="clear" w:color="auto" w:fill="FBF3EF"/>
+          </w:tcPr>
+          <w:p>
+            <w:pPr>
+              <w:keepNext/>
+              <w:spacing w:after="60"/>
+            </w:pPr>
+            <w:r>
+              <w:rPr>
+                <w:b/>
+                <w:color w:val="D97757"/>
+                <w:sz w:val="17"/>
+              </w:rPr>
+              <w:t>SKILL.md — lumo-brand-voice, as /skill-creator writes it in Lab 6</w:t>
+            </w:r>
+          </w:p>
+          <w:p>
+            <w:pPr>
+              <w:keepNext/>
+              <w:spacing w:after="0"/>
+            </w:pPr>
+            <w:r>
+              <w:rPr>
+                <w:rFonts w:ascii="Courier New" w:hAnsi="Courier New"/>
+                <w:color w:val="111827"/>
+                <w:sz w:val="19"/>
+              </w:rPr>
+              <w:t>---</w:t>
+            </w:r>
+          </w:p>
+          <w:p>
+            <w:pPr>
+              <w:keepNext/>
+              <w:spacing w:after="0"/>
+            </w:pPr>
+            <w:r>
+              <w:rPr>
+                <w:rFonts w:ascii="Courier New" w:hAnsi="Courier New"/>
+                <w:color w:val="111827"/>
+                <w:sz w:val="19"/>
+              </w:rPr>
+              <w:t>name: lumo-brand-voice</w:t>
+            </w:r>
+          </w:p>
+          <w:p>
+            <w:pPr>
+              <w:keepNext/>
+              <w:spacing w:after="0"/>
+            </w:pPr>
+            <w:r>
+              <w:rPr>
+                <w:rFonts w:ascii="Courier New" w:hAnsi="Courier New"/>
+                <w:color w:val="111827"/>
+                <w:sz w:val="19"/>
+              </w:rPr>
+              <w:t>description: Use when writing or reviewing any customer-facing</w:t>
+            </w:r>
+          </w:p>
+          <w:p>
+            <w:pPr>
+              <w:keepNext/>
+              <w:spacing w:after="0"/>
+            </w:pPr>
+            <w:r>
+              <w:rPr>
+                <w:rFonts w:ascii="Courier New" w:hAnsi="Courier New"/>
+                <w:color w:val="111827"/>
+                <w:sz w:val="19"/>
+              </w:rPr>
+              <w:t xml:space="preserve">  Lumo Kopi content - social posts, captions, emails, video</w:t>
+            </w:r>
+          </w:p>
+          <w:p>
+            <w:pPr>
+              <w:keepNext/>
+              <w:spacing w:after="0"/>
+            </w:pPr>
+            <w:r>
+              <w:rPr>
+                <w:rFonts w:ascii="Courier New" w:hAnsi="Courier New"/>
+                <w:color w:val="111827"/>
+                <w:sz w:val="19"/>
+              </w:rPr>
+              <w:t xml:space="preserve">  scripts or ads.</w:t>
+            </w:r>
+          </w:p>
+          <w:p>
+            <w:pPr>
+              <w:keepNext/>
+              <w:spacing w:after="0"/>
+            </w:pPr>
+            <w:r>
+              <w:rPr>
+                <w:rFonts w:ascii="Courier New" w:hAnsi="Courier New"/>
+                <w:color w:val="111827"/>
+                <w:sz w:val="19"/>
+              </w:rPr>
+              <w:t>---</w:t>
+            </w:r>
+          </w:p>
+          <w:p>
+            <w:pPr>
+              <w:keepNext/>
+              <w:spacing w:after="0"/>
+            </w:pPr>
+            <w:r>
+              <w:rPr>
+                <w:rFonts w:ascii="Courier New" w:hAnsi="Courier New"/>
+                <w:color w:val="111827"/>
+                <w:sz w:val="19"/>
+              </w:rPr>
+              <w:t># Lumo brand voice</w:t>
+            </w:r>
+          </w:p>
+          <w:p>
+            <w:pPr>
+              <w:keepNext/>
+              <w:spacing w:after="0"/>
+            </w:pPr>
+            <w:r>
+              <w:rPr>
+                <w:rFonts w:ascii="Courier New" w:hAnsi="Courier New"/>
+                <w:color w:val="111827"/>
+                <w:sz w:val="19"/>
+              </w:rPr>
+              <w:t xml:space="preserve"> </w:t>
+            </w:r>
+          </w:p>
+          <w:p>
+            <w:pPr>
+              <w:keepNext/>
+              <w:spacing w:after="0"/>
+            </w:pPr>
+            <w:r>
+              <w:rPr>
+                <w:rFonts w:ascii="Courier New" w:hAnsi="Courier New"/>
+                <w:color w:val="111827"/>
+                <w:sz w:val="19"/>
+              </w:rPr>
+              <w:t>## Rules</w:t>
+            </w:r>
+          </w:p>
+          <w:p>
+            <w:pPr>
+              <w:keepNext/>
+              <w:spacing w:after="0"/>
+            </w:pPr>
+            <w:r>
+              <w:rPr>
+                <w:rFonts w:ascii="Courier New" w:hAnsi="Courier New"/>
+                <w:color w:val="111827"/>
+                <w:sz w:val="19"/>
+              </w:rPr>
+              <w:t>- Prices as S$3.90 and S$42.00 - never $3.9 or SGD42.</w:t>
+            </w:r>
+          </w:p>
+          <w:p>
+            <w:pPr>
+              <w:keepNext/>
+              <w:spacing w:after="0"/>
+            </w:pPr>
+            <w:r>
+              <w:rPr>
+                <w:rFonts w:ascii="Courier New" w:hAnsi="Courier New"/>
+                <w:color w:val="111827"/>
+                <w:sz w:val="19"/>
+              </w:rPr>
+              <w:t>- No "healthy", medical or weight-loss claims.</w:t>
+            </w:r>
+          </w:p>
+          <w:p>
+            <w:pPr>
+              <w:keepNext/>
+              <w:spacing w:after="0"/>
+            </w:pPr>
+            <w:r>
+              <w:rPr>
+                <w:rFonts w:ascii="Courier New" w:hAnsi="Courier New"/>
+                <w:color w:val="111827"/>
+                <w:sz w:val="19"/>
+              </w:rPr>
+              <w:t>- At most one Singlish word.</w:t>
+            </w:r>
+          </w:p>
+          <w:p>
+            <w:pPr>
+              <w:keepNext/>
+              <w:spacing w:after="0"/>
+            </w:pPr>
+            <w:r>
+              <w:rPr>
+                <w:rFonts w:ascii="Courier New" w:hAnsi="Courier New"/>
+                <w:color w:val="111827"/>
+                <w:sz w:val="19"/>
+              </w:rPr>
+              <w:t>- #LumoKopi on every post; no more than five hashtags.</w:t>
+            </w:r>
+          </w:p>
+          <w:p>
+            <w:pPr>
+              <w:keepNext/>
+              <w:spacing w:after="0"/>
+            </w:pPr>
+            <w:r>
+              <w:rPr>
+                <w:rFonts w:ascii="Courier New" w:hAnsi="Courier New"/>
+                <w:color w:val="111827"/>
+                <w:sz w:val="19"/>
+              </w:rPr>
+              <w:t>- End with one clear call to action.</w:t>
+            </w:r>
+          </w:p>
+          <w:p>
+            <w:pPr>
+              <w:keepNext/>
+              <w:spacing w:after="0"/>
+            </w:pPr>
+            <w:r>
+              <w:rPr>
+                <w:rFonts w:ascii="Courier New" w:hAnsi="Courier New"/>
+                <w:color w:val="111827"/>
+                <w:sz w:val="19"/>
+              </w:rPr>
+              <w:t xml:space="preserve"> </w:t>
+            </w:r>
+          </w:p>
+          <w:p>
+            <w:pPr>
+              <w:keepNext/>
+              <w:spacing w:after="0"/>
+            </w:pPr>
+            <w:r>
+              <w:rPr>
+                <w:rFonts w:ascii="Courier New" w:hAnsi="Courier New"/>
+                <w:color w:val="111827"/>
+                <w:sz w:val="19"/>
+              </w:rPr>
+              <w:t>## Steps</w:t>
+            </w:r>
+          </w:p>
+          <w:p>
+            <w:pPr>
+              <w:keepNext/>
+              <w:spacing w:after="0"/>
+            </w:pPr>
+            <w:r>
+              <w:rPr>
+                <w:rFonts w:ascii="Courier New" w:hAnsi="Courier New"/>
+                <w:color w:val="111827"/>
+                <w:sz w:val="19"/>
+              </w:rPr>
+              <w:t>1. Draft or rewrite in the Lumo voice.</w:t>
+            </w:r>
+          </w:p>
+          <w:p>
+            <w:pPr>
+              <w:keepNext/>
+              <w:spacing w:after="0"/>
+            </w:pPr>
+            <w:r>
+              <w:rPr>
+                <w:rFonts w:ascii="Courier New" w:hAnsi="Courier New"/>
+                <w:color w:val="111827"/>
+                <w:sz w:val="19"/>
+              </w:rPr>
+              <w:t>2. Remove any claim not in lumo-product-sheet.md.</w:t>
+            </w:r>
+          </w:p>
+          <w:p>
+            <w:pPr>
+              <w:keepNext/>
+              <w:spacing w:after="0"/>
+            </w:pPr>
+            <w:r>
+              <w:rPr>
+                <w:rFonts w:ascii="Courier New" w:hAnsi="Courier New"/>
+                <w:color w:val="111827"/>
+                <w:sz w:val="19"/>
+              </w:rPr>
+              <w:t>3. Run the checklist and show the result.</w:t>
+            </w:r>
+          </w:p>
+          <w:p>
+            <w:pPr>
+              <w:keepNext/>
+              <w:spacing w:after="0"/>
+            </w:pPr>
+            <w:r>
+              <w:rPr>
+                <w:rFonts w:ascii="Courier New" w:hAnsi="Courier New"/>
+                <w:color w:val="111827"/>
+                <w:sz w:val="19"/>
+              </w:rPr>
+              <w:t xml:space="preserve"> </w:t>
+            </w:r>
+          </w:p>
+          <w:p>
+            <w:pPr>
+              <w:keepNext/>
+              <w:spacing w:after="0"/>
+            </w:pPr>
+            <w:r>
+              <w:rPr>
+                <w:rFonts w:ascii="Courier New" w:hAnsi="Courier New"/>
+                <w:color w:val="111827"/>
+                <w:sz w:val="19"/>
+              </w:rPr>
+              <w:t>## Resources</w:t>
+            </w:r>
+          </w:p>
+          <w:p>
+            <w:pPr>
+              <w:keepNext/>
+              <w:spacing w:after="80"/>
+            </w:pPr>
+            <w:r>
+              <w:rPr>
+                <w:rFonts w:ascii="Courier New" w:hAnsi="Courier New"/>
+                <w:color w:val="111827"/>
+                <w:sz w:val="19"/>
+              </w:rPr>
+              <w:t>- examples.md: two before-and-after rewrites</w:t>
+            </w:r>
+          </w:p>
+        </w:tc>
+      </w:tr>
+    </w:tbl>
+    <w:p>
+      <w:pPr>
+        <w:spacing w:after="0" w:before="0" w:line="120" w:lineRule="exact"/>
+      </w:pPr>
+      <w:r>
+        <w:rPr>
+          <w:sz w:val="12"/>
+        </w:rPr>
+      </w:r>
+    </w:p>
+    <w:p>
+      <w:r>
+        <w:rPr>
+          <w:b/>
+          <w:color w:val="1F6FEB"/>
+        </w:rPr>
+        <w:t xml:space="preserve">Note: </w:t>
+      </w:r>
+      <w:r>
+        <w:rPr>
+          <w:b w:val="0"/>
+          <w:sz w:val="20"/>
+        </w:rPr>
+        <w:t>Top: metadata, always in context. Rules and steps: loaded when the skill is used. examples.md: read only when needed.</w:t>
+      </w:r>
+    </w:p>
+    <w:p>
+      <w:pPr>
+        <w:keepNext/>
+        <w:spacing w:before="160" w:after="80"/>
+      </w:pPr>
+      <w:r>
+        <w:rPr>
+          <w:b/>
+          <w:color w:val="1F6FEB"/>
+          <w:sz w:val="22"/>
+        </w:rPr>
+        <w:t>Four kinds of skill</w:t>
+      </w:r>
+    </w:p>
+    <w:tbl>
+      <w:tblPr>
+        <w:tblStyle w:val="TableGrid"/>
+        <w:tblW w:type="auto" w:w="0"/>
+        <w:jc w:val="center"/>
+        <w:tblLayout w:type="fixed"/>
+        <w:tblLook w:firstColumn="1" w:firstRow="1" w:lastColumn="0" w:lastRow="0" w:noHBand="0" w:noVBand="1" w:val="04A0"/>
+      </w:tblPr>
+      <w:tblGrid>
+        <w:gridCol w:w="1728"/>
+        <w:gridCol w:w="2015"/>
+        <w:gridCol w:w="2736"/>
+        <w:gridCol w:w="2160"/>
+      </w:tblGrid>
+      <w:tr>
+        <w:trPr>
+          <w:tblHeader w:val="true"/>
+          <w:cantSplit w:val="true"/>
+        </w:trPr>
+        <w:tc>
+          <w:tcPr>
+            <w:tcW w:type="dxa" w:w="1728"/>
+            <w:shd w:val="clear" w:color="auto" w:fill="1F6FEB"/>
+          </w:tcPr>
+          <w:p>
+            <w:pPr>
+              <w:keepNext/>
+              <w:spacing w:before="30" w:after="30"/>
+            </w:pPr>
+            <w:r/>
+            <w:r>
+              <w:rPr>
+                <w:b/>
+                <w:color w:val="FFFFFF"/>
+                <w:sz w:val="19"/>
+              </w:rPr>
+              <w:t>Kind</w:t>
+            </w:r>
+          </w:p>
+        </w:tc>
+        <w:tc>
+          <w:tcPr>
+            <w:tcW w:type="dxa" w:w="2016"/>
+            <w:shd w:val="clear" w:color="auto" w:fill="1F6FEB"/>
+          </w:tcPr>
+          <w:p>
+            <w:pPr>
+              <w:keepNext/>
+              <w:spacing w:before="30" w:after="30"/>
+            </w:pPr>
+            <w:r/>
+            <w:r>
+              <w:rPr>
+                <w:b/>
+                <w:color w:val="FFFFFF"/>
+                <w:sz w:val="19"/>
+              </w:rPr>
+              <w:t>Who writes it</w:t>
+            </w:r>
+          </w:p>
+        </w:tc>
+        <w:tc>
+          <w:tcPr>
+            <w:tcW w:type="dxa" w:w="2736"/>
+            <w:shd w:val="clear" w:color="auto" w:fill="1F6FEB"/>
+          </w:tcPr>
+          <w:p>
+            <w:pPr>
+              <w:keepNext/>
+              <w:spacing w:before="30" w:after="30"/>
+            </w:pPr>
+            <w:r/>
+            <w:r>
+              <w:rPr>
+                <w:b/>
+                <w:color w:val="FFFFFF"/>
+                <w:sz w:val="19"/>
+              </w:rPr>
+              <w:t>How it loads</w:t>
+            </w:r>
+          </w:p>
+        </w:tc>
+        <w:tc>
+          <w:tcPr>
+            <w:tcW w:type="dxa" w:w="2160"/>
+            <w:shd w:val="clear" w:color="auto" w:fill="1F6FEB"/>
+          </w:tcPr>
+          <w:p>
+            <w:pPr>
+              <w:keepNext/>
+              <w:spacing w:before="30" w:after="30"/>
+            </w:pPr>
+            <w:r/>
+            <w:r>
+              <w:rPr>
+                <w:b/>
+                <w:color w:val="FFFFFF"/>
+                <w:sz w:val="19"/>
+              </w:rPr>
+              <w:t>In this course</w:t>
+            </w:r>
+          </w:p>
+        </w:tc>
+      </w:tr>
+      <w:tr>
+        <w:trPr>
+          <w:cantSplit w:val="true"/>
+        </w:trPr>
+        <w:tc>
+          <w:tcPr>
+            <w:tcW w:type="dxa" w:w="1728"/>
+          </w:tcPr>
+          <w:p>
+            <w:pPr>
+              <w:keepNext/>
+              <w:spacing w:before="30" w:after="30"/>
+            </w:pPr>
+            <w:r/>
+            <w:r>
+              <w:rPr>
+                <w:b/>
+                <w:sz w:val="19"/>
+              </w:rPr>
+              <w:t>Built-in</w:t>
+            </w:r>
+          </w:p>
+        </w:tc>
+        <w:tc>
+          <w:tcPr>
+            <w:tcW w:type="dxa" w:w="2016"/>
+          </w:tcPr>
+          <w:p>
+            <w:pPr>
+              <w:keepNext/>
+              <w:spacing w:before="30" w:after="30"/>
+            </w:pPr>
+            <w:r/>
+            <w:r>
+              <w:rPr>
+                <w:b w:val="0"/>
+                <w:sz w:val="19"/>
+              </w:rPr>
+              <w:t>Anthropic</w:t>
+            </w:r>
+          </w:p>
+        </w:tc>
+        <w:tc>
+          <w:tcPr>
+            <w:tcW w:type="dxa" w:w="2736"/>
+          </w:tcPr>
+          <w:p>
+            <w:pPr>
+              <w:keepNext/>
+              <w:spacing w:before="30" w:after="30"/>
+            </w:pPr>
+            <w:r/>
+            <w:r>
+              <w:rPr>
+                <w:b w:val="0"/>
+                <w:sz w:val="19"/>
+              </w:rPr>
+              <w:t>By itself when you ask for a file</w:t>
+            </w:r>
+          </w:p>
+        </w:tc>
+        <w:tc>
+          <w:tcPr>
+            <w:tcW w:type="dxa" w:w="2160"/>
+          </w:tcPr>
+          <w:p>
+            <w:pPr>
+              <w:keepNext/>
+              <w:spacing w:before="30" w:after="30"/>
+            </w:pPr>
+            <w:r/>
+            <w:r>
+              <w:rPr>
+                <w:b w:val="0"/>
+                <w:sz w:val="19"/>
+              </w:rPr>
+              <w:t>pptx, xlsx, docx — Lab 5</w:t>
+            </w:r>
+          </w:p>
+        </w:tc>
+      </w:tr>
+      <w:tr>
+        <w:trPr>
+          <w:cantSplit w:val="true"/>
+        </w:trPr>
+        <w:tc>
+          <w:tcPr>
+            <w:tcW w:type="dxa" w:w="1728"/>
+            <w:shd w:val="clear" w:color="auto" w:fill="F3F5F8"/>
+          </w:tcPr>
+          <w:p>
+            <w:pPr>
+              <w:keepNext/>
+              <w:spacing w:before="30" w:after="30"/>
+            </w:pPr>
+            <w:r/>
+            <w:r>
+              <w:rPr>
+                <w:b/>
+                <w:sz w:val="19"/>
+              </w:rPr>
+              <w:t>Your own</w:t>
+            </w:r>
+          </w:p>
+        </w:tc>
+        <w:tc>
+          <w:tcPr>
+            <w:tcW w:type="dxa" w:w="2016"/>
+            <w:shd w:val="clear" w:color="auto" w:fill="F3F5F8"/>
+          </w:tcPr>
+          <w:p>
+            <w:pPr>
+              <w:keepNext/>
+              <w:spacing w:before="30" w:after="30"/>
+            </w:pPr>
+            <w:r/>
+            <w:r>
+              <w:rPr>
+                <w:b w:val="0"/>
+                <w:sz w:val="19"/>
+              </w:rPr>
+              <w:t>You, with /skill-creator</w:t>
+            </w:r>
+          </w:p>
+        </w:tc>
+        <w:tc>
+          <w:tcPr>
+            <w:tcW w:type="dxa" w:w="2736"/>
+            <w:shd w:val="clear" w:color="auto" w:fill="F3F5F8"/>
+          </w:tcPr>
+          <w:p>
+            <w:pPr>
+              <w:keepNext/>
+              <w:spacing w:before="30" w:after="30"/>
+            </w:pPr>
+            <w:r/>
+            <w:r>
+              <w:rPr>
+                <w:b w:val="0"/>
+                <w:sz w:val="19"/>
+              </w:rPr>
+              <w:t>When a request matches its description</w:t>
+            </w:r>
+          </w:p>
+        </w:tc>
+        <w:tc>
+          <w:tcPr>
+            <w:tcW w:type="dxa" w:w="2160"/>
+            <w:shd w:val="clear" w:color="auto" w:fill="F3F5F8"/>
+          </w:tcPr>
+          <w:p>
+            <w:pPr>
+              <w:keepNext/>
+              <w:spacing w:before="30" w:after="30"/>
+            </w:pPr>
+            <w:r/>
+            <w:r>
+              <w:rPr>
+                <w:b w:val="0"/>
+                <w:sz w:val="19"/>
+              </w:rPr>
+              <w:t>lumo-brand-voice — Lab 6</w:t>
+            </w:r>
+          </w:p>
+        </w:tc>
+      </w:tr>
+      <w:tr>
+        <w:trPr>
+          <w:cantSplit w:val="true"/>
+        </w:trPr>
+        <w:tc>
+          <w:tcPr>
+            <w:tcW w:type="dxa" w:w="1728"/>
+          </w:tcPr>
+          <w:p>
+            <w:pPr>
+              <w:keepNext/>
+              <w:spacing w:before="30" w:after="30"/>
+            </w:pPr>
+            <w:r/>
+            <w:r>
+              <w:rPr>
+                <w:b/>
+                <w:sz w:val="19"/>
+              </w:rPr>
+              <w:t>From a plugin</w:t>
+            </w:r>
+          </w:p>
+        </w:tc>
+        <w:tc>
+          <w:tcPr>
+            <w:tcW w:type="dxa" w:w="2016"/>
+          </w:tcPr>
+          <w:p>
+            <w:pPr>
+              <w:keepNext/>
+              <w:spacing w:before="30" w:after="30"/>
+            </w:pPr>
+            <w:r/>
+            <w:r>
+              <w:rPr>
+                <w:b w:val="0"/>
+                <w:sz w:val="19"/>
+              </w:rPr>
+              <w:t>The plugin's author</w:t>
+            </w:r>
+          </w:p>
+        </w:tc>
+        <w:tc>
+          <w:tcPr>
+            <w:tcW w:type="dxa" w:w="2736"/>
+          </w:tcPr>
+          <w:p>
+            <w:pPr>
+              <w:keepNext/>
+              <w:spacing w:before="30" w:after="30"/>
+            </w:pPr>
+            <w:r/>
+            <w:r>
+              <w:rPr>
+                <w:b w:val="0"/>
+                <w:sz w:val="19"/>
+              </w:rPr>
+              <w:t>The same, or by its /plugin:command</w:t>
+            </w:r>
+          </w:p>
+        </w:tc>
+        <w:tc>
+          <w:tcPr>
+            <w:tcW w:type="dxa" w:w="2160"/>
+          </w:tcPr>
+          <w:p>
+            <w:pPr>
+              <w:keepNext/>
+              <w:spacing w:before="30" w:after="30"/>
+            </w:pPr>
+            <w:r/>
+            <w:r>
+              <w:rPr>
+                <w:b w:val="0"/>
+                <w:sz w:val="19"/>
+              </w:rPr>
+              <w:t>marketing:brand-review — Lab 7</w:t>
+            </w:r>
+          </w:p>
+        </w:tc>
+      </w:tr>
+      <w:tr>
+        <w:trPr>
+          <w:cantSplit w:val="true"/>
+        </w:trPr>
+        <w:tc>
+          <w:tcPr>
+            <w:tcW w:type="dxa" w:w="1728"/>
+            <w:shd w:val="clear" w:color="auto" w:fill="F3F5F8"/>
+          </w:tcPr>
+          <w:p>
+            <w:pPr>
+              <w:spacing w:before="30" w:after="30"/>
+            </w:pPr>
+            <w:r/>
+            <w:r>
+              <w:rPr>
+                <w:b/>
+                <w:sz w:val="19"/>
+              </w:rPr>
+              <w:t>Shared by your team</w:t>
+            </w:r>
+          </w:p>
+        </w:tc>
+        <w:tc>
+          <w:tcPr>
+            <w:tcW w:type="dxa" w:w="2016"/>
+            <w:shd w:val="clear" w:color="auto" w:fill="F3F5F8"/>
+          </w:tcPr>
+          <w:p>
+            <w:pPr>
+              <w:spacing w:before="30" w:after="30"/>
+            </w:pPr>
+            <w:r/>
+            <w:r>
+              <w:rPr>
+                <w:b w:val="0"/>
+                <w:sz w:val="19"/>
+              </w:rPr>
+              <w:t>An admin or a colleague</w:t>
+            </w:r>
+          </w:p>
+        </w:tc>
+        <w:tc>
+          <w:tcPr>
+            <w:tcW w:type="dxa" w:w="2736"/>
+            <w:shd w:val="clear" w:color="auto" w:fill="F3F5F8"/>
+          </w:tcPr>
+          <w:p>
+            <w:pPr>
+              <w:spacing w:before="30" w:after="30"/>
+            </w:pPr>
+            <w:r/>
+            <w:r>
+              <w:rPr>
+                <w:b w:val="0"/>
+                <w:sz w:val="19"/>
+              </w:rPr>
+              <w:t>Provided to everyone in the organisation</w:t>
+            </w:r>
+          </w:p>
+        </w:tc>
+        <w:tc>
+          <w:tcPr>
+            <w:tcW w:type="dxa" w:w="2160"/>
+            <w:shd w:val="clear" w:color="auto" w:fill="F3F5F8"/>
+          </w:tcPr>
+          <w:p>
+            <w:pPr>
+              <w:spacing w:before="30" w:after="30"/>
+            </w:pPr>
+            <w:r/>
+            <w:r>
+              <w:rPr>
+                <w:b w:val="0"/>
+                <w:sz w:val="19"/>
+              </w:rPr>
+              <w:t>Your company's house style</w:t>
+            </w:r>
+          </w:p>
+        </w:tc>
+      </w:tr>
+    </w:tbl>
+    <w:p>
+      <w:pPr>
+        <w:spacing w:after="0" w:before="0" w:line="120" w:lineRule="exact"/>
+      </w:pPr>
+      <w:r>
+        <w:rPr>
+          <w:sz w:val="12"/>
+        </w:rPr>
+      </w:r>
+    </w:p>
+    <w:p>
+      <w:pPr>
+        <w:keepNext/>
+        <w:spacing w:before="160" w:after="80"/>
+      </w:pPr>
+      <w:r>
+        <w:rPr>
+          <w:b/>
+          <w:color w:val="1F6FEB"/>
+          <w:sz w:val="22"/>
+        </w:rPr>
+        <w:t>The description decides when it loads</w:t>
+      </w:r>
+    </w:p>
+    <w:tbl>
+      <w:tblPr>
+        <w:tblStyle w:val="TableGrid"/>
+        <w:tblW w:type="auto" w:w="0"/>
+        <w:jc w:val="center"/>
+        <w:tblLayout w:type="fixed"/>
+        <w:tblLook w:firstColumn="1" w:firstRow="1" w:lastColumn="0" w:lastRow="0" w:noHBand="0" w:noVBand="1" w:val="04A0"/>
+      </w:tblPr>
+      <w:tblGrid>
+        <w:gridCol w:w="4031"/>
+        <w:gridCol w:w="1440"/>
+        <w:gridCol w:w="3168"/>
+      </w:tblGrid>
+      <w:tr>
+        <w:trPr>
+          <w:tblHeader w:val="true"/>
+          <w:cantSplit w:val="true"/>
+        </w:trPr>
+        <w:tc>
+          <w:tcPr>
+            <w:tcW w:type="dxa" w:w="4032"/>
+            <w:shd w:val="clear" w:color="auto" w:fill="1F6FEB"/>
+          </w:tcPr>
+          <w:p>
+            <w:pPr>
+              <w:keepNext/>
+              <w:spacing w:before="30" w:after="30"/>
+            </w:pPr>
+            <w:r/>
+            <w:r>
+              <w:rPr>
+                <w:b/>
+                <w:color w:val="FFFFFF"/>
+                <w:sz w:val="19"/>
+              </w:rPr>
+              <w:t>Description</w:t>
+            </w:r>
+          </w:p>
+        </w:tc>
+        <w:tc>
+          <w:tcPr>
+            <w:tcW w:type="dxa" w:w="1440"/>
+            <w:shd w:val="clear" w:color="auto" w:fill="1F6FEB"/>
+          </w:tcPr>
+          <w:p>
+            <w:pPr>
+              <w:keepNext/>
+              <w:spacing w:before="30" w:after="30"/>
+            </w:pPr>
+            <w:r/>
+            <w:r>
+              <w:rPr>
+                <w:b/>
+                <w:color w:val="FFFFFF"/>
+                <w:sz w:val="19"/>
+              </w:rPr>
+              <w:t>Verdict</w:t>
+            </w:r>
+          </w:p>
+        </w:tc>
+        <w:tc>
+          <w:tcPr>
+            <w:tcW w:type="dxa" w:w="3168"/>
+            <w:shd w:val="clear" w:color="auto" w:fill="1F6FEB"/>
+          </w:tcPr>
+          <w:p>
+            <w:pPr>
+              <w:keepNext/>
+              <w:spacing w:before="30" w:after="30"/>
+            </w:pPr>
+            <w:r/>
+            <w:r>
+              <w:rPr>
+                <w:b/>
+                <w:color w:val="FFFFFF"/>
+                <w:sz w:val="19"/>
+              </w:rPr>
+              <w:t>Why</w:t>
+            </w:r>
+          </w:p>
+        </w:tc>
+      </w:tr>
+      <w:tr>
+        <w:trPr>
+          <w:cantSplit w:val="true"/>
+        </w:trPr>
+        <w:tc>
+          <w:tcPr>
+            <w:tcW w:type="dxa" w:w="4032"/>
+          </w:tcPr>
+          <w:p>
+            <w:pPr>
+              <w:keepNext/>
+              <w:spacing w:before="30" w:after="30"/>
+            </w:pPr>
+            <w:r/>
+            <w:r>
+              <w:rPr>
+                <w:b/>
+                <w:sz w:val="19"/>
+              </w:rPr>
+              <w:t>Brand voice.</w:t>
+            </w:r>
+          </w:p>
+        </w:tc>
+        <w:tc>
+          <w:tcPr>
+            <w:tcW w:type="dxa" w:w="1440"/>
+          </w:tcPr>
+          <w:p>
+            <w:pPr>
+              <w:keepNext/>
+              <w:spacing w:before="30" w:after="30"/>
+            </w:pPr>
+            <w:r/>
+            <w:r>
+              <w:rPr>
+                <w:b w:val="0"/>
+                <w:sz w:val="19"/>
+              </w:rPr>
+              <w:t>Too vague</w:t>
+            </w:r>
+          </w:p>
+        </w:tc>
+        <w:tc>
+          <w:tcPr>
+            <w:tcW w:type="dxa" w:w="3168"/>
+          </w:tcPr>
+          <w:p>
+            <w:pPr>
+              <w:keepNext/>
+              <w:spacing w:before="30" w:after="30"/>
+            </w:pPr>
+            <w:r/>
+            <w:r>
+              <w:rPr>
+                <w:b w:val="0"/>
+                <w:sz w:val="19"/>
+              </w:rPr>
+              <w:t>Says nothing about when — Claude rarely loads it.</w:t>
+            </w:r>
+          </w:p>
+        </w:tc>
+      </w:tr>
+      <w:tr>
+        <w:trPr>
+          <w:cantSplit w:val="true"/>
+        </w:trPr>
+        <w:tc>
+          <w:tcPr>
+            <w:tcW w:type="dxa" w:w="4032"/>
+            <w:shd w:val="clear" w:color="auto" w:fill="F3F5F8"/>
+          </w:tcPr>
+          <w:p>
+            <w:pPr>
+              <w:keepNext/>
+              <w:spacing w:before="30" w:after="30"/>
+            </w:pPr>
+            <w:r/>
+            <w:r>
+              <w:rPr>
+                <w:b/>
+                <w:sz w:val="19"/>
+              </w:rPr>
+              <w:t>Rewrites Instagram captions.</w:t>
+            </w:r>
+          </w:p>
+        </w:tc>
+        <w:tc>
+          <w:tcPr>
+            <w:tcW w:type="dxa" w:w="1440"/>
+            <w:shd w:val="clear" w:color="auto" w:fill="F3F5F8"/>
+          </w:tcPr>
+          <w:p>
+            <w:pPr>
+              <w:keepNext/>
+              <w:spacing w:before="30" w:after="30"/>
+            </w:pPr>
+            <w:r/>
+            <w:r>
+              <w:rPr>
+                <w:b w:val="0"/>
+                <w:sz w:val="19"/>
+              </w:rPr>
+              <w:t>Too narrow</w:t>
+            </w:r>
+          </w:p>
+        </w:tc>
+        <w:tc>
+          <w:tcPr>
+            <w:tcW w:type="dxa" w:w="3168"/>
+            <w:shd w:val="clear" w:color="auto" w:fill="F3F5F8"/>
+          </w:tcPr>
+          <w:p>
+            <w:pPr>
+              <w:keepNext/>
+              <w:spacing w:before="30" w:after="30"/>
+            </w:pPr>
+            <w:r/>
+            <w:r>
+              <w:rPr>
+                <w:b w:val="0"/>
+                <w:sz w:val="19"/>
+              </w:rPr>
+              <w:t>Will not load for an email, a video script or an ad.</w:t>
+            </w:r>
+          </w:p>
+        </w:tc>
+      </w:tr>
+      <w:tr>
+        <w:trPr>
+          <w:cantSplit w:val="true"/>
+        </w:trPr>
+        <w:tc>
+          <w:tcPr>
+            <w:tcW w:type="dxa" w:w="4032"/>
+          </w:tcPr>
+          <w:p>
+            <w:pPr>
+              <w:keepNext/>
+              <w:spacing w:before="30" w:after="30"/>
+            </w:pPr>
+            <w:r/>
+            <w:r>
+              <w:rPr>
+                <w:b/>
+                <w:sz w:val="19"/>
+              </w:rPr>
+              <w:t>Use for all writing.</w:t>
+            </w:r>
+          </w:p>
+        </w:tc>
+        <w:tc>
+          <w:tcPr>
+            <w:tcW w:type="dxa" w:w="1440"/>
+          </w:tcPr>
+          <w:p>
+            <w:pPr>
+              <w:keepNext/>
+              <w:spacing w:before="30" w:after="30"/>
+            </w:pPr>
+            <w:r/>
+            <w:r>
+              <w:rPr>
+                <w:b w:val="0"/>
+                <w:sz w:val="19"/>
+              </w:rPr>
+              <w:t>Too broad</w:t>
+            </w:r>
+          </w:p>
+        </w:tc>
+        <w:tc>
+          <w:tcPr>
+            <w:tcW w:type="dxa" w:w="3168"/>
+          </w:tcPr>
+          <w:p>
+            <w:pPr>
+              <w:keepNext/>
+              <w:spacing w:before="30" w:after="30"/>
+            </w:pPr>
+            <w:r/>
+            <w:r>
+              <w:rPr>
+                <w:b w:val="0"/>
+                <w:sz w:val="19"/>
+              </w:rPr>
+              <w:t>Loads for internal notes and meeting minutes too.</w:t>
+            </w:r>
+          </w:p>
+        </w:tc>
+      </w:tr>
+      <w:tr>
+        <w:trPr>
+          <w:cantSplit w:val="true"/>
+        </w:trPr>
+        <w:tc>
+          <w:tcPr>
+            <w:tcW w:type="dxa" w:w="4032"/>
+            <w:shd w:val="clear" w:color="auto" w:fill="F3F5F8"/>
+          </w:tcPr>
+          <w:p>
+            <w:pPr>
+              <w:spacing w:before="30" w:after="30"/>
+            </w:pPr>
+            <w:r/>
+            <w:r>
+              <w:rPr>
+                <w:b/>
+                <w:sz w:val="19"/>
+              </w:rPr>
+              <w:t>Use when writing or reviewing any customer-facing Lumo Kopi content - social posts, captions, emails, video scripts or ads.</w:t>
+            </w:r>
+          </w:p>
+        </w:tc>
+        <w:tc>
+          <w:tcPr>
+            <w:tcW w:type="dxa" w:w="1440"/>
+            <w:shd w:val="clear" w:color="auto" w:fill="F3F5F8"/>
+          </w:tcPr>
+          <w:p>
+            <w:pPr>
+              <w:spacing w:before="30" w:after="30"/>
+            </w:pPr>
+            <w:r/>
+            <w:r>
+              <w:rPr>
+                <w:b w:val="0"/>
+                <w:sz w:val="19"/>
+              </w:rPr>
+              <w:t>Good</w:t>
+            </w:r>
+          </w:p>
+        </w:tc>
+        <w:tc>
+          <w:tcPr>
+            <w:tcW w:type="dxa" w:w="3168"/>
+            <w:shd w:val="clear" w:color="auto" w:fill="F3F5F8"/>
+          </w:tcPr>
+          <w:p>
+            <w:pPr>
+              <w:spacing w:before="30" w:after="30"/>
+            </w:pPr>
+            <w:r/>
+            <w:r>
+              <w:rPr>
+                <w:b w:val="0"/>
+                <w:sz w:val="19"/>
+              </w:rPr>
+              <w:t>Names the job, the brand and every format it covers.</w:t>
+            </w:r>
+          </w:p>
+        </w:tc>
+      </w:tr>
+    </w:tbl>
+    <w:p>
+      <w:pPr>
+        <w:spacing w:after="0" w:before="0" w:line="120" w:lineRule="exact"/>
+      </w:pPr>
+      <w:r>
+        <w:rPr>
+          <w:sz w:val="12"/>
+        </w:rPr>
+      </w:r>
+    </w:p>
+    <w:p>
+      <w:r>
+        <w:rPr>
+          <w:b w:val="0"/>
+        </w:rPr>
+        <w:t>Lab 6 tests this: Block 3 never names the skill, so only the description can load it.</w:t>
+      </w:r>
+    </w:p>
+    <w:p>
+      <w:pPr>
+        <w:keepNext/>
+        <w:spacing w:before="160" w:after="80"/>
+      </w:pPr>
+      <w:r>
+        <w:rPr>
+          <w:b/>
+          <w:color w:val="1F6FEB"/>
+          <w:sz w:val="22"/>
+        </w:rPr>
         <w:t>Do, Verify, Save, Update</w:t>
       </w:r>
     </w:p>
@@ -20620,13 +26245,791 @@
         <w:rPr>
           <w:b/>
         </w:rPr>
-        <w:t xml:space="preserve">Update — </w:t>
+        <w:t xml:space="preserve">Use and update — </w:t>
       </w:r>
       <w:r>
         <w:rPr>
           <w:b w:val="0"/>
         </w:rPr>
-        <w:t>Refine it later and save over it — Claude confirms before replacing.</w:t>
+        <w:t>Use it on new work, find the gap, and save the fix over it — Claude confirms first.</w:t>
+      </w:r>
+    </w:p>
+    <w:p>
+      <w:pPr>
+        <w:keepNext/>
+        <w:spacing w:before="160" w:after="80"/>
+      </w:pPr>
+      <w:r>
+        <w:rPr>
+          <w:b/>
+          <w:color w:val="1F6FEB"/>
+          <w:sz w:val="22"/>
+        </w:rPr>
+        <w:t>Skills worth writing at work</w:t>
+      </w:r>
+    </w:p>
+    <w:p>
+      <w:pPr>
+        <w:keepNext/>
+      </w:pPr>
+      <w:r>
+        <w:rPr>
+          <w:b w:val="0"/>
+        </w:rPr>
+        <w:t>Any routine you repeat, with rules someone could forget, is a skill waiting to be written.</w:t>
+      </w:r>
+    </w:p>
+    <w:tbl>
+      <w:tblPr>
+        <w:tblStyle w:val="TableGrid"/>
+        <w:tblW w:type="auto" w:w="0"/>
+        <w:jc w:val="center"/>
+        <w:tblLayout w:type="fixed"/>
+        <w:tblLook w:firstColumn="1" w:firstRow="1" w:lastColumn="0" w:lastRow="0" w:noHBand="0" w:noVBand="1" w:val="04A0"/>
+      </w:tblPr>
+      <w:tblGrid>
+        <w:gridCol w:w="2448"/>
+        <w:gridCol w:w="6192"/>
+      </w:tblGrid>
+      <w:tr>
+        <w:trPr>
+          <w:tblHeader w:val="true"/>
+          <w:cantSplit w:val="true"/>
+        </w:trPr>
+        <w:tc>
+          <w:tcPr>
+            <w:tcW w:type="dxa" w:w="2448"/>
+            <w:shd w:val="clear" w:color="auto" w:fill="1F6FEB"/>
+          </w:tcPr>
+          <w:p>
+            <w:pPr>
+              <w:keepNext/>
+              <w:spacing w:before="30" w:after="30"/>
+            </w:pPr>
+            <w:r/>
+            <w:r>
+              <w:rPr>
+                <w:b/>
+                <w:color w:val="FFFFFF"/>
+                <w:sz w:val="19"/>
+              </w:rPr>
+              <w:t>Skill</w:t>
+            </w:r>
+          </w:p>
+        </w:tc>
+        <w:tc>
+          <w:tcPr>
+            <w:tcW w:type="dxa" w:w="6192"/>
+            <w:shd w:val="clear" w:color="auto" w:fill="1F6FEB"/>
+          </w:tcPr>
+          <w:p>
+            <w:pPr>
+              <w:keepNext/>
+              <w:spacing w:before="30" w:after="30"/>
+            </w:pPr>
+            <w:r/>
+            <w:r>
+              <w:rPr>
+                <w:b/>
+                <w:color w:val="FFFFFF"/>
+                <w:sz w:val="19"/>
+              </w:rPr>
+              <w:t>What it does</w:t>
+            </w:r>
+          </w:p>
+        </w:tc>
+      </w:tr>
+      <w:tr>
+        <w:trPr>
+          <w:cantSplit w:val="true"/>
+        </w:trPr>
+        <w:tc>
+          <w:tcPr>
+            <w:tcW w:type="dxa" w:w="2448"/>
+          </w:tcPr>
+          <w:p>
+            <w:pPr>
+              <w:keepNext/>
+              <w:spacing w:before="30" w:after="30"/>
+            </w:pPr>
+            <w:r/>
+            <w:r>
+              <w:rPr>
+                <w:b/>
+                <w:sz w:val="19"/>
+              </w:rPr>
+              <w:t>weekly-status-report</w:t>
+            </w:r>
+          </w:p>
+        </w:tc>
+        <w:tc>
+          <w:tcPr>
+            <w:tcW w:type="dxa" w:w="6192"/>
+          </w:tcPr>
+          <w:p>
+            <w:pPr>
+              <w:keepNext/>
+              <w:spacing w:before="30" w:after="30"/>
+            </w:pPr>
+            <w:r/>
+            <w:r>
+              <w:rPr>
+                <w:b w:val="0"/>
+                <w:sz w:val="19"/>
+              </w:rPr>
+              <w:t>Every Monday: reads the project folder and inbox, writes five bullets in a fixed format. Uses Drive and Gmail.</w:t>
+            </w:r>
+          </w:p>
+        </w:tc>
+      </w:tr>
+      <w:tr>
+        <w:trPr>
+          <w:cantSplit w:val="true"/>
+        </w:trPr>
+        <w:tc>
+          <w:tcPr>
+            <w:tcW w:type="dxa" w:w="2448"/>
+            <w:shd w:val="clear" w:color="auto" w:fill="F3F5F8"/>
+          </w:tcPr>
+          <w:p>
+            <w:pPr>
+              <w:keepNext/>
+              <w:spacing w:before="30" w:after="30"/>
+            </w:pPr>
+            <w:r/>
+            <w:r>
+              <w:rPr>
+                <w:b/>
+                <w:sz w:val="19"/>
+              </w:rPr>
+              <w:t>meeting-minutes</w:t>
+            </w:r>
+          </w:p>
+        </w:tc>
+        <w:tc>
+          <w:tcPr>
+            <w:tcW w:type="dxa" w:w="6192"/>
+            <w:shd w:val="clear" w:color="auto" w:fill="F3F5F8"/>
+          </w:tcPr>
+          <w:p>
+            <w:pPr>
+              <w:keepNext/>
+              <w:spacing w:before="30" w:after="30"/>
+            </w:pPr>
+            <w:r/>
+            <w:r>
+              <w:rPr>
+                <w:b w:val="0"/>
+                <w:sz w:val="19"/>
+              </w:rPr>
+              <w:t>Turns a transcript into decisions, actions, owners and due dates — the same table every time.</w:t>
+            </w:r>
+          </w:p>
+        </w:tc>
+      </w:tr>
+      <w:tr>
+        <w:trPr>
+          <w:cantSplit w:val="true"/>
+        </w:trPr>
+        <w:tc>
+          <w:tcPr>
+            <w:tcW w:type="dxa" w:w="2448"/>
+          </w:tcPr>
+          <w:p>
+            <w:pPr>
+              <w:keepNext/>
+              <w:spacing w:before="30" w:after="30"/>
+            </w:pPr>
+            <w:r/>
+            <w:r>
+              <w:rPr>
+                <w:b/>
+                <w:sz w:val="19"/>
+              </w:rPr>
+              <w:t>customer-reply</w:t>
+            </w:r>
+          </w:p>
+        </w:tc>
+        <w:tc>
+          <w:tcPr>
+            <w:tcW w:type="dxa" w:w="6192"/>
+          </w:tcPr>
+          <w:p>
+            <w:pPr>
+              <w:keepNext/>
+              <w:spacing w:before="30" w:after="30"/>
+            </w:pPr>
+            <w:r/>
+            <w:r>
+              <w:rPr>
+                <w:b w:val="0"/>
+                <w:sz w:val="19"/>
+              </w:rPr>
+              <w:t>Drafts replies in the house tone; never promises a refund or a price the policy does not allow.</w:t>
+            </w:r>
+          </w:p>
+        </w:tc>
+      </w:tr>
+      <w:tr>
+        <w:trPr>
+          <w:cantSplit w:val="true"/>
+        </w:trPr>
+        <w:tc>
+          <w:tcPr>
+            <w:tcW w:type="dxa" w:w="2448"/>
+            <w:shd w:val="clear" w:color="auto" w:fill="F3F5F8"/>
+          </w:tcPr>
+          <w:p>
+            <w:pPr>
+              <w:keepNext/>
+              <w:spacing w:before="30" w:after="30"/>
+            </w:pPr>
+            <w:r/>
+            <w:r>
+              <w:rPr>
+                <w:b/>
+                <w:sz w:val="19"/>
+              </w:rPr>
+              <w:t>proposal-deck</w:t>
+            </w:r>
+          </w:p>
+        </w:tc>
+        <w:tc>
+          <w:tcPr>
+            <w:tcW w:type="dxa" w:w="6192"/>
+            <w:shd w:val="clear" w:color="auto" w:fill="F3F5F8"/>
+          </w:tcPr>
+          <w:p>
+            <w:pPr>
+              <w:keepNext/>
+              <w:spacing w:before="30" w:after="30"/>
+            </w:pPr>
+            <w:r/>
+            <w:r>
+              <w:rPr>
+                <w:b w:val="0"/>
+                <w:sz w:val="19"/>
+              </w:rPr>
+              <w:t>Builds a client proposal in the company template, using the built-in pptx skill.</w:t>
+            </w:r>
+          </w:p>
+        </w:tc>
+      </w:tr>
+      <w:tr>
+        <w:trPr>
+          <w:cantSplit w:val="true"/>
+        </w:trPr>
+        <w:tc>
+          <w:tcPr>
+            <w:tcW w:type="dxa" w:w="2448"/>
+          </w:tcPr>
+          <w:p>
+            <w:pPr>
+              <w:keepNext/>
+              <w:spacing w:before="30" w:after="30"/>
+            </w:pPr>
+            <w:r/>
+            <w:r>
+              <w:rPr>
+                <w:b/>
+                <w:sz w:val="19"/>
+              </w:rPr>
+              <w:t>expense-check</w:t>
+            </w:r>
+          </w:p>
+        </w:tc>
+        <w:tc>
+          <w:tcPr>
+            <w:tcW w:type="dxa" w:w="6192"/>
+          </w:tcPr>
+          <w:p>
+            <w:pPr>
+              <w:keepNext/>
+              <w:spacing w:before="30" w:after="30"/>
+            </w:pPr>
+            <w:r/>
+            <w:r>
+              <w:rPr>
+                <w:b w:val="0"/>
+                <w:sz w:val="19"/>
+              </w:rPr>
+              <w:t>Checks a claims spreadsheet against the policy limits and flags each breach with its rule.</w:t>
+            </w:r>
+          </w:p>
+        </w:tc>
+      </w:tr>
+      <w:tr>
+        <w:trPr>
+          <w:cantSplit w:val="true"/>
+        </w:trPr>
+        <w:tc>
+          <w:tcPr>
+            <w:tcW w:type="dxa" w:w="2448"/>
+            <w:shd w:val="clear" w:color="auto" w:fill="F3F5F8"/>
+          </w:tcPr>
+          <w:p>
+            <w:pPr>
+              <w:spacing w:before="30" w:after="30"/>
+            </w:pPr>
+            <w:r/>
+            <w:r>
+              <w:rPr>
+                <w:b/>
+                <w:sz w:val="19"/>
+              </w:rPr>
+              <w:t>job-ad-writer</w:t>
+            </w:r>
+          </w:p>
+        </w:tc>
+        <w:tc>
+          <w:tcPr>
+            <w:tcW w:type="dxa" w:w="6192"/>
+            <w:shd w:val="clear" w:color="auto" w:fill="F3F5F8"/>
+          </w:tcPr>
+          <w:p>
+            <w:pPr>
+              <w:spacing w:before="30" w:after="30"/>
+            </w:pPr>
+            <w:r/>
+            <w:r>
+              <w:rPr>
+                <w:b w:val="0"/>
+                <w:sz w:val="19"/>
+              </w:rPr>
+              <w:t>Writes a job ad in the house format, then checks it for biased or exclusionary wording.</w:t>
+            </w:r>
+          </w:p>
+        </w:tc>
+      </w:tr>
+    </w:tbl>
+    <w:p>
+      <w:pPr>
+        <w:spacing w:after="0" w:before="0" w:line="120" w:lineRule="exact"/>
+      </w:pPr>
+      <w:r>
+        <w:rPr>
+          <w:sz w:val="12"/>
+        </w:rPr>
+      </w:r>
+    </w:p>
+    <w:p>
+      <w:pPr>
+        <w:keepNext/>
+        <w:spacing w:before="160" w:after="80"/>
+      </w:pPr>
+      <w:r>
+        <w:rPr>
+          <w:b/>
+          <w:color w:val="1F6FEB"/>
+          <w:sz w:val="22"/>
+        </w:rPr>
+        <w:t>When a skill goes wrong</w:t>
+      </w:r>
+    </w:p>
+    <w:tbl>
+      <w:tblPr>
+        <w:tblStyle w:val="TableGrid"/>
+        <w:tblW w:type="auto" w:w="0"/>
+        <w:jc w:val="center"/>
+        <w:tblLayout w:type="fixed"/>
+        <w:tblLook w:firstColumn="1" w:firstRow="1" w:lastColumn="0" w:lastRow="0" w:noHBand="0" w:noVBand="1" w:val="04A0"/>
+      </w:tblPr>
+      <w:tblGrid>
+        <w:gridCol w:w="2448"/>
+        <w:gridCol w:w="2736"/>
+        <w:gridCol w:w="3456"/>
+      </w:tblGrid>
+      <w:tr>
+        <w:trPr>
+          <w:tblHeader w:val="true"/>
+          <w:cantSplit w:val="true"/>
+        </w:trPr>
+        <w:tc>
+          <w:tcPr>
+            <w:tcW w:type="dxa" w:w="2448"/>
+            <w:shd w:val="clear" w:color="auto" w:fill="1F6FEB"/>
+          </w:tcPr>
+          <w:p>
+            <w:pPr>
+              <w:keepNext/>
+              <w:spacing w:before="30" w:after="30"/>
+            </w:pPr>
+            <w:r/>
+            <w:r>
+              <w:rPr>
+                <w:b/>
+                <w:color w:val="FFFFFF"/>
+                <w:sz w:val="19"/>
+              </w:rPr>
+              <w:t>What you see</w:t>
+            </w:r>
+          </w:p>
+        </w:tc>
+        <w:tc>
+          <w:tcPr>
+            <w:tcW w:type="dxa" w:w="2736"/>
+            <w:shd w:val="clear" w:color="auto" w:fill="1F6FEB"/>
+          </w:tcPr>
+          <w:p>
+            <w:pPr>
+              <w:keepNext/>
+              <w:spacing w:before="30" w:after="30"/>
+            </w:pPr>
+            <w:r/>
+            <w:r>
+              <w:rPr>
+                <w:b/>
+                <w:color w:val="FFFFFF"/>
+                <w:sz w:val="19"/>
+              </w:rPr>
+              <w:t>Likely cause</w:t>
+            </w:r>
+          </w:p>
+        </w:tc>
+        <w:tc>
+          <w:tcPr>
+            <w:tcW w:type="dxa" w:w="3456"/>
+            <w:shd w:val="clear" w:color="auto" w:fill="1F6FEB"/>
+          </w:tcPr>
+          <w:p>
+            <w:pPr>
+              <w:keepNext/>
+              <w:spacing w:before="30" w:after="30"/>
+            </w:pPr>
+            <w:r/>
+            <w:r>
+              <w:rPr>
+                <w:b/>
+                <w:color w:val="FFFFFF"/>
+                <w:sz w:val="19"/>
+              </w:rPr>
+              <w:t>What to do</w:t>
+            </w:r>
+          </w:p>
+        </w:tc>
+      </w:tr>
+      <w:tr>
+        <w:trPr>
+          <w:cantSplit w:val="true"/>
+        </w:trPr>
+        <w:tc>
+          <w:tcPr>
+            <w:tcW w:type="dxa" w:w="2448"/>
+          </w:tcPr>
+          <w:p>
+            <w:pPr>
+              <w:keepNext/>
+              <w:spacing w:before="30" w:after="30"/>
+            </w:pPr>
+            <w:r/>
+            <w:r>
+              <w:rPr>
+                <w:b/>
+                <w:sz w:val="19"/>
+              </w:rPr>
+              <w:t>The skill does not load</w:t>
+            </w:r>
+          </w:p>
+        </w:tc>
+        <w:tc>
+          <w:tcPr>
+            <w:tcW w:type="dxa" w:w="2736"/>
+          </w:tcPr>
+          <w:p>
+            <w:pPr>
+              <w:keepNext/>
+              <w:spacing w:before="30" w:after="30"/>
+            </w:pPr>
+            <w:r/>
+            <w:r>
+              <w:rPr>
+                <w:b w:val="0"/>
+                <w:sz w:val="19"/>
+              </w:rPr>
+              <w:t>The description does not mention this job</w:t>
+            </w:r>
+          </w:p>
+        </w:tc>
+        <w:tc>
+          <w:tcPr>
+            <w:tcW w:type="dxa" w:w="3456"/>
+          </w:tcPr>
+          <w:p>
+            <w:pPr>
+              <w:keepNext/>
+              <w:spacing w:before="30" w:after="30"/>
+            </w:pPr>
+            <w:r/>
+            <w:r>
+              <w:rPr>
+                <w:b w:val="0"/>
+                <w:sz w:val="19"/>
+              </w:rPr>
+              <w:t>Add the job and its words to the description.</w:t>
+            </w:r>
+          </w:p>
+        </w:tc>
+      </w:tr>
+      <w:tr>
+        <w:trPr>
+          <w:cantSplit w:val="true"/>
+        </w:trPr>
+        <w:tc>
+          <w:tcPr>
+            <w:tcW w:type="dxa" w:w="2448"/>
+            <w:shd w:val="clear" w:color="auto" w:fill="F3F5F8"/>
+          </w:tcPr>
+          <w:p>
+            <w:pPr>
+              <w:keepNext/>
+              <w:spacing w:before="30" w:after="30"/>
+            </w:pPr>
+            <w:r/>
+            <w:r>
+              <w:rPr>
+                <w:b/>
+                <w:sz w:val="19"/>
+              </w:rPr>
+              <w:t>It loads when it should not</w:t>
+            </w:r>
+          </w:p>
+        </w:tc>
+        <w:tc>
+          <w:tcPr>
+            <w:tcW w:type="dxa" w:w="2736"/>
+            <w:shd w:val="clear" w:color="auto" w:fill="F3F5F8"/>
+          </w:tcPr>
+          <w:p>
+            <w:pPr>
+              <w:keepNext/>
+              <w:spacing w:before="30" w:after="30"/>
+            </w:pPr>
+            <w:r/>
+            <w:r>
+              <w:rPr>
+                <w:b w:val="0"/>
+                <w:sz w:val="19"/>
+              </w:rPr>
+              <w:t>The description is too broad</w:t>
+            </w:r>
+          </w:p>
+        </w:tc>
+        <w:tc>
+          <w:tcPr>
+            <w:tcW w:type="dxa" w:w="3456"/>
+            <w:shd w:val="clear" w:color="auto" w:fill="F3F5F8"/>
+          </w:tcPr>
+          <w:p>
+            <w:pPr>
+              <w:keepNext/>
+              <w:spacing w:before="30" w:after="30"/>
+            </w:pPr>
+            <w:r/>
+            <w:r>
+              <w:rPr>
+                <w:b w:val="0"/>
+                <w:sz w:val="19"/>
+              </w:rPr>
+              <w:t>Narrow it: name the brand, the formats, the audience.</w:t>
+            </w:r>
+          </w:p>
+        </w:tc>
+      </w:tr>
+      <w:tr>
+        <w:trPr>
+          <w:cantSplit w:val="true"/>
+        </w:trPr>
+        <w:tc>
+          <w:tcPr>
+            <w:tcW w:type="dxa" w:w="2448"/>
+          </w:tcPr>
+          <w:p>
+            <w:pPr>
+              <w:keepNext/>
+              <w:spacing w:before="30" w:after="30"/>
+            </w:pPr>
+            <w:r/>
+            <w:r>
+              <w:rPr>
+                <w:b/>
+                <w:sz w:val="19"/>
+              </w:rPr>
+              <w:t>It skips a rule</w:t>
+            </w:r>
+          </w:p>
+        </w:tc>
+        <w:tc>
+          <w:tcPr>
+            <w:tcW w:type="dxa" w:w="2736"/>
+          </w:tcPr>
+          <w:p>
+            <w:pPr>
+              <w:keepNext/>
+              <w:spacing w:before="30" w:after="30"/>
+            </w:pPr>
+            <w:r/>
+            <w:r>
+              <w:rPr>
+                <w:b w:val="0"/>
+                <w:sz w:val="19"/>
+              </w:rPr>
+              <w:t>The rule is vague</w:t>
+            </w:r>
+          </w:p>
+        </w:tc>
+        <w:tc>
+          <w:tcPr>
+            <w:tcW w:type="dxa" w:w="3456"/>
+          </w:tcPr>
+          <w:p>
+            <w:pPr>
+              <w:keepNext/>
+              <w:spacing w:before="30" w:after="30"/>
+            </w:pPr>
+            <w:r/>
+            <w:r>
+              <w:rPr>
+                <w:b w:val="0"/>
+                <w:sz w:val="19"/>
+              </w:rPr>
+              <w:t>Rewrite it as a check: “price written as S$3.90”.</w:t>
+            </w:r>
+          </w:p>
+        </w:tc>
+      </w:tr>
+      <w:tr>
+        <w:trPr>
+          <w:cantSplit w:val="true"/>
+        </w:trPr>
+        <w:tc>
+          <w:tcPr>
+            <w:tcW w:type="dxa" w:w="2448"/>
+            <w:shd w:val="clear" w:color="auto" w:fill="F3F5F8"/>
+          </w:tcPr>
+          <w:p>
+            <w:pPr>
+              <w:keepNext/>
+              <w:spacing w:before="30" w:after="30"/>
+            </w:pPr>
+            <w:r/>
+            <w:r>
+              <w:rPr>
+                <w:b/>
+                <w:sz w:val="19"/>
+              </w:rPr>
+              <w:t>A new kind of job goes wrong</w:t>
+            </w:r>
+          </w:p>
+        </w:tc>
+        <w:tc>
+          <w:tcPr>
+            <w:tcW w:type="dxa" w:w="2736"/>
+            <w:shd w:val="clear" w:color="auto" w:fill="F3F5F8"/>
+          </w:tcPr>
+          <w:p>
+            <w:pPr>
+              <w:keepNext/>
+              <w:spacing w:before="30" w:after="30"/>
+            </w:pPr>
+            <w:r/>
+            <w:r>
+              <w:rPr>
+                <w:b w:val="0"/>
+                <w:sz w:val="19"/>
+              </w:rPr>
+              <w:t>The skill has no rule for it</w:t>
+            </w:r>
+          </w:p>
+        </w:tc>
+        <w:tc>
+          <w:tcPr>
+            <w:tcW w:type="dxa" w:w="3456"/>
+            <w:shd w:val="clear" w:color="auto" w:fill="F3F5F8"/>
+          </w:tcPr>
+          <w:p>
+            <w:pPr>
+              <w:keepNext/>
+              <w:spacing w:before="30" w:after="30"/>
+            </w:pPr>
+            <w:r/>
+            <w:r>
+              <w:rPr>
+                <w:b w:val="0"/>
+                <w:sz w:val="19"/>
+              </w:rPr>
+              <w:t>Update it with /skill-creator — Lab 6, Block 4.</w:t>
+            </w:r>
+          </w:p>
+        </w:tc>
+      </w:tr>
+      <w:tr>
+        <w:trPr>
+          <w:cantSplit w:val="true"/>
+        </w:trPr>
+        <w:tc>
+          <w:tcPr>
+            <w:tcW w:type="dxa" w:w="2448"/>
+          </w:tcPr>
+          <w:p>
+            <w:pPr>
+              <w:spacing w:before="30" w:after="30"/>
+            </w:pPr>
+            <w:r/>
+            <w:r>
+              <w:rPr>
+                <w:b/>
+                <w:sz w:val="19"/>
+              </w:rPr>
+              <w:t>Colleagues get different results</w:t>
+            </w:r>
+          </w:p>
+        </w:tc>
+        <w:tc>
+          <w:tcPr>
+            <w:tcW w:type="dxa" w:w="2736"/>
+          </w:tcPr>
+          <w:p>
+            <w:pPr>
+              <w:spacing w:before="30" w:after="30"/>
+            </w:pPr>
+            <w:r/>
+            <w:r>
+              <w:rPr>
+                <w:b w:val="0"/>
+                <w:sz w:val="19"/>
+              </w:rPr>
+              <w:t>Each keeps a different copy</w:t>
+            </w:r>
+          </w:p>
+        </w:tc>
+        <w:tc>
+          <w:tcPr>
+            <w:tcW w:type="dxa" w:w="3456"/>
+          </w:tcPr>
+          <w:p>
+            <w:pPr>
+              <w:spacing w:before="30" w:after="30"/>
+            </w:pPr>
+            <w:r/>
+            <w:r>
+              <w:rPr>
+                <w:b w:val="0"/>
+                <w:sz w:val="19"/>
+              </w:rPr>
+              <w:t>Share one skill, or package it in a plugin.</w:t>
+            </w:r>
+          </w:p>
+        </w:tc>
+      </w:tr>
+    </w:tbl>
+    <w:p>
+      <w:pPr>
+        <w:spacing w:after="0" w:before="0" w:line="120" w:lineRule="exact"/>
+      </w:pPr>
+      <w:r>
+        <w:rPr>
+          <w:sz w:val="12"/>
+        </w:rPr>
       </w:r>
     </w:p>
     <w:p>
@@ -20792,7 +27195,7 @@
         <w:rPr>
           <w:b w:val="0"/>
         </w:rPr>
-        <w:t>By the end of this lab you can rewrite content in the brand voice, verify it, and save the routine as a skill with /skill-creator.</w:t>
+        <w:t>By the end of this lab you can capture the brand voice as an Agent Skill with /skill-creator, read its SKILL.md, use it on workplace messages and update it.</w:t>
       </w:r>
     </w:p>
     <w:p>
@@ -20810,7 +27213,7 @@
         <w:rPr>
           <w:b w:val="0"/>
         </w:rPr>
-        <w:t>Four channels and two weeks of posts are coming, and they all have to sound like Lumo. You rewrite five off-brand captions with Claude until they are right, then use /skill-creator to turn that verified routine into a lumo-brand-voice skill. From then on, every thread in the project — and every colleague — loads the same voice by name.</w:t>
+        <w:t>Every post and customer email has to sound like Lumo. You rewrite five off-brand captions until they are right, save the routine as a lumo-brand-voice skill with /skill-creator and read its SKILL.md. Then you use it on three waiting messages, spot the gap it leaves, and update the skill so every future reply closes it.</w:t>
       </w:r>
     </w:p>
     <w:p>
@@ -20828,7 +27231,7 @@
         <w:rPr>
           <w:b w:val="0"/>
         </w:rPr>
-        <w:t>A lumo-brand-voice Agent Skill, tested on a new caption.</w:t>
+        <w:t>A lumo-brand-voice Agent Skill, read in its SKILL.md, used on three workplace messages, then updated with a customer-reply section and retested.</w:t>
       </w:r>
     </w:p>
     <w:p>
@@ -21006,7 +27409,7 @@
                 <w:b w:val="0"/>
                 <w:sz w:val="19"/>
               </w:rPr>
-              <w:t>Uses: lumo-brand-guidelines.md is the source the skill is written from.</w:t>
+              <w:t>Uses: the brand guidelines the skill is written from, and the product sheet its replies may quote.</w:t>
             </w:r>
           </w:p>
         </w:tc>
@@ -21049,7 +27452,7 @@
                 <w:b w:val="0"/>
                 <w:sz w:val="19"/>
               </w:rPr>
-              <w:t>Uses: attach lumo-sample-captions.txt; the skill saves to Customize → Skills.</w:t>
+              <w:t>Uses: attach the captions, then the customer messages; the skill saves to Customize → Skills.</w:t>
             </w:r>
           </w:p>
         </w:tc>
@@ -21146,6 +27549,17 @@
     </w:p>
     <w:p>
       <w:pPr>
+        <w:pStyle w:val="ListBullet"/>
+      </w:pPr>
+      <w:r>
+        <w:rPr>
+          <w:b w:val="0"/>
+        </w:rPr>
+        <w:t>labs-threads/lab-06-brand-voice-skill/data/lumo-customer-messages.txt</w:t>
+      </w:r>
+    </w:p>
+    <w:p>
+      <w:pPr>
         <w:keepNext/>
         <w:spacing w:before="160" w:after="80"/>
       </w:pPr>
@@ -21163,7 +27577,7 @@
         <w:rPr>
           <w:b w:val="0"/>
         </w:rPr>
-        <w:t>This lab has three blocks, sent at different times. Block 1 does the work once so you can verify it. Block 2 saves it as a skill: type /skill-creator in the composer, then paste the block. Block 3 tests the saved skill.</w:t>
+        <w:t>This lab has five blocks, sent at different times. Block 1 does the work once so you can verify it. Block 2 saves it as a skill: type /skill-creator in the composer, then paste the block. Block 3 uses the saved skill on three workplace messages without naming it. Block 4 updates the skill, again after /skill-creator, and Block 5 tests the update in a fresh thread.</w:t>
       </w:r>
     </w:p>
     <w:p>
@@ -21179,7 +27593,7 @@
           <w:b w:val="0"/>
           <w:sz w:val="20"/>
         </w:rPr>
-        <w:t>Block 2 begins with you typing /skill-creator in the composer — it is not part of the pasted text.</w:t>
+        <w:t>Blocks 2 and 4 begin with you typing /skill-creator in the composer — it is not part of the pasted text.</w:t>
       </w:r>
     </w:p>
     <w:p>
@@ -21265,7 +27679,7 @@
           <w:color w:val="555B66"/>
           <w:sz w:val="19"/>
         </w:rPr>
-        <w:t>This is the Do step of Do · Verify · Save. You never write a skill from a blank page.</w:t>
+        <w:t>This is the Do step of Do · Verify · Save · Update. You never write a skill from a blank page.</w:t>
       </w:r>
     </w:p>
     <w:p>
@@ -21865,7 +28279,7 @@
         <w:rPr>
           <w:b w:val="0"/>
         </w:rPr>
-        <w:t xml:space="preserve"> and find it.</w:t>
+        <w:t xml:space="preserve"> and read its SKILL.md.</w:t>
       </w:r>
     </w:p>
     <w:p>
@@ -21929,7 +28343,7 @@
         <w:rPr>
           <w:b w:val="0"/>
         </w:rPr>
-        <w:t>Open Customize → Skills and find lumo-brand-voice.</w:t>
+        <w:t>Open Customize → Skills, open lumo-brand-voice and read its SKILL.md.</w:t>
       </w:r>
     </w:p>
     <w:p>
@@ -21951,7 +28365,7 @@
           <w:color w:val="555B66"/>
           <w:sz w:val="19"/>
         </w:rPr>
-        <w:t>Your own skills are listed here. Built-in skills such as pptx are not — they show in the context panel when they load.</w:t>
+        <w:t>Find the four parts: the name and description at the top, the rules and steps below them, and the examples file beside it. The whole skill is plain text you can read and edit.</w:t>
       </w:r>
     </w:p>
     <w:p>
@@ -21972,7 +28386,7 @@
         <w:rPr>
           <w:b w:val="0"/>
         </w:rPr>
-        <w:t>Start a new thread and send Block 3.</w:t>
+        <w:t>Start a new thread, attach lumo-customer-messages.txt and send Block 3.</w:t>
       </w:r>
     </w:p>
     <w:p>
@@ -21994,7 +28408,7 @@
           <w:color w:val="555B66"/>
           <w:sz w:val="19"/>
         </w:rPr>
-        <w:t>A fresh thread proves the skill works without the earlier conversation — which is exactly how other threads will use it.</w:t>
+        <w:t>Three messages waiting for a reply — the same file for everyone. The prompt does not name the skill, so if it loads, its description did its job.</w:t>
       </w:r>
     </w:p>
     <w:p>
@@ -22009,7 +28423,7 @@
           <w:color w:val="111827"/>
           <w:sz w:val="21"/>
         </w:rPr>
-        <w:t>Block 3 — TEST</w:t>
+        <w:t>Block 3 — USE</w:t>
       </w:r>
     </w:p>
     <w:p>
@@ -22022,7 +28436,7 @@
         <w:rPr>
           <w:b w:val="0"/>
         </w:rPr>
-        <w:t>Start a new thread in the project and send:</w:t>
+        <w:t>Start a new thread in the project, attach lumo-customer-messages.txt and send:</w:t>
       </w:r>
     </w:p>
     <w:tbl>
@@ -22070,13 +28484,13 @@
                 <w:color w:val="111827"/>
                 <w:sz w:val="19"/>
               </w:rPr>
-              <w:t>Use lumo-brand-voice to write an Instagram caption announcing</w:t>
-            </w:r>
-          </w:p>
-          <w:p>
-            <w:pPr>
-              <w:keepNext/>
-              <w:spacing w:after="0"/>
+              <w:t>Draft replies to messages 1 and 2 in the attached file, and</w:t>
+            </w:r>
+          </w:p>
+          <w:p>
+            <w:pPr>
+              <w:keepNext/>
+              <w:spacing w:after="80"/>
             </w:pPr>
             <w:r>
               <w:rPr>
@@ -22084,21 +28498,7 @@
                 <w:color w:val="111827"/>
                 <w:sz w:val="19"/>
               </w:rPr>
-              <w:t>that Lumo Cold Kopi 12-packs are available on Shopee from</w:t>
-            </w:r>
-          </w:p>
-          <w:p>
-            <w:pPr>
-              <w:keepNext/>
-              <w:spacing w:after="80"/>
-            </w:pPr>
-            <w:r>
-              <w:rPr>
-                <w:rFonts w:ascii="Courier New" w:hAnsi="Courier New"/>
-                <w:color w:val="111827"/>
-                <w:sz w:val="19"/>
-              </w:rPr>
-              <w:t>1 December. It's super healthy and the best kopi in Singapore!</w:t>
+              <w:t>rewrite the flyer line in message 3 so it is ready to print.</w:t>
             </w:r>
           </w:p>
         </w:tc>
@@ -22123,7 +28523,7 @@
         <w:rPr>
           <w:b w:val="0"/>
         </w:rPr>
-        <w:t>The skill should load by itself, remove both unprovable claims and run its checklist.</w:t>
+        <w:t>The prompt never names the skill. Check the reply's steps: lumo-brand-voice should have loaded by itself.</w:t>
       </w:r>
     </w:p>
     <w:p>
@@ -22144,7 +28544,7 @@
         <w:rPr>
           <w:b w:val="0"/>
         </w:rPr>
-        <w:t>Check the caption: no "healthy", no "best kopi in Singapore", S$ prices, #LumoKopi present.</w:t>
+        <w:t>Check that lumo-brand-voice loaded, then read the flyer line and the café reply.</w:t>
       </w:r>
     </w:p>
     <w:p>
@@ -22166,7 +28566,493 @@
           <w:color w:val="555B66"/>
           <w:sz w:val="19"/>
         </w:rPr>
-        <w:t>Both claims were traps. A skill that removes them has learned the rule, not just the examples.</w:t>
+        <w:t>The flyer line must lose "super healthy" and "best kopi in Singapore" and show S$3.90. The café asks for a wholesale price that is not in the product sheet — the reply must not invent one.</w:t>
+      </w:r>
+    </w:p>
+    <w:p>
+      <w:pPr>
+        <w:keepNext/>
+        <w:spacing w:after="40"/>
+        <w:ind w:left="440" w:hanging="440"/>
+      </w:pPr>
+      <w:r>
+        <w:rPr>
+          <w:b/>
+          <w:color w:val="1F6FEB"/>
+        </w:rPr>
+        <w:t>9.</w:t>
+        <w:tab/>
+      </w:r>
+      <w:r>
+        <w:rPr>
+          <w:b w:val="0"/>
+        </w:rPr>
+        <w:t>Read the reply to message 1 closely.</w:t>
+      </w:r>
+    </w:p>
+    <w:p>
+      <w:pPr>
+        <w:spacing w:after="120"/>
+        <w:ind w:left="440"/>
+      </w:pPr>
+      <w:r>
+        <w:rPr>
+          <w:b/>
+          <w:color w:val="555B66"/>
+          <w:sz w:val="19"/>
+        </w:rPr>
+        <w:t xml:space="preserve">Why: </w:t>
+      </w:r>
+      <w:r>
+        <w:rPr>
+          <w:b w:val="0"/>
+          <w:color w:val="555B66"/>
+          <w:sz w:val="19"/>
+        </w:rPr>
+        <w:t>Does it promise a refund or a new pack? The skill has no rule for customer replies yet. Fix that gap once, in the skill, not in every prompt.</w:t>
+      </w:r>
+    </w:p>
+    <w:p>
+      <w:pPr>
+        <w:keepNext/>
+        <w:spacing w:after="40"/>
+        <w:ind w:left="440" w:hanging="440"/>
+      </w:pPr>
+      <w:r>
+        <w:rPr>
+          <w:b/>
+          <w:color w:val="1F6FEB"/>
+        </w:rPr>
+        <w:t>10.</w:t>
+        <w:tab/>
+      </w:r>
+      <w:r>
+        <w:rPr>
+          <w:b w:val="0"/>
+        </w:rPr>
+        <w:t>Type /skill-creator in the composer, then paste Block 4 and approve the change.</w:t>
+      </w:r>
+    </w:p>
+    <w:p>
+      <w:pPr>
+        <w:spacing w:after="120"/>
+        <w:ind w:left="440"/>
+      </w:pPr>
+      <w:r>
+        <w:rPr>
+          <w:b/>
+          <w:color w:val="555B66"/>
+          <w:sz w:val="19"/>
+        </w:rPr>
+        <w:t xml:space="preserve">Why: </w:t>
+      </w:r>
+      <w:r>
+        <w:rPr>
+          <w:b w:val="0"/>
+          <w:color w:val="555B66"/>
+          <w:sz w:val="19"/>
+        </w:rPr>
+        <w:t>This is the Update step. Claude shows the change and confirms before it replaces the saved skill.</w:t>
+      </w:r>
+    </w:p>
+    <w:p>
+      <w:pPr>
+        <w:keepNext/>
+        <w:spacing w:after="40" w:before="80"/>
+        <w:ind w:left="440"/>
+      </w:pPr>
+      <w:r>
+        <w:rPr>
+          <w:b/>
+          <w:color w:val="111827"/>
+          <w:sz w:val="21"/>
+        </w:rPr>
+        <w:t>Block 4 — UPDATE</w:t>
+      </w:r>
+    </w:p>
+    <w:p>
+      <w:pPr>
+        <w:keepNext/>
+        <w:spacing w:after="60"/>
+        <w:ind w:left="440"/>
+      </w:pPr>
+      <w:r>
+        <w:rPr>
+          <w:b w:val="0"/>
+        </w:rPr>
+        <w:t>Type /skill-creator in the composer, then paste this:</w:t>
+      </w:r>
+    </w:p>
+    <w:tbl>
+      <w:tblPr>
+        <w:tblStyle w:val="TableGrid"/>
+        <w:tblW w:type="auto" w:w="0"/>
+        <w:tblLayout w:type="fixed"/>
+        <w:tblLook w:firstColumn="1" w:firstRow="1" w:lastColumn="0" w:lastRow="0" w:noHBand="0" w:noVBand="1" w:val="04A0"/>
+        <w:tblInd w:w="440" w:type="dxa"/>
+      </w:tblPr>
+      <w:tblGrid>
+        <w:gridCol w:w="8200"/>
+      </w:tblGrid>
+      <w:tr>
+        <w:trPr>
+          <w:cantSplit w:val="true"/>
+        </w:trPr>
+        <w:tc>
+          <w:tcPr>
+            <w:tcW w:type="dxa" w:w="8200"/>
+            <w:shd w:val="clear" w:color="auto" w:fill="FBF3EF"/>
+          </w:tcPr>
+          <w:p>
+            <w:pPr>
+              <w:keepNext/>
+              <w:spacing w:after="60"/>
+            </w:pPr>
+            <w:r>
+              <w:rPr>
+                <w:b/>
+                <w:color w:val="D97757"/>
+                <w:sz w:val="17"/>
+              </w:rPr>
+              <w:t>PROMPT — copy into Claude</w:t>
+            </w:r>
+          </w:p>
+          <w:p>
+            <w:pPr>
+              <w:keepNext/>
+              <w:spacing w:after="0"/>
+            </w:pPr>
+            <w:r>
+              <w:rPr>
+                <w:rFonts w:ascii="Courier New" w:hAnsi="Courier New"/>
+                <w:color w:val="111827"/>
+                <w:sz w:val="19"/>
+              </w:rPr>
+              <w:t>Update the lumo-brand-voice skill. Add a section for replies to</w:t>
+            </w:r>
+          </w:p>
+          <w:p>
+            <w:pPr>
+              <w:keepNext/>
+              <w:spacing w:after="0"/>
+            </w:pPr>
+            <w:r>
+              <w:rPr>
+                <w:rFonts w:ascii="Courier New" w:hAnsi="Courier New"/>
+                <w:color w:val="111827"/>
+                <w:sz w:val="19"/>
+              </w:rPr>
+              <w:t>customers and stockists:</w:t>
+            </w:r>
+          </w:p>
+          <w:p>
+            <w:pPr>
+              <w:keepNext/>
+              <w:spacing w:after="0"/>
+            </w:pPr>
+            <w:r>
+              <w:rPr>
+                <w:rFonts w:ascii="Courier New" w:hAnsi="Courier New"/>
+                <w:color w:val="111827"/>
+                <w:sz w:val="19"/>
+              </w:rPr>
+              <w:t>- thank them, and apologise once if something went wrong;</w:t>
+            </w:r>
+          </w:p>
+          <w:p>
+            <w:pPr>
+              <w:keepNext/>
+              <w:spacing w:after="0"/>
+            </w:pPr>
+            <w:r>
+              <w:rPr>
+                <w:rFonts w:ascii="Courier New" w:hAnsi="Courier New"/>
+                <w:color w:val="111827"/>
+                <w:sz w:val="19"/>
+              </w:rPr>
+              <w:t>- never promise a refund, replacement, discount or any price</w:t>
+            </w:r>
+          </w:p>
+          <w:p>
+            <w:pPr>
+              <w:keepNext/>
+              <w:spacing w:after="0"/>
+            </w:pPr>
+            <w:r>
+              <w:rPr>
+                <w:rFonts w:ascii="Courier New" w:hAnsi="Courier New"/>
+                <w:color w:val="111827"/>
+                <w:sz w:val="19"/>
+              </w:rPr>
+              <w:t xml:space="preserve">  that is not in lumo-product-sheet.md;</w:t>
+            </w:r>
+          </w:p>
+          <w:p>
+            <w:pPr>
+              <w:keepNext/>
+              <w:spacing w:after="0"/>
+            </w:pPr>
+            <w:r>
+              <w:rPr>
+                <w:rFonts w:ascii="Courier New" w:hAnsi="Courier New"/>
+                <w:color w:val="111827"/>
+                <w:sz w:val="19"/>
+              </w:rPr>
+              <w:t>- say the team will reply within two working days;</w:t>
+            </w:r>
+          </w:p>
+          <w:p>
+            <w:pPr>
+              <w:keepNext/>
+              <w:spacing w:after="0"/>
+            </w:pPr>
+            <w:r>
+              <w:rPr>
+                <w:rFonts w:ascii="Courier New" w:hAnsi="Courier New"/>
+                <w:color w:val="111827"/>
+                <w:sz w:val="19"/>
+              </w:rPr>
+              <w:t>- sign off "- The Lumo Kopi team".</w:t>
+            </w:r>
+          </w:p>
+          <w:p>
+            <w:pPr>
+              <w:keepNext/>
+              <w:spacing w:after="0"/>
+            </w:pPr>
+            <w:r>
+              <w:rPr>
+                <w:rFonts w:ascii="Courier New" w:hAnsi="Courier New"/>
+                <w:color w:val="111827"/>
+                <w:sz w:val="19"/>
+              </w:rPr>
+              <w:t xml:space="preserve"> </w:t>
+            </w:r>
+          </w:p>
+          <w:p>
+            <w:pPr>
+              <w:keepNext/>
+              <w:spacing w:after="80"/>
+            </w:pPr>
+            <w:r>
+              <w:rPr>
+                <w:rFonts w:ascii="Courier New" w:hAnsi="Courier New"/>
+                <w:color w:val="111827"/>
+                <w:sz w:val="19"/>
+              </w:rPr>
+              <w:t>Show me the change before you save over the skill.</w:t>
+            </w:r>
+          </w:p>
+        </w:tc>
+      </w:tr>
+    </w:tbl>
+    <w:p>
+      <w:pPr>
+        <w:spacing w:after="0" w:before="0" w:line="120" w:lineRule="exact"/>
+      </w:pPr>
+      <w:r>
+        <w:rPr>
+          <w:sz w:val="12"/>
+        </w:rPr>
+      </w:r>
+    </w:p>
+    <w:p>
+      <w:pPr>
+        <w:spacing w:after="160"/>
+        <w:ind w:left="440"/>
+      </w:pPr>
+      <w:r>
+        <w:rPr>
+          <w:b w:val="0"/>
+        </w:rPr>
+        <w:t>Read the change Claude proposes, then approve it.</w:t>
+      </w:r>
+    </w:p>
+    <w:p>
+      <w:pPr>
+        <w:keepNext/>
+        <w:spacing w:after="40"/>
+        <w:ind w:left="440" w:hanging="440"/>
+      </w:pPr>
+      <w:r>
+        <w:rPr>
+          <w:b/>
+          <w:color w:val="1F6FEB"/>
+        </w:rPr>
+        <w:t>11.</w:t>
+        <w:tab/>
+      </w:r>
+      <w:r>
+        <w:rPr>
+          <w:b w:val="0"/>
+        </w:rPr>
+        <w:t>Start a new thread, attach the file again and send Block 5.</w:t>
+      </w:r>
+    </w:p>
+    <w:p>
+      <w:pPr>
+        <w:spacing w:after="120"/>
+        <w:ind w:left="440"/>
+      </w:pPr>
+      <w:r>
+        <w:rPr>
+          <w:b/>
+          <w:color w:val="555B66"/>
+          <w:sz w:val="19"/>
+        </w:rPr>
+        <w:t xml:space="preserve">Why: </w:t>
+      </w:r>
+      <w:r>
+        <w:rPr>
+          <w:b w:val="0"/>
+          <w:color w:val="555B66"/>
+          <w:sz w:val="19"/>
+        </w:rPr>
+        <w:t>A fresh thread proves that the updated skill, not the earlier conversation, made the difference.</w:t>
+      </w:r>
+    </w:p>
+    <w:p>
+      <w:pPr>
+        <w:keepNext/>
+        <w:spacing w:after="40" w:before="80"/>
+        <w:ind w:left="440"/>
+      </w:pPr>
+      <w:r>
+        <w:rPr>
+          <w:b/>
+          <w:color w:val="111827"/>
+          <w:sz w:val="21"/>
+        </w:rPr>
+        <w:t>Block 5 — RETEST</w:t>
+      </w:r>
+    </w:p>
+    <w:p>
+      <w:pPr>
+        <w:keepNext/>
+        <w:spacing w:after="60"/>
+        <w:ind w:left="440"/>
+      </w:pPr>
+      <w:r>
+        <w:rPr>
+          <w:b w:val="0"/>
+        </w:rPr>
+        <w:t>Start a new thread, attach lumo-customer-messages.txt again and send:</w:t>
+      </w:r>
+    </w:p>
+    <w:tbl>
+      <w:tblPr>
+        <w:tblStyle w:val="TableGrid"/>
+        <w:tblW w:type="auto" w:w="0"/>
+        <w:tblLayout w:type="fixed"/>
+        <w:tblLook w:firstColumn="1" w:firstRow="1" w:lastColumn="0" w:lastRow="0" w:noHBand="0" w:noVBand="1" w:val="04A0"/>
+        <w:tblInd w:w="440" w:type="dxa"/>
+      </w:tblPr>
+      <w:tblGrid>
+        <w:gridCol w:w="8200"/>
+      </w:tblGrid>
+      <w:tr>
+        <w:trPr>
+          <w:cantSplit w:val="true"/>
+        </w:trPr>
+        <w:tc>
+          <w:tcPr>
+            <w:tcW w:type="dxa" w:w="8200"/>
+            <w:shd w:val="clear" w:color="auto" w:fill="FBF3EF"/>
+          </w:tcPr>
+          <w:p>
+            <w:pPr>
+              <w:keepNext/>
+              <w:spacing w:after="60"/>
+            </w:pPr>
+            <w:r>
+              <w:rPr>
+                <w:b/>
+                <w:color w:val="D97757"/>
+                <w:sz w:val="17"/>
+              </w:rPr>
+              <w:t>PROMPT — copy into Claude</w:t>
+            </w:r>
+          </w:p>
+          <w:p>
+            <w:pPr>
+              <w:keepNext/>
+              <w:spacing w:after="80"/>
+            </w:pPr>
+            <w:r>
+              <w:rPr>
+                <w:rFonts w:ascii="Courier New" w:hAnsi="Courier New"/>
+                <w:color w:val="111827"/>
+                <w:sz w:val="19"/>
+              </w:rPr>
+              <w:t>Reply to message 1 in the attached file.</w:t>
+            </w:r>
+          </w:p>
+        </w:tc>
+      </w:tr>
+    </w:tbl>
+    <w:p>
+      <w:pPr>
+        <w:spacing w:after="0" w:before="0" w:line="120" w:lineRule="exact"/>
+      </w:pPr>
+      <w:r>
+        <w:rPr>
+          <w:sz w:val="12"/>
+        </w:rPr>
+      </w:r>
+    </w:p>
+    <w:p>
+      <w:pPr>
+        <w:spacing w:after="160"/>
+        <w:ind w:left="440"/>
+      </w:pPr>
+      <w:r>
+        <w:rPr>
+          <w:b w:val="0"/>
+        </w:rPr>
+        <w:t>The reply should follow the new rules without you repeating any of them.</w:t>
+      </w:r>
+    </w:p>
+    <w:p>
+      <w:pPr>
+        <w:keepNext/>
+        <w:spacing w:after="40"/>
+        <w:ind w:left="440" w:hanging="440"/>
+      </w:pPr>
+      <w:r>
+        <w:rPr>
+          <w:b/>
+          <w:color w:val="1F6FEB"/>
+        </w:rPr>
+        <w:t>12.</w:t>
+        <w:tab/>
+      </w:r>
+      <w:r>
+        <w:rPr>
+          <w:b w:val="0"/>
+        </w:rPr>
+        <w:t>Check the new reply to message 1.</w:t>
+      </w:r>
+    </w:p>
+    <w:p>
+      <w:pPr>
+        <w:spacing w:after="120"/>
+        <w:ind w:left="440"/>
+      </w:pPr>
+      <w:r>
+        <w:rPr>
+          <w:b/>
+          <w:color w:val="555B66"/>
+          <w:sz w:val="19"/>
+        </w:rPr>
+        <w:t xml:space="preserve">Why: </w:t>
+      </w:r>
+      <w:r>
+        <w:rPr>
+          <w:b w:val="0"/>
+          <w:color w:val="555B66"/>
+          <w:sz w:val="19"/>
+        </w:rPr>
+        <w:t>No refund or replacement promised, a reply within two working days, and signed "- The Lumo Kopi team". One edit to the skill now changes every future reply, for you and for anyone who uses it.</w:t>
       </w:r>
     </w:p>
     <w:p>
@@ -22220,7 +29106,7 @@
                 <w:b w:val="0"/>
                 <w:sz w:val="20"/>
               </w:rPr>
-              <w:t>lumo-brand-voice appears under Customize → Skills with a description that says when to use it. In a fresh thread, Block 3 loaded the skill without being asked to find it, and the caption it returned drops "healthy" and "best kopi in Singapore", includes #LumoKopi, uses at most five hashtags and ends with one call to action, followed by the checklist results.</w:t>
+              <w:t>lumo-brand-voice appears under Customize → Skills, and its SKILL.md shows a name, a description that says when to use it, the brand rules and the checklist. In a fresh thread, Block 3 loaded the skill without naming it: the flyer line drops "super healthy" and "best kopi in Singapore" and shows S$3.90, and the café reply does not invent a wholesale price. After Block 4 the skill has a customer-reply section, and the Block 5 reply to message 1 promises no refund, says the team will reply within two working days and signs off "- The Lumo Kopi team".</w:t>
             </w:r>
           </w:p>
         </w:tc>
@@ -23371,6 +30257,49 @@
         <w:rPr>
           <w:b w:val="0"/>
         </w:rPr>
+        <w:t>Open the Marketing plugin in Customize → Plugins, list the skills it contains, and open brand-review.</w:t>
+      </w:r>
+    </w:p>
+    <w:p>
+      <w:pPr>
+        <w:spacing w:after="120"/>
+        <w:ind w:left="440"/>
+      </w:pPr>
+      <w:r>
+        <w:rPr>
+          <w:b/>
+          <w:color w:val="555B66"/>
+          <w:sz w:val="19"/>
+        </w:rPr>
+        <w:t xml:space="preserve">Why: </w:t>
+      </w:r>
+      <w:r>
+        <w:rPr>
+          <w:b w:val="0"/>
+          <w:color w:val="555B66"/>
+          <w:sz w:val="19"/>
+        </w:rPr>
+        <w:t>A plugin skill is the same kind of SKILL.md you wrote in Lab 6 — a name, a description, instructions — packaged with others. Compare its description with yours.</w:t>
+      </w:r>
+    </w:p>
+    <w:p>
+      <w:pPr>
+        <w:keepNext/>
+        <w:spacing w:after="40"/>
+        <w:ind w:left="440" w:hanging="440"/>
+      </w:pPr>
+      <w:r>
+        <w:rPr>
+          <w:b/>
+          <w:color w:val="1F6FEB"/>
+        </w:rPr>
+        <w:t>5.</w:t>
+        <w:tab/>
+      </w:r>
+      <w:r>
+        <w:rPr>
+          <w:b w:val="0"/>
+        </w:rPr>
         <w:t>Send Block 1 to stress-test the plan with /marketing:campaign-plan.</w:t>
       </w:r>
     </w:p>
@@ -23592,7 +30521,7 @@
           <w:b/>
           <w:color w:val="1F6FEB"/>
         </w:rPr>
-        <w:t>5.</w:t>
+        <w:t>6.</w:t>
         <w:tab/>
       </w:r>
       <w:r>
@@ -23635,7 +30564,7 @@
           <w:b/>
           <w:color w:val="1F6FEB"/>
         </w:rPr>
-        <w:t>6.</w:t>
+        <w:t>7.</w:t>
         <w:tab/>
       </w:r>
       <w:r>
@@ -23807,7 +30736,7 @@
           <w:b/>
           <w:color w:val="1F6FEB"/>
         </w:rPr>
-        <w:t>7.</w:t>
+        <w:t>8.</w:t>
         <w:tab/>
       </w:r>
       <w:r>
@@ -23850,7 +30779,7 @@
           <w:b/>
           <w:color w:val="1F6FEB"/>
         </w:rPr>
-        <w:t>8.</w:t>
+        <w:t>9.</w:t>
         <w:tab/>
       </w:r>
       <w:r>
@@ -24174,7 +31103,7 @@
           <w:b/>
           <w:color w:val="1F6FEB"/>
         </w:rPr>
-        <w:t>9.</w:t>
+        <w:t>10.</w:t>
         <w:tab/>
       </w:r>
       <w:r>
@@ -30856,6 +37785,23 @@
         <w:rPr>
           <w:b/>
         </w:rPr>
+        <w:t xml:space="preserve">Analyse one dataset — </w:t>
+      </w:r>
+      <w:r>
+        <w:rPr>
+          <w:b w:val="0"/>
+        </w:rPr>
+        <w:t>Attach a real export, define your terms, and check the code and the totals.</w:t>
+      </w:r>
+    </w:p>
+    <w:p>
+      <w:pPr>
+        <w:pStyle w:val="ListBullet"/>
+      </w:pPr>
+      <w:r>
+        <w:rPr>
+          <w:b/>
+        </w:rPr>
         <w:t xml:space="preserve">Schedule one routine — </w:t>
       </w:r>
       <w:r>
@@ -31642,6 +38588,132 @@
                 <w:b/>
                 <w:sz w:val="19"/>
               </w:rPr>
+              <w:t>Code execution</w:t>
+            </w:r>
+          </w:p>
+        </w:tc>
+        <w:tc>
+          <w:tcPr>
+            <w:tcW w:type="dxa" w:w="6336"/>
+          </w:tcPr>
+          <w:p>
+            <w:pPr>
+              <w:spacing w:before="30" w:after="30"/>
+            </w:pPr>
+            <w:r/>
+            <w:r>
+              <w:rPr>
+                <w:b w:val="0"/>
+                <w:sz w:val="19"/>
+              </w:rPr>
+              <w:t>Claude's built-in tool for writing and running code on your files — how it analyses data, draws charts and builds files.</w:t>
+            </w:r>
+          </w:p>
+        </w:tc>
+      </w:tr>
+      <w:tr>
+        <w:trPr>
+          <w:cantSplit w:val="true"/>
+        </w:trPr>
+        <w:tc>
+          <w:tcPr>
+            <w:tcW w:type="dxa" w:w="2304"/>
+            <w:shd w:val="clear" w:color="auto" w:fill="F3F5F8"/>
+          </w:tcPr>
+          <w:p>
+            <w:pPr>
+              <w:spacing w:before="30" w:after="30"/>
+            </w:pPr>
+            <w:r/>
+            <w:r>
+              <w:rPr>
+                <w:b/>
+                <w:sz w:val="19"/>
+              </w:rPr>
+              <w:t>Tool</w:t>
+            </w:r>
+          </w:p>
+        </w:tc>
+        <w:tc>
+          <w:tcPr>
+            <w:tcW w:type="dxa" w:w="6336"/>
+            <w:shd w:val="clear" w:color="auto" w:fill="F3F5F8"/>
+          </w:tcPr>
+          <w:p>
+            <w:pPr>
+              <w:spacing w:before="30" w:after="30"/>
+            </w:pPr>
+            <w:r/>
+            <w:r>
+              <w:rPr>
+                <w:b w:val="0"/>
+                <w:sz w:val="19"/>
+              </w:rPr>
+              <w:t>One action Claude can take — search, read, run code, create a file, send. Built in, or added by a connector.</w:t>
+            </w:r>
+          </w:p>
+        </w:tc>
+      </w:tr>
+      <w:tr>
+        <w:trPr>
+          <w:cantSplit w:val="true"/>
+        </w:trPr>
+        <w:tc>
+          <w:tcPr>
+            <w:tcW w:type="dxa" w:w="2304"/>
+          </w:tcPr>
+          <w:p>
+            <w:pPr>
+              <w:spacing w:before="30" w:after="30"/>
+            </w:pPr>
+            <w:r/>
+            <w:r>
+              <w:rPr>
+                <w:b/>
+                <w:sz w:val="19"/>
+              </w:rPr>
+              <w:t>Tool call</w:t>
+            </w:r>
+          </w:p>
+        </w:tc>
+        <w:tc>
+          <w:tcPr>
+            <w:tcW w:type="dxa" w:w="6336"/>
+          </w:tcPr>
+          <w:p>
+            <w:pPr>
+              <w:spacing w:before="30" w:after="30"/>
+            </w:pPr>
+            <w:r/>
+            <w:r>
+              <w:rPr>
+                <w:b w:val="0"/>
+                <w:sz w:val="19"/>
+              </w:rPr>
+              <w:t>One use of a tool, shown as a step in Claude's reply with its input and its result.</w:t>
+            </w:r>
+          </w:p>
+        </w:tc>
+      </w:tr>
+      <w:tr>
+        <w:trPr>
+          <w:cantSplit w:val="true"/>
+        </w:trPr>
+        <w:tc>
+          <w:tcPr>
+            <w:tcW w:type="dxa" w:w="2304"/>
+            <w:shd w:val="clear" w:color="auto" w:fill="F3F5F8"/>
+          </w:tcPr>
+          <w:p>
+            <w:pPr>
+              <w:spacing w:before="30" w:after="30"/>
+            </w:pPr>
+            <w:r/>
+            <w:r>
+              <w:rPr>
+                <w:b/>
+                <w:sz w:val="19"/>
+              </w:rPr>
               <w:t>Thread</w:t>
             </w:r>
           </w:p>
@@ -31649,6 +38721,7 @@
         <w:tc>
           <w:tcPr>
             <w:tcW w:type="dxa" w:w="6336"/>
+            <w:shd w:val="clear" w:color="auto" w:fill="F3F5F8"/>
           </w:tcPr>
           <w:p>
             <w:pPr>
